--- a/Основные документы/Отчёт_Широкова.docx
+++ b/Основные документы/Отчёт_Широкова.docx
@@ -1223,7 +1223,7 @@
               <w:szCs w:val="22"/>
             </w:rPr>
           </w:pPr>
-          <w:hyperlink w:anchor="_Toc244246347" w:history="1">
+          <w:hyperlink w:anchor="_Toc244336992" w:history="1">
             <w:r>
               <w:rPr>
                 <w:rStyle w:val="ad"/>
@@ -1231,17 +1231,69 @@
                 <w:bCs/>
                 <w:noProof/>
               </w:rPr>
-              <w:t>1.</w:t>
-            </w:r>
-            <w:r>
-              <w:rPr>
-                <w:rFonts w:asciiTheme="minorHAnsi" w:eastAsiaTheme="minorEastAsia" w:hAnsiTheme="minorHAnsi" w:cstheme="minorBidi"/>
-                <w:noProof/>
-                <w:sz w:val="22"/>
-                <w:szCs w:val="22"/>
+              <w:t>2. ПОСТАНОВКА ЗАДАЧИ</w:t>
+            </w:r>
+            <w:r>
+              <w:rPr>
+                <w:noProof/>
+                <w:webHidden/>
               </w:rPr>
               <w:tab/>
             </w:r>
+            <w:r>
+              <w:rPr>
+                <w:noProof/>
+                <w:webHidden/>
+              </w:rPr>
+              <w:fldChar w:fldCharType="begin"/>
+            </w:r>
+            <w:r>
+              <w:rPr>
+                <w:noProof/>
+                <w:webHidden/>
+              </w:rPr>
+              <w:instrText xml:space="preserve"> PAGEREF _Toc244336992 \h </w:instrText>
+            </w:r>
+            <w:r>
+              <w:rPr>
+                <w:noProof/>
+                <w:webHidden/>
+              </w:rPr>
+            </w:r>
+            <w:r>
+              <w:rPr>
+                <w:noProof/>
+                <w:webHidden/>
+              </w:rPr>
+              <w:fldChar w:fldCharType="separate"/>
+            </w:r>
+            <w:r>
+              <w:rPr>
+                <w:noProof/>
+                <w:webHidden/>
+              </w:rPr>
+              <w:t>3</w:t>
+            </w:r>
+            <w:r>
+              <w:rPr>
+                <w:noProof/>
+                <w:webHidden/>
+              </w:rPr>
+              <w:fldChar w:fldCharType="end"/>
+            </w:r>
+          </w:hyperlink>
+        </w:p>
+        <w:p>
+          <w:pPr>
+            <w:pStyle w:val="25"/>
+            <w:rPr>
+              <w:rFonts w:asciiTheme="minorHAnsi" w:eastAsiaTheme="minorEastAsia" w:hAnsiTheme="minorHAnsi" w:cstheme="minorBidi"/>
+              <w:noProof/>
+              <w:sz w:val="22"/>
+              <w:szCs w:val="22"/>
+            </w:rPr>
+          </w:pPr>
+          <w:hyperlink w:anchor="_Toc244336993" w:history="1">
             <w:r>
               <w:rPr>
                 <w:rStyle w:val="ad"/>
@@ -1249,7 +1301,7 @@
                 <w:bCs/>
                 <w:noProof/>
               </w:rPr>
-              <w:t>СПИСОК ИСТОЧНИКОВ ДЛЯ ОБЗОРА ИНФОРМАЦИИ С КРАТКИМ РЕЗЮМЕ</w:t>
+              <w:t>Индивидуальное задание</w:t>
             </w:r>
             <w:r>
               <w:rPr>
@@ -1270,7 +1322,7 @@
                 <w:noProof/>
                 <w:webHidden/>
               </w:rPr>
-              <w:instrText xml:space="preserve"> PAGEREF _Toc244246347 \h </w:instrText>
+              <w:instrText xml:space="preserve"> PAGEREF _Toc244336993 \h </w:instrText>
             </w:r>
             <w:r>
               <w:rPr>
@@ -1311,7 +1363,7 @@
               <w:szCs w:val="22"/>
             </w:rPr>
           </w:pPr>
-          <w:hyperlink w:anchor="_Toc244246348" w:history="1">
+          <w:hyperlink w:anchor="_Toc244336994" w:history="1">
             <w:r>
               <w:rPr>
                 <w:rStyle w:val="ad"/>
@@ -1319,7 +1371,7 @@
                 <w:bCs/>
                 <w:noProof/>
               </w:rPr>
-              <w:t>2. ПОСТАНОВКА ЗАДАЧИ</w:t>
+              <w:t>3. ИСХОДНЫЕ ДАННЫЕ ДЛЯ ЛАБОРАТОРНЫХ РАБОТ</w:t>
             </w:r>
             <w:r>
               <w:rPr>
@@ -1340,7 +1392,7 @@
                 <w:noProof/>
                 <w:webHidden/>
               </w:rPr>
-              <w:instrText xml:space="preserve"> PAGEREF _Toc244246348 \h </w:instrText>
+              <w:instrText xml:space="preserve"> PAGEREF _Toc244336994 \h </w:instrText>
             </w:r>
             <w:r>
               <w:rPr>
@@ -1361,6 +1413,216 @@
                 <w:webHidden/>
               </w:rPr>
               <w:t>4</w:t>
+            </w:r>
+            <w:r>
+              <w:rPr>
+                <w:noProof/>
+                <w:webHidden/>
+              </w:rPr>
+              <w:fldChar w:fldCharType="end"/>
+            </w:r>
+          </w:hyperlink>
+        </w:p>
+        <w:p>
+          <w:pPr>
+            <w:pStyle w:val="11"/>
+            <w:rPr>
+              <w:rFonts w:asciiTheme="minorHAnsi" w:eastAsiaTheme="minorEastAsia" w:hAnsiTheme="minorHAnsi" w:cstheme="minorBidi"/>
+              <w:noProof/>
+              <w:sz w:val="22"/>
+              <w:szCs w:val="22"/>
+            </w:rPr>
+          </w:pPr>
+          <w:hyperlink w:anchor="_Toc244336995" w:history="1">
+            <w:r>
+              <w:rPr>
+                <w:rStyle w:val="ad"/>
+                <w:b/>
+                <w:bCs/>
+                <w:noProof/>
+              </w:rPr>
+              <w:t>4. ПЛАН-ГРАФИК ВЫПОЛНЕНИЯ ЛАБОРАТОРНОЙ РАБОТЫ № 1</w:t>
+            </w:r>
+            <w:r>
+              <w:rPr>
+                <w:noProof/>
+                <w:webHidden/>
+              </w:rPr>
+              <w:tab/>
+            </w:r>
+            <w:r>
+              <w:rPr>
+                <w:noProof/>
+                <w:webHidden/>
+              </w:rPr>
+              <w:fldChar w:fldCharType="begin"/>
+            </w:r>
+            <w:r>
+              <w:rPr>
+                <w:noProof/>
+                <w:webHidden/>
+              </w:rPr>
+              <w:instrText xml:space="preserve"> PAGEREF _Toc244336995 \h </w:instrText>
+            </w:r>
+            <w:r>
+              <w:rPr>
+                <w:noProof/>
+                <w:webHidden/>
+              </w:rPr>
+            </w:r>
+            <w:r>
+              <w:rPr>
+                <w:noProof/>
+                <w:webHidden/>
+              </w:rPr>
+              <w:fldChar w:fldCharType="separate"/>
+            </w:r>
+            <w:r>
+              <w:rPr>
+                <w:noProof/>
+                <w:webHidden/>
+              </w:rPr>
+              <w:t>5</w:t>
+            </w:r>
+            <w:r>
+              <w:rPr>
+                <w:noProof/>
+                <w:webHidden/>
+              </w:rPr>
+              <w:fldChar w:fldCharType="end"/>
+            </w:r>
+          </w:hyperlink>
+        </w:p>
+        <w:p>
+          <w:pPr>
+            <w:pStyle w:val="11"/>
+            <w:rPr>
+              <w:rFonts w:asciiTheme="minorHAnsi" w:eastAsiaTheme="minorEastAsia" w:hAnsiTheme="minorHAnsi" w:cstheme="minorBidi"/>
+              <w:noProof/>
+              <w:sz w:val="22"/>
+              <w:szCs w:val="22"/>
+            </w:rPr>
+          </w:pPr>
+          <w:hyperlink w:anchor="_Toc244336996" w:history="1">
+            <w:r>
+              <w:rPr>
+                <w:rStyle w:val="ad"/>
+                <w:b/>
+                <w:bCs/>
+                <w:noProof/>
+              </w:rPr>
+              <w:t>5. СТРУКТУРА ДАННЫХ</w:t>
+            </w:r>
+            <w:r>
+              <w:rPr>
+                <w:noProof/>
+                <w:webHidden/>
+              </w:rPr>
+              <w:tab/>
+            </w:r>
+            <w:r>
+              <w:rPr>
+                <w:noProof/>
+                <w:webHidden/>
+              </w:rPr>
+              <w:fldChar w:fldCharType="begin"/>
+            </w:r>
+            <w:r>
+              <w:rPr>
+                <w:noProof/>
+                <w:webHidden/>
+              </w:rPr>
+              <w:instrText xml:space="preserve"> PAGEREF _Toc244336996 \h </w:instrText>
+            </w:r>
+            <w:r>
+              <w:rPr>
+                <w:noProof/>
+                <w:webHidden/>
+              </w:rPr>
+            </w:r>
+            <w:r>
+              <w:rPr>
+                <w:noProof/>
+                <w:webHidden/>
+              </w:rPr>
+              <w:fldChar w:fldCharType="separate"/>
+            </w:r>
+            <w:r>
+              <w:rPr>
+                <w:noProof/>
+                <w:webHidden/>
+              </w:rPr>
+              <w:t>6</w:t>
+            </w:r>
+            <w:r>
+              <w:rPr>
+                <w:noProof/>
+                <w:webHidden/>
+              </w:rPr>
+              <w:fldChar w:fldCharType="end"/>
+            </w:r>
+          </w:hyperlink>
+        </w:p>
+        <w:p>
+          <w:pPr>
+            <w:pStyle w:val="11"/>
+            <w:rPr>
+              <w:rFonts w:asciiTheme="minorHAnsi" w:eastAsiaTheme="minorEastAsia" w:hAnsiTheme="minorHAnsi" w:cstheme="minorBidi"/>
+              <w:noProof/>
+              <w:sz w:val="22"/>
+              <w:szCs w:val="22"/>
+            </w:rPr>
+          </w:pPr>
+          <w:hyperlink w:anchor="_Toc244336997" w:history="1">
+            <w:r>
+              <w:rPr>
+                <w:rStyle w:val="ad"/>
+                <w:b/>
+                <w:bCs/>
+                <w:noProof/>
+              </w:rPr>
+              <w:t>6. ОПИСАНИЕ ХОДА РАБОТЫ</w:t>
+            </w:r>
+            <w:r>
+              <w:rPr>
+                <w:noProof/>
+                <w:webHidden/>
+              </w:rPr>
+              <w:tab/>
+            </w:r>
+            <w:r>
+              <w:rPr>
+                <w:noProof/>
+                <w:webHidden/>
+              </w:rPr>
+              <w:fldChar w:fldCharType="begin"/>
+            </w:r>
+            <w:r>
+              <w:rPr>
+                <w:noProof/>
+                <w:webHidden/>
+              </w:rPr>
+              <w:instrText xml:space="preserve"> PAGEREF _Toc244336997 \h </w:instrText>
+            </w:r>
+            <w:r>
+              <w:rPr>
+                <w:noProof/>
+                <w:webHidden/>
+              </w:rPr>
+            </w:r>
+            <w:r>
+              <w:rPr>
+                <w:noProof/>
+                <w:webHidden/>
+              </w:rPr>
+              <w:fldChar w:fldCharType="separate"/>
+            </w:r>
+            <w:r>
+              <w:rPr>
+                <w:noProof/>
+                <w:webHidden/>
+              </w:rPr>
+              <w:t>7</w:t>
             </w:r>
             <w:r>
               <w:rPr>
@@ -1381,7 +1643,7 @@
               <w:szCs w:val="22"/>
             </w:rPr>
           </w:pPr>
-          <w:hyperlink w:anchor="_Toc244246349" w:history="1">
+          <w:hyperlink w:anchor="_Toc244336998" w:history="1">
             <w:r>
               <w:rPr>
                 <w:rStyle w:val="ad"/>
@@ -1389,7 +1651,7 @@
                 <w:bCs/>
                 <w:noProof/>
               </w:rPr>
-              <w:t>Индивидуальное задание</w:t>
+              <w:t>6.1. Валидация исходных данных</w:t>
             </w:r>
             <w:r>
               <w:rPr>
@@ -1410,7 +1672,7 @@
                 <w:noProof/>
                 <w:webHidden/>
               </w:rPr>
-              <w:instrText xml:space="preserve"> PAGEREF _Toc244246349 \h </w:instrText>
+              <w:instrText xml:space="preserve"> PAGEREF _Toc244336998 \h </w:instrText>
             </w:r>
             <w:r>
               <w:rPr>
@@ -1430,7 +1692,536 @@
                 <w:noProof/>
                 <w:webHidden/>
               </w:rPr>
-              <w:t>4</w:t>
+              <w:t>7</w:t>
+            </w:r>
+            <w:r>
+              <w:rPr>
+                <w:noProof/>
+                <w:webHidden/>
+              </w:rPr>
+              <w:fldChar w:fldCharType="end"/>
+            </w:r>
+          </w:hyperlink>
+        </w:p>
+        <w:p>
+          <w:pPr>
+            <w:pStyle w:val="25"/>
+            <w:rPr>
+              <w:rFonts w:asciiTheme="minorHAnsi" w:eastAsiaTheme="minorEastAsia" w:hAnsiTheme="minorHAnsi" w:cstheme="minorBidi"/>
+              <w:noProof/>
+              <w:sz w:val="22"/>
+              <w:szCs w:val="22"/>
+            </w:rPr>
+          </w:pPr>
+          <w:hyperlink w:anchor="_Toc244336999" w:history="1">
+            <w:r>
+              <w:rPr>
+                <w:rStyle w:val="ad"/>
+                <w:b/>
+                <w:bCs/>
+                <w:noProof/>
+              </w:rPr>
+              <w:t>6.2. Анализ корреляций и устранение избыточности</w:t>
+            </w:r>
+            <w:r>
+              <w:rPr>
+                <w:noProof/>
+                <w:webHidden/>
+              </w:rPr>
+              <w:tab/>
+            </w:r>
+            <w:r>
+              <w:rPr>
+                <w:noProof/>
+                <w:webHidden/>
+              </w:rPr>
+              <w:fldChar w:fldCharType="begin"/>
+            </w:r>
+            <w:r>
+              <w:rPr>
+                <w:noProof/>
+                <w:webHidden/>
+              </w:rPr>
+              <w:instrText xml:space="preserve"> PAGEREF _Toc244336999 \h </w:instrText>
+            </w:r>
+            <w:r>
+              <w:rPr>
+                <w:noProof/>
+                <w:webHidden/>
+              </w:rPr>
+            </w:r>
+            <w:r>
+              <w:rPr>
+                <w:noProof/>
+                <w:webHidden/>
+              </w:rPr>
+              <w:fldChar w:fldCharType="separate"/>
+            </w:r>
+            <w:r>
+              <w:rPr>
+                <w:noProof/>
+                <w:webHidden/>
+              </w:rPr>
+              <w:t>8</w:t>
+            </w:r>
+            <w:r>
+              <w:rPr>
+                <w:noProof/>
+                <w:webHidden/>
+              </w:rPr>
+              <w:fldChar w:fldCharType="end"/>
+            </w:r>
+          </w:hyperlink>
+        </w:p>
+        <w:p>
+          <w:pPr>
+            <w:pStyle w:val="25"/>
+            <w:rPr>
+              <w:rFonts w:asciiTheme="minorHAnsi" w:eastAsiaTheme="minorEastAsia" w:hAnsiTheme="minorHAnsi" w:cstheme="minorBidi"/>
+              <w:noProof/>
+              <w:sz w:val="22"/>
+              <w:szCs w:val="22"/>
+            </w:rPr>
+          </w:pPr>
+          <w:hyperlink w:anchor="_Toc244337000" w:history="1">
+            <w:r>
+              <w:rPr>
+                <w:rStyle w:val="ad"/>
+                <w:b/>
+                <w:bCs/>
+                <w:noProof/>
+              </w:rPr>
+              <w:t>6.3. Очистка от аномальных значений</w:t>
+            </w:r>
+            <w:r>
+              <w:rPr>
+                <w:noProof/>
+                <w:webHidden/>
+              </w:rPr>
+              <w:tab/>
+            </w:r>
+            <w:r>
+              <w:rPr>
+                <w:noProof/>
+                <w:webHidden/>
+              </w:rPr>
+              <w:fldChar w:fldCharType="begin"/>
+            </w:r>
+            <w:r>
+              <w:rPr>
+                <w:noProof/>
+                <w:webHidden/>
+              </w:rPr>
+              <w:instrText xml:space="preserve"> PAGEREF _Toc244337000 \h </w:instrText>
+            </w:r>
+            <w:r>
+              <w:rPr>
+                <w:noProof/>
+                <w:webHidden/>
+              </w:rPr>
+            </w:r>
+            <w:r>
+              <w:rPr>
+                <w:noProof/>
+                <w:webHidden/>
+              </w:rPr>
+              <w:fldChar w:fldCharType="separate"/>
+            </w:r>
+            <w:r>
+              <w:rPr>
+                <w:noProof/>
+                <w:webHidden/>
+              </w:rPr>
+              <w:t>10</w:t>
+            </w:r>
+            <w:r>
+              <w:rPr>
+                <w:noProof/>
+                <w:webHidden/>
+              </w:rPr>
+              <w:fldChar w:fldCharType="end"/>
+            </w:r>
+          </w:hyperlink>
+        </w:p>
+        <w:p>
+          <w:pPr>
+            <w:pStyle w:val="25"/>
+            <w:rPr>
+              <w:rFonts w:asciiTheme="minorHAnsi" w:eastAsiaTheme="minorEastAsia" w:hAnsiTheme="minorHAnsi" w:cstheme="minorBidi"/>
+              <w:noProof/>
+              <w:sz w:val="22"/>
+              <w:szCs w:val="22"/>
+            </w:rPr>
+          </w:pPr>
+          <w:hyperlink w:anchor="_Toc244337001" w:history="1">
+            <w:r>
+              <w:rPr>
+                <w:rStyle w:val="ad"/>
+                <w:b/>
+                <w:bCs/>
+                <w:noProof/>
+              </w:rPr>
+              <w:t>6.4. Визуальный анализ датасета</w:t>
+            </w:r>
+            <w:r>
+              <w:rPr>
+                <w:noProof/>
+                <w:webHidden/>
+              </w:rPr>
+              <w:tab/>
+            </w:r>
+            <w:r>
+              <w:rPr>
+                <w:noProof/>
+                <w:webHidden/>
+              </w:rPr>
+              <w:fldChar w:fldCharType="begin"/>
+            </w:r>
+            <w:r>
+              <w:rPr>
+                <w:noProof/>
+                <w:webHidden/>
+              </w:rPr>
+              <w:instrText xml:space="preserve"> PAGEREF _Toc244337001 \h </w:instrText>
+            </w:r>
+            <w:r>
+              <w:rPr>
+                <w:noProof/>
+                <w:webHidden/>
+              </w:rPr>
+            </w:r>
+            <w:r>
+              <w:rPr>
+                <w:noProof/>
+                <w:webHidden/>
+              </w:rPr>
+              <w:fldChar w:fldCharType="separate"/>
+            </w:r>
+            <w:r>
+              <w:rPr>
+                <w:noProof/>
+                <w:webHidden/>
+              </w:rPr>
+              <w:t>10</w:t>
+            </w:r>
+            <w:r>
+              <w:rPr>
+                <w:noProof/>
+                <w:webHidden/>
+              </w:rPr>
+              <w:fldChar w:fldCharType="end"/>
+            </w:r>
+          </w:hyperlink>
+        </w:p>
+        <w:p>
+          <w:pPr>
+            <w:pStyle w:val="25"/>
+            <w:rPr>
+              <w:rFonts w:asciiTheme="minorHAnsi" w:eastAsiaTheme="minorEastAsia" w:hAnsiTheme="minorHAnsi" w:cstheme="minorBidi"/>
+              <w:noProof/>
+              <w:sz w:val="22"/>
+              <w:szCs w:val="22"/>
+            </w:rPr>
+          </w:pPr>
+          <w:hyperlink w:anchor="_Toc244337002" w:history="1">
+            <w:r>
+              <w:rPr>
+                <w:rStyle w:val="ad"/>
+                <w:b/>
+                <w:bCs/>
+                <w:noProof/>
+              </w:rPr>
+              <w:t>6.4.1 Метод PCA</w:t>
+            </w:r>
+            <w:r>
+              <w:rPr>
+                <w:noProof/>
+                <w:webHidden/>
+              </w:rPr>
+              <w:tab/>
+            </w:r>
+            <w:r>
+              <w:rPr>
+                <w:noProof/>
+                <w:webHidden/>
+              </w:rPr>
+              <w:fldChar w:fldCharType="begin"/>
+            </w:r>
+            <w:r>
+              <w:rPr>
+                <w:noProof/>
+                <w:webHidden/>
+              </w:rPr>
+              <w:instrText xml:space="preserve"> PAGEREF _Toc244337002 \h </w:instrText>
+            </w:r>
+            <w:r>
+              <w:rPr>
+                <w:noProof/>
+                <w:webHidden/>
+              </w:rPr>
+            </w:r>
+            <w:r>
+              <w:rPr>
+                <w:noProof/>
+                <w:webHidden/>
+              </w:rPr>
+              <w:fldChar w:fldCharType="separate"/>
+            </w:r>
+            <w:r>
+              <w:rPr>
+                <w:noProof/>
+                <w:webHidden/>
+              </w:rPr>
+              <w:t>10</w:t>
+            </w:r>
+            <w:r>
+              <w:rPr>
+                <w:noProof/>
+                <w:webHidden/>
+              </w:rPr>
+              <w:fldChar w:fldCharType="end"/>
+            </w:r>
+          </w:hyperlink>
+        </w:p>
+        <w:p>
+          <w:pPr>
+            <w:pStyle w:val="25"/>
+            <w:rPr>
+              <w:rFonts w:asciiTheme="minorHAnsi" w:eastAsiaTheme="minorEastAsia" w:hAnsiTheme="minorHAnsi" w:cstheme="minorBidi"/>
+              <w:noProof/>
+              <w:sz w:val="22"/>
+              <w:szCs w:val="22"/>
+            </w:rPr>
+          </w:pPr>
+          <w:hyperlink w:anchor="_Toc244337003" w:history="1">
+            <w:r>
+              <w:rPr>
+                <w:rStyle w:val="ad"/>
+                <w:b/>
+                <w:bCs/>
+                <w:noProof/>
+              </w:rPr>
+              <w:t xml:space="preserve">6.4.2 Метод </w:t>
+            </w:r>
+            <w:r>
+              <w:rPr>
+                <w:rStyle w:val="ad"/>
+                <w:b/>
+                <w:bCs/>
+                <w:noProof/>
+                <w:lang w:val="en-US"/>
+              </w:rPr>
+              <w:t>UMAP</w:t>
+            </w:r>
+            <w:r>
+              <w:rPr>
+                <w:noProof/>
+                <w:webHidden/>
+              </w:rPr>
+              <w:tab/>
+            </w:r>
+            <w:r>
+              <w:rPr>
+                <w:noProof/>
+                <w:webHidden/>
+              </w:rPr>
+              <w:fldChar w:fldCharType="begin"/>
+            </w:r>
+            <w:r>
+              <w:rPr>
+                <w:noProof/>
+                <w:webHidden/>
+              </w:rPr>
+              <w:instrText xml:space="preserve"> PAGEREF _Toc244337003 \h </w:instrText>
+            </w:r>
+            <w:r>
+              <w:rPr>
+                <w:noProof/>
+                <w:webHidden/>
+              </w:rPr>
+            </w:r>
+            <w:r>
+              <w:rPr>
+                <w:noProof/>
+                <w:webHidden/>
+              </w:rPr>
+              <w:fldChar w:fldCharType="separate"/>
+            </w:r>
+            <w:r>
+              <w:rPr>
+                <w:noProof/>
+                <w:webHidden/>
+              </w:rPr>
+              <w:t>11</w:t>
+            </w:r>
+            <w:r>
+              <w:rPr>
+                <w:noProof/>
+                <w:webHidden/>
+              </w:rPr>
+              <w:fldChar w:fldCharType="end"/>
+            </w:r>
+          </w:hyperlink>
+        </w:p>
+        <w:p>
+          <w:pPr>
+            <w:pStyle w:val="25"/>
+            <w:rPr>
+              <w:rFonts w:asciiTheme="minorHAnsi" w:eastAsiaTheme="minorEastAsia" w:hAnsiTheme="minorHAnsi" w:cstheme="minorBidi"/>
+              <w:noProof/>
+              <w:sz w:val="22"/>
+              <w:szCs w:val="22"/>
+            </w:rPr>
+          </w:pPr>
+          <w:hyperlink w:anchor="_Toc244337004" w:history="1">
+            <w:r>
+              <w:rPr>
+                <w:rStyle w:val="ad"/>
+                <w:b/>
+                <w:bCs/>
+                <w:noProof/>
+              </w:rPr>
+              <w:t xml:space="preserve">6.4.3 Метод </w:t>
+            </w:r>
+            <w:r>
+              <w:rPr>
+                <w:rStyle w:val="ad"/>
+                <w:b/>
+                <w:bCs/>
+                <w:noProof/>
+                <w:lang w:val="en-US"/>
+              </w:rPr>
+              <w:t>t</w:t>
+            </w:r>
+            <w:r>
+              <w:rPr>
+                <w:rStyle w:val="ad"/>
+                <w:b/>
+                <w:bCs/>
+                <w:noProof/>
+              </w:rPr>
+              <w:t>-</w:t>
+            </w:r>
+            <w:r>
+              <w:rPr>
+                <w:rStyle w:val="ad"/>
+                <w:b/>
+                <w:bCs/>
+                <w:noProof/>
+                <w:lang w:val="en-US"/>
+              </w:rPr>
+              <w:t>NSE</w:t>
+            </w:r>
+            <w:r>
+              <w:rPr>
+                <w:noProof/>
+                <w:webHidden/>
+              </w:rPr>
+              <w:tab/>
+            </w:r>
+            <w:r>
+              <w:rPr>
+                <w:noProof/>
+                <w:webHidden/>
+              </w:rPr>
+              <w:fldChar w:fldCharType="begin"/>
+            </w:r>
+            <w:r>
+              <w:rPr>
+                <w:noProof/>
+                <w:webHidden/>
+              </w:rPr>
+              <w:instrText xml:space="preserve"> PAGEREF _Toc244337004 \h </w:instrText>
+            </w:r>
+            <w:r>
+              <w:rPr>
+                <w:noProof/>
+                <w:webHidden/>
+              </w:rPr>
+            </w:r>
+            <w:r>
+              <w:rPr>
+                <w:noProof/>
+                <w:webHidden/>
+              </w:rPr>
+              <w:fldChar w:fldCharType="separate"/>
+            </w:r>
+            <w:r>
+              <w:rPr>
+                <w:noProof/>
+                <w:webHidden/>
+              </w:rPr>
+              <w:t>12</w:t>
+            </w:r>
+            <w:r>
+              <w:rPr>
+                <w:noProof/>
+                <w:webHidden/>
+              </w:rPr>
+              <w:fldChar w:fldCharType="end"/>
+            </w:r>
+          </w:hyperlink>
+        </w:p>
+        <w:p>
+          <w:pPr>
+            <w:pStyle w:val="25"/>
+            <w:rPr>
+              <w:rFonts w:asciiTheme="minorHAnsi" w:eastAsiaTheme="minorEastAsia" w:hAnsiTheme="minorHAnsi" w:cstheme="minorBidi"/>
+              <w:noProof/>
+              <w:sz w:val="22"/>
+              <w:szCs w:val="22"/>
+            </w:rPr>
+          </w:pPr>
+          <w:hyperlink w:anchor="_Toc244337005" w:history="1">
+            <w:r>
+              <w:rPr>
+                <w:rStyle w:val="ad"/>
+                <w:b/>
+                <w:bCs/>
+                <w:noProof/>
+              </w:rPr>
+              <w:t>6.4.4 Общий вывод</w:t>
+            </w:r>
+            <w:r>
+              <w:rPr>
+                <w:noProof/>
+                <w:webHidden/>
+              </w:rPr>
+              <w:tab/>
+            </w:r>
+            <w:r>
+              <w:rPr>
+                <w:noProof/>
+                <w:webHidden/>
+              </w:rPr>
+              <w:fldChar w:fldCharType="begin"/>
+            </w:r>
+            <w:r>
+              <w:rPr>
+                <w:noProof/>
+                <w:webHidden/>
+              </w:rPr>
+              <w:instrText xml:space="preserve"> PAGEREF _Toc244337005 \h </w:instrText>
+            </w:r>
+            <w:r>
+              <w:rPr>
+                <w:noProof/>
+                <w:webHidden/>
+              </w:rPr>
+            </w:r>
+            <w:r>
+              <w:rPr>
+                <w:noProof/>
+                <w:webHidden/>
+              </w:rPr>
+              <w:fldChar w:fldCharType="separate"/>
+            </w:r>
+            <w:r>
+              <w:rPr>
+                <w:noProof/>
+                <w:webHidden/>
+              </w:rPr>
+              <w:t>13</w:t>
             </w:r>
             <w:r>
               <w:rPr>
@@ -1451,7 +2242,7 @@
               <w:szCs w:val="22"/>
             </w:rPr>
           </w:pPr>
-          <w:hyperlink w:anchor="_Toc244246350" w:history="1">
+          <w:hyperlink w:anchor="_Toc244337006" w:history="1">
             <w:r>
               <w:rPr>
                 <w:rStyle w:val="ad"/>
@@ -1459,7 +2250,7 @@
                 <w:bCs/>
                 <w:noProof/>
               </w:rPr>
-              <w:t>3. ИСХОДНЫЕ ДАННЫЕ ДЛЯ ЛАБОРАТОРНЫХ РАБОТ</w:t>
+              <w:t>7. ПРОВЕРКА ГИПОТЕЗЫ</w:t>
             </w:r>
             <w:r>
               <w:rPr>
@@ -1480,7 +2271,7 @@
                 <w:noProof/>
                 <w:webHidden/>
               </w:rPr>
-              <w:instrText xml:space="preserve"> PAGEREF _Toc244246350 \h </w:instrText>
+              <w:instrText xml:space="preserve"> PAGEREF _Toc244337006 \h </w:instrText>
             </w:r>
             <w:r>
               <w:rPr>
@@ -1500,7 +2291,287 @@
                 <w:noProof/>
                 <w:webHidden/>
               </w:rPr>
-              <w:t>5</w:t>
+              <w:t>14</w:t>
+            </w:r>
+            <w:r>
+              <w:rPr>
+                <w:noProof/>
+                <w:webHidden/>
+              </w:rPr>
+              <w:fldChar w:fldCharType="end"/>
+            </w:r>
+          </w:hyperlink>
+        </w:p>
+        <w:p>
+          <w:pPr>
+            <w:pStyle w:val="25"/>
+            <w:rPr>
+              <w:rFonts w:asciiTheme="minorHAnsi" w:eastAsiaTheme="minorEastAsia" w:hAnsiTheme="minorHAnsi" w:cstheme="minorBidi"/>
+              <w:noProof/>
+              <w:sz w:val="22"/>
+              <w:szCs w:val="22"/>
+            </w:rPr>
+          </w:pPr>
+          <w:hyperlink w:anchor="_Toc244337007" w:history="1">
+            <w:r>
+              <w:rPr>
+                <w:rStyle w:val="ad"/>
+                <w:b/>
+                <w:bCs/>
+                <w:noProof/>
+              </w:rPr>
+              <w:t>7.1. Выдвинутые гипотезы</w:t>
+            </w:r>
+            <w:r>
+              <w:rPr>
+                <w:noProof/>
+                <w:webHidden/>
+              </w:rPr>
+              <w:tab/>
+            </w:r>
+            <w:r>
+              <w:rPr>
+                <w:noProof/>
+                <w:webHidden/>
+              </w:rPr>
+              <w:fldChar w:fldCharType="begin"/>
+            </w:r>
+            <w:r>
+              <w:rPr>
+                <w:noProof/>
+                <w:webHidden/>
+              </w:rPr>
+              <w:instrText xml:space="preserve"> PAGEREF _Toc244337007 \h </w:instrText>
+            </w:r>
+            <w:r>
+              <w:rPr>
+                <w:noProof/>
+                <w:webHidden/>
+              </w:rPr>
+            </w:r>
+            <w:r>
+              <w:rPr>
+                <w:noProof/>
+                <w:webHidden/>
+              </w:rPr>
+              <w:fldChar w:fldCharType="separate"/>
+            </w:r>
+            <w:r>
+              <w:rPr>
+                <w:noProof/>
+                <w:webHidden/>
+              </w:rPr>
+              <w:t>14</w:t>
+            </w:r>
+            <w:r>
+              <w:rPr>
+                <w:noProof/>
+                <w:webHidden/>
+              </w:rPr>
+              <w:fldChar w:fldCharType="end"/>
+            </w:r>
+          </w:hyperlink>
+        </w:p>
+        <w:p>
+          <w:pPr>
+            <w:pStyle w:val="25"/>
+            <w:rPr>
+              <w:rFonts w:asciiTheme="minorHAnsi" w:eastAsiaTheme="minorEastAsia" w:hAnsiTheme="minorHAnsi" w:cstheme="minorBidi"/>
+              <w:noProof/>
+              <w:sz w:val="22"/>
+              <w:szCs w:val="22"/>
+            </w:rPr>
+          </w:pPr>
+          <w:hyperlink w:anchor="_Toc244337008" w:history="1">
+            <w:r>
+              <w:rPr>
+                <w:rStyle w:val="ad"/>
+                <w:b/>
+                <w:bCs/>
+                <w:noProof/>
+              </w:rPr>
+              <w:t>7.2. Методика проверки</w:t>
+            </w:r>
+            <w:r>
+              <w:rPr>
+                <w:noProof/>
+                <w:webHidden/>
+              </w:rPr>
+              <w:tab/>
+            </w:r>
+            <w:r>
+              <w:rPr>
+                <w:noProof/>
+                <w:webHidden/>
+              </w:rPr>
+              <w:fldChar w:fldCharType="begin"/>
+            </w:r>
+            <w:r>
+              <w:rPr>
+                <w:noProof/>
+                <w:webHidden/>
+              </w:rPr>
+              <w:instrText xml:space="preserve"> PAGEREF _Toc244337008 \h </w:instrText>
+            </w:r>
+            <w:r>
+              <w:rPr>
+                <w:noProof/>
+                <w:webHidden/>
+              </w:rPr>
+            </w:r>
+            <w:r>
+              <w:rPr>
+                <w:noProof/>
+                <w:webHidden/>
+              </w:rPr>
+              <w:fldChar w:fldCharType="separate"/>
+            </w:r>
+            <w:r>
+              <w:rPr>
+                <w:noProof/>
+                <w:webHidden/>
+              </w:rPr>
+              <w:t>14</w:t>
+            </w:r>
+            <w:r>
+              <w:rPr>
+                <w:noProof/>
+                <w:webHidden/>
+              </w:rPr>
+              <w:fldChar w:fldCharType="end"/>
+            </w:r>
+          </w:hyperlink>
+        </w:p>
+        <w:p>
+          <w:pPr>
+            <w:pStyle w:val="25"/>
+            <w:rPr>
+              <w:rFonts w:asciiTheme="minorHAnsi" w:eastAsiaTheme="minorEastAsia" w:hAnsiTheme="minorHAnsi" w:cstheme="minorBidi"/>
+              <w:noProof/>
+              <w:sz w:val="22"/>
+              <w:szCs w:val="22"/>
+            </w:rPr>
+          </w:pPr>
+          <w:hyperlink w:anchor="_Toc244337009" w:history="1">
+            <w:r>
+              <w:rPr>
+                <w:rStyle w:val="ad"/>
+                <w:b/>
+                <w:bCs/>
+                <w:noProof/>
+              </w:rPr>
+              <w:t>7.3. Результаты</w:t>
+            </w:r>
+            <w:r>
+              <w:rPr>
+                <w:noProof/>
+                <w:webHidden/>
+              </w:rPr>
+              <w:tab/>
+            </w:r>
+            <w:r>
+              <w:rPr>
+                <w:noProof/>
+                <w:webHidden/>
+              </w:rPr>
+              <w:fldChar w:fldCharType="begin"/>
+            </w:r>
+            <w:r>
+              <w:rPr>
+                <w:noProof/>
+                <w:webHidden/>
+              </w:rPr>
+              <w:instrText xml:space="preserve"> PAGEREF _Toc244337009 \h </w:instrText>
+            </w:r>
+            <w:r>
+              <w:rPr>
+                <w:noProof/>
+                <w:webHidden/>
+              </w:rPr>
+            </w:r>
+            <w:r>
+              <w:rPr>
+                <w:noProof/>
+                <w:webHidden/>
+              </w:rPr>
+              <w:fldChar w:fldCharType="separate"/>
+            </w:r>
+            <w:r>
+              <w:rPr>
+                <w:noProof/>
+                <w:webHidden/>
+              </w:rPr>
+              <w:t>14</w:t>
+            </w:r>
+            <w:r>
+              <w:rPr>
+                <w:noProof/>
+                <w:webHidden/>
+              </w:rPr>
+              <w:fldChar w:fldCharType="end"/>
+            </w:r>
+          </w:hyperlink>
+        </w:p>
+        <w:p>
+          <w:pPr>
+            <w:pStyle w:val="25"/>
+            <w:rPr>
+              <w:rFonts w:asciiTheme="minorHAnsi" w:eastAsiaTheme="minorEastAsia" w:hAnsiTheme="minorHAnsi" w:cstheme="minorBidi"/>
+              <w:noProof/>
+              <w:sz w:val="22"/>
+              <w:szCs w:val="22"/>
+            </w:rPr>
+          </w:pPr>
+          <w:hyperlink w:anchor="_Toc244337010" w:history="1">
+            <w:r>
+              <w:rPr>
+                <w:rStyle w:val="ad"/>
+                <w:b/>
+                <w:bCs/>
+                <w:noProof/>
+              </w:rPr>
+              <w:t>7.4. Вывод по гипотезам</w:t>
+            </w:r>
+            <w:r>
+              <w:rPr>
+                <w:noProof/>
+                <w:webHidden/>
+              </w:rPr>
+              <w:tab/>
+            </w:r>
+            <w:r>
+              <w:rPr>
+                <w:noProof/>
+                <w:webHidden/>
+              </w:rPr>
+              <w:fldChar w:fldCharType="begin"/>
+            </w:r>
+            <w:r>
+              <w:rPr>
+                <w:noProof/>
+                <w:webHidden/>
+              </w:rPr>
+              <w:instrText xml:space="preserve"> PAGEREF _Toc244337010 \h </w:instrText>
+            </w:r>
+            <w:r>
+              <w:rPr>
+                <w:noProof/>
+                <w:webHidden/>
+              </w:rPr>
+            </w:r>
+            <w:r>
+              <w:rPr>
+                <w:noProof/>
+                <w:webHidden/>
+              </w:rPr>
+              <w:fldChar w:fldCharType="separate"/>
+            </w:r>
+            <w:r>
+              <w:rPr>
+                <w:noProof/>
+                <w:webHidden/>
+              </w:rPr>
+              <w:t>14</w:t>
             </w:r>
             <w:r>
               <w:rPr>
@@ -1521,7 +2592,7 @@
               <w:szCs w:val="22"/>
             </w:rPr>
           </w:pPr>
-          <w:hyperlink w:anchor="_Toc244246351" w:history="1">
+          <w:hyperlink w:anchor="_Toc244337011" w:history="1">
             <w:r>
               <w:rPr>
                 <w:rStyle w:val="ad"/>
@@ -1529,7 +2600,7 @@
                 <w:bCs/>
                 <w:noProof/>
               </w:rPr>
-              <w:t>4. ПЛАН-ГРАФИК ВЫПОЛНЕНИЯ ЛАБОРАТОРНОЙ РАБОТЫ № 1</w:t>
+              <w:t>8. ЗАКЛЮЧЕНИЕ</w:t>
             </w:r>
             <w:r>
               <w:rPr>
@@ -1550,7 +2621,7 @@
                 <w:noProof/>
                 <w:webHidden/>
               </w:rPr>
-              <w:instrText xml:space="preserve"> PAGEREF _Toc244246351 \h </w:instrText>
+              <w:instrText xml:space="preserve"> PAGEREF _Toc244337011 \h </w:instrText>
             </w:r>
             <w:r>
               <w:rPr>
@@ -1570,7 +2641,7 @@
                 <w:noProof/>
                 <w:webHidden/>
               </w:rPr>
-              <w:t>6</w:t>
+              <w:t>15</w:t>
             </w:r>
             <w:r>
               <w:rPr>
@@ -1591,7 +2662,7 @@
               <w:szCs w:val="22"/>
             </w:rPr>
           </w:pPr>
-          <w:hyperlink w:anchor="_Toc244246352" w:history="1">
+          <w:hyperlink w:anchor="_Toc244337012" w:history="1">
             <w:r>
               <w:rPr>
                 <w:rStyle w:val="ad"/>
@@ -1599,7 +2670,7 @@
                 <w:bCs/>
                 <w:noProof/>
               </w:rPr>
-              <w:t>5. СТРУКТУРА ДАННЫХ</w:t>
+              <w:t>9. РЕЦЕНЗИЯ</w:t>
             </w:r>
             <w:r>
               <w:rPr>
@@ -1620,7 +2691,7 @@
                 <w:noProof/>
                 <w:webHidden/>
               </w:rPr>
-              <w:instrText xml:space="preserve"> PAGEREF _Toc244246352 \h </w:instrText>
+              <w:instrText xml:space="preserve"> PAGEREF _Toc244337012 \h </w:instrText>
             </w:r>
             <w:r>
               <w:rPr>
@@ -1640,7 +2711,427 @@
                 <w:noProof/>
                 <w:webHidden/>
               </w:rPr>
-              <w:t>7</w:t>
+              <w:t>16</w:t>
+            </w:r>
+            <w:r>
+              <w:rPr>
+                <w:noProof/>
+                <w:webHidden/>
+              </w:rPr>
+              <w:fldChar w:fldCharType="end"/>
+            </w:r>
+          </w:hyperlink>
+        </w:p>
+        <w:p>
+          <w:pPr>
+            <w:pStyle w:val="25"/>
+            <w:rPr>
+              <w:rFonts w:asciiTheme="minorHAnsi" w:eastAsiaTheme="minorEastAsia" w:hAnsiTheme="minorHAnsi" w:cstheme="minorBidi"/>
+              <w:noProof/>
+              <w:sz w:val="22"/>
+              <w:szCs w:val="22"/>
+            </w:rPr>
+          </w:pPr>
+          <w:hyperlink w:anchor="_Toc244337013" w:history="1">
+            <w:r>
+              <w:rPr>
+                <w:rStyle w:val="ad"/>
+                <w:b/>
+                <w:bCs/>
+                <w:noProof/>
+              </w:rPr>
+              <w:t>9.1 Общие сведения</w:t>
+            </w:r>
+            <w:r>
+              <w:rPr>
+                <w:noProof/>
+                <w:webHidden/>
+              </w:rPr>
+              <w:tab/>
+            </w:r>
+            <w:r>
+              <w:rPr>
+                <w:noProof/>
+                <w:webHidden/>
+              </w:rPr>
+              <w:fldChar w:fldCharType="begin"/>
+            </w:r>
+            <w:r>
+              <w:rPr>
+                <w:noProof/>
+                <w:webHidden/>
+              </w:rPr>
+              <w:instrText xml:space="preserve"> PAGEREF _Toc244337013 \h </w:instrText>
+            </w:r>
+            <w:r>
+              <w:rPr>
+                <w:noProof/>
+                <w:webHidden/>
+              </w:rPr>
+            </w:r>
+            <w:r>
+              <w:rPr>
+                <w:noProof/>
+                <w:webHidden/>
+              </w:rPr>
+              <w:fldChar w:fldCharType="separate"/>
+            </w:r>
+            <w:r>
+              <w:rPr>
+                <w:noProof/>
+                <w:webHidden/>
+              </w:rPr>
+              <w:t>16</w:t>
+            </w:r>
+            <w:r>
+              <w:rPr>
+                <w:noProof/>
+                <w:webHidden/>
+              </w:rPr>
+              <w:fldChar w:fldCharType="end"/>
+            </w:r>
+          </w:hyperlink>
+        </w:p>
+        <w:p>
+          <w:pPr>
+            <w:pStyle w:val="25"/>
+            <w:rPr>
+              <w:rFonts w:asciiTheme="minorHAnsi" w:eastAsiaTheme="minorEastAsia" w:hAnsiTheme="minorHAnsi" w:cstheme="minorBidi"/>
+              <w:noProof/>
+              <w:sz w:val="22"/>
+              <w:szCs w:val="22"/>
+            </w:rPr>
+          </w:pPr>
+          <w:hyperlink w:anchor="_Toc244337014" w:history="1">
+            <w:r>
+              <w:rPr>
+                <w:rStyle w:val="ad"/>
+                <w:b/>
+                <w:bCs/>
+                <w:noProof/>
+              </w:rPr>
+              <w:t>9.2. Актуальность и корректность постановки задачи</w:t>
+            </w:r>
+            <w:r>
+              <w:rPr>
+                <w:noProof/>
+                <w:webHidden/>
+              </w:rPr>
+              <w:tab/>
+            </w:r>
+            <w:r>
+              <w:rPr>
+                <w:noProof/>
+                <w:webHidden/>
+              </w:rPr>
+              <w:fldChar w:fldCharType="begin"/>
+            </w:r>
+            <w:r>
+              <w:rPr>
+                <w:noProof/>
+                <w:webHidden/>
+              </w:rPr>
+              <w:instrText xml:space="preserve"> PAGEREF _Toc244337014 \h </w:instrText>
+            </w:r>
+            <w:r>
+              <w:rPr>
+                <w:noProof/>
+                <w:webHidden/>
+              </w:rPr>
+            </w:r>
+            <w:r>
+              <w:rPr>
+                <w:noProof/>
+                <w:webHidden/>
+              </w:rPr>
+              <w:fldChar w:fldCharType="separate"/>
+            </w:r>
+            <w:r>
+              <w:rPr>
+                <w:noProof/>
+                <w:webHidden/>
+              </w:rPr>
+              <w:t>16</w:t>
+            </w:r>
+            <w:r>
+              <w:rPr>
+                <w:noProof/>
+                <w:webHidden/>
+              </w:rPr>
+              <w:fldChar w:fldCharType="end"/>
+            </w:r>
+          </w:hyperlink>
+        </w:p>
+        <w:p>
+          <w:pPr>
+            <w:pStyle w:val="25"/>
+            <w:rPr>
+              <w:rFonts w:asciiTheme="minorHAnsi" w:eastAsiaTheme="minorEastAsia" w:hAnsiTheme="minorHAnsi" w:cstheme="minorBidi"/>
+              <w:noProof/>
+              <w:sz w:val="22"/>
+              <w:szCs w:val="22"/>
+            </w:rPr>
+          </w:pPr>
+          <w:hyperlink w:anchor="_Toc244337015" w:history="1">
+            <w:r>
+              <w:rPr>
+                <w:rStyle w:val="ad"/>
+                <w:b/>
+                <w:bCs/>
+                <w:noProof/>
+              </w:rPr>
+              <w:t>9.3. Подготовка и предобработка данных</w:t>
+            </w:r>
+            <w:r>
+              <w:rPr>
+                <w:noProof/>
+                <w:webHidden/>
+              </w:rPr>
+              <w:tab/>
+            </w:r>
+            <w:r>
+              <w:rPr>
+                <w:noProof/>
+                <w:webHidden/>
+              </w:rPr>
+              <w:fldChar w:fldCharType="begin"/>
+            </w:r>
+            <w:r>
+              <w:rPr>
+                <w:noProof/>
+                <w:webHidden/>
+              </w:rPr>
+              <w:instrText xml:space="preserve"> PAGEREF _Toc244337015 \h </w:instrText>
+            </w:r>
+            <w:r>
+              <w:rPr>
+                <w:noProof/>
+                <w:webHidden/>
+              </w:rPr>
+            </w:r>
+            <w:r>
+              <w:rPr>
+                <w:noProof/>
+                <w:webHidden/>
+              </w:rPr>
+              <w:fldChar w:fldCharType="separate"/>
+            </w:r>
+            <w:r>
+              <w:rPr>
+                <w:noProof/>
+                <w:webHidden/>
+              </w:rPr>
+              <w:t>16</w:t>
+            </w:r>
+            <w:r>
+              <w:rPr>
+                <w:noProof/>
+                <w:webHidden/>
+              </w:rPr>
+              <w:fldChar w:fldCharType="end"/>
+            </w:r>
+          </w:hyperlink>
+        </w:p>
+        <w:p>
+          <w:pPr>
+            <w:pStyle w:val="25"/>
+            <w:rPr>
+              <w:rFonts w:asciiTheme="minorHAnsi" w:eastAsiaTheme="minorEastAsia" w:hAnsiTheme="minorHAnsi" w:cstheme="minorBidi"/>
+              <w:noProof/>
+              <w:sz w:val="22"/>
+              <w:szCs w:val="22"/>
+            </w:rPr>
+          </w:pPr>
+          <w:hyperlink w:anchor="_Toc244337016" w:history="1">
+            <w:r>
+              <w:rPr>
+                <w:rStyle w:val="ad"/>
+                <w:b/>
+                <w:bCs/>
+                <w:noProof/>
+              </w:rPr>
+              <w:t>9.4 Моделирование данных</w:t>
+            </w:r>
+            <w:r>
+              <w:rPr>
+                <w:noProof/>
+                <w:webHidden/>
+              </w:rPr>
+              <w:tab/>
+            </w:r>
+            <w:r>
+              <w:rPr>
+                <w:noProof/>
+                <w:webHidden/>
+              </w:rPr>
+              <w:fldChar w:fldCharType="begin"/>
+            </w:r>
+            <w:r>
+              <w:rPr>
+                <w:noProof/>
+                <w:webHidden/>
+              </w:rPr>
+              <w:instrText xml:space="preserve"> PAGEREF _Toc244337016 \h </w:instrText>
+            </w:r>
+            <w:r>
+              <w:rPr>
+                <w:noProof/>
+                <w:webHidden/>
+              </w:rPr>
+            </w:r>
+            <w:r>
+              <w:rPr>
+                <w:noProof/>
+                <w:webHidden/>
+              </w:rPr>
+              <w:fldChar w:fldCharType="separate"/>
+            </w:r>
+            <w:r>
+              <w:rPr>
+                <w:noProof/>
+                <w:webHidden/>
+              </w:rPr>
+              <w:t>16</w:t>
+            </w:r>
+            <w:r>
+              <w:rPr>
+                <w:noProof/>
+                <w:webHidden/>
+              </w:rPr>
+              <w:fldChar w:fldCharType="end"/>
+            </w:r>
+          </w:hyperlink>
+        </w:p>
+        <w:p>
+          <w:pPr>
+            <w:pStyle w:val="25"/>
+            <w:rPr>
+              <w:rFonts w:asciiTheme="minorHAnsi" w:eastAsiaTheme="minorEastAsia" w:hAnsiTheme="minorHAnsi" w:cstheme="minorBidi"/>
+              <w:noProof/>
+              <w:sz w:val="22"/>
+              <w:szCs w:val="22"/>
+            </w:rPr>
+          </w:pPr>
+          <w:hyperlink w:anchor="_Toc244337017" w:history="1">
+            <w:r>
+              <w:rPr>
+                <w:rStyle w:val="ad"/>
+                <w:b/>
+                <w:bCs/>
+                <w:noProof/>
+              </w:rPr>
+              <w:t>9.5. Замечания и недостатки</w:t>
+            </w:r>
+            <w:r>
+              <w:rPr>
+                <w:noProof/>
+                <w:webHidden/>
+              </w:rPr>
+              <w:tab/>
+            </w:r>
+            <w:r>
+              <w:rPr>
+                <w:noProof/>
+                <w:webHidden/>
+              </w:rPr>
+              <w:fldChar w:fldCharType="begin"/>
+            </w:r>
+            <w:r>
+              <w:rPr>
+                <w:noProof/>
+                <w:webHidden/>
+              </w:rPr>
+              <w:instrText xml:space="preserve"> PAGEREF _Toc244337017 \h </w:instrText>
+            </w:r>
+            <w:r>
+              <w:rPr>
+                <w:noProof/>
+                <w:webHidden/>
+              </w:rPr>
+            </w:r>
+            <w:r>
+              <w:rPr>
+                <w:noProof/>
+                <w:webHidden/>
+              </w:rPr>
+              <w:fldChar w:fldCharType="separate"/>
+            </w:r>
+            <w:r>
+              <w:rPr>
+                <w:noProof/>
+                <w:webHidden/>
+              </w:rPr>
+              <w:t>17</w:t>
+            </w:r>
+            <w:r>
+              <w:rPr>
+                <w:noProof/>
+                <w:webHidden/>
+              </w:rPr>
+              <w:fldChar w:fldCharType="end"/>
+            </w:r>
+          </w:hyperlink>
+        </w:p>
+        <w:p>
+          <w:pPr>
+            <w:pStyle w:val="25"/>
+            <w:rPr>
+              <w:rFonts w:asciiTheme="minorHAnsi" w:eastAsiaTheme="minorEastAsia" w:hAnsiTheme="minorHAnsi" w:cstheme="minorBidi"/>
+              <w:noProof/>
+              <w:sz w:val="22"/>
+              <w:szCs w:val="22"/>
+            </w:rPr>
+          </w:pPr>
+          <w:hyperlink w:anchor="_Toc244337018" w:history="1">
+            <w:r>
+              <w:rPr>
+                <w:rStyle w:val="ad"/>
+                <w:b/>
+                <w:bCs/>
+                <w:noProof/>
+              </w:rPr>
+              <w:t>9.6. Итоговая оценка и заключение</w:t>
+            </w:r>
+            <w:r>
+              <w:rPr>
+                <w:noProof/>
+                <w:webHidden/>
+              </w:rPr>
+              <w:tab/>
+            </w:r>
+            <w:r>
+              <w:rPr>
+                <w:noProof/>
+                <w:webHidden/>
+              </w:rPr>
+              <w:fldChar w:fldCharType="begin"/>
+            </w:r>
+            <w:r>
+              <w:rPr>
+                <w:noProof/>
+                <w:webHidden/>
+              </w:rPr>
+              <w:instrText xml:space="preserve"> PAGEREF _Toc244337018 \h </w:instrText>
+            </w:r>
+            <w:r>
+              <w:rPr>
+                <w:noProof/>
+                <w:webHidden/>
+              </w:rPr>
+            </w:r>
+            <w:r>
+              <w:rPr>
+                <w:noProof/>
+                <w:webHidden/>
+              </w:rPr>
+              <w:fldChar w:fldCharType="separate"/>
+            </w:r>
+            <w:r>
+              <w:rPr>
+                <w:noProof/>
+                <w:webHidden/>
+              </w:rPr>
+              <w:t>17</w:t>
             </w:r>
             <w:r>
               <w:rPr>
@@ -1661,7 +3152,7 @@
               <w:szCs w:val="22"/>
             </w:rPr>
           </w:pPr>
-          <w:hyperlink w:anchor="_Toc244246353" w:history="1">
+          <w:hyperlink w:anchor="_Toc244337019" w:history="1">
             <w:r>
               <w:rPr>
                 <w:rStyle w:val="ad"/>
@@ -1669,7 +3160,7 @@
                 <w:bCs/>
                 <w:noProof/>
               </w:rPr>
-              <w:t>6. ОПИСАНИЕ ХОДА РАБОТЫ</w:t>
+              <w:t>ЛИТЕРАТУРА</w:t>
             </w:r>
             <w:r>
               <w:rPr>
@@ -1690,7 +3181,7 @@
                 <w:noProof/>
                 <w:webHidden/>
               </w:rPr>
-              <w:instrText xml:space="preserve"> PAGEREF _Toc244246353 \h </w:instrText>
+              <w:instrText xml:space="preserve"> PAGEREF _Toc244337019 \h </w:instrText>
             </w:r>
             <w:r>
               <w:rPr>
@@ -1710,1595 +3201,7 @@
                 <w:noProof/>
                 <w:webHidden/>
               </w:rPr>
-              <w:t>8</w:t>
-            </w:r>
-            <w:r>
-              <w:rPr>
-                <w:noProof/>
-                <w:webHidden/>
-              </w:rPr>
-              <w:fldChar w:fldCharType="end"/>
-            </w:r>
-          </w:hyperlink>
-        </w:p>
-        <w:p>
-          <w:pPr>
-            <w:pStyle w:val="25"/>
-            <w:rPr>
-              <w:rFonts w:asciiTheme="minorHAnsi" w:eastAsiaTheme="minorEastAsia" w:hAnsiTheme="minorHAnsi" w:cstheme="minorBidi"/>
-              <w:noProof/>
-              <w:sz w:val="22"/>
-              <w:szCs w:val="22"/>
-            </w:rPr>
-          </w:pPr>
-          <w:hyperlink w:anchor="_Toc244246354" w:history="1">
-            <w:r>
-              <w:rPr>
-                <w:rStyle w:val="ad"/>
-                <w:b/>
-                <w:bCs/>
-                <w:noProof/>
-              </w:rPr>
-              <w:t>6.1. Валидация исходных данных</w:t>
-            </w:r>
-            <w:r>
-              <w:rPr>
-                <w:noProof/>
-                <w:webHidden/>
-              </w:rPr>
-              <w:tab/>
-            </w:r>
-            <w:r>
-              <w:rPr>
-                <w:noProof/>
-                <w:webHidden/>
-              </w:rPr>
-              <w:fldChar w:fldCharType="begin"/>
-            </w:r>
-            <w:r>
-              <w:rPr>
-                <w:noProof/>
-                <w:webHidden/>
-              </w:rPr>
-              <w:instrText xml:space="preserve"> PAGEREF _Toc244246354 \h </w:instrText>
-            </w:r>
-            <w:r>
-              <w:rPr>
-                <w:noProof/>
-                <w:webHidden/>
-              </w:rPr>
-            </w:r>
-            <w:r>
-              <w:rPr>
-                <w:noProof/>
-                <w:webHidden/>
-              </w:rPr>
-              <w:fldChar w:fldCharType="separate"/>
-            </w:r>
-            <w:r>
-              <w:rPr>
-                <w:noProof/>
-                <w:webHidden/>
-              </w:rPr>
-              <w:t>8</w:t>
-            </w:r>
-            <w:r>
-              <w:rPr>
-                <w:noProof/>
-                <w:webHidden/>
-              </w:rPr>
-              <w:fldChar w:fldCharType="end"/>
-            </w:r>
-          </w:hyperlink>
-        </w:p>
-        <w:p>
-          <w:pPr>
-            <w:pStyle w:val="25"/>
-            <w:rPr>
-              <w:rFonts w:asciiTheme="minorHAnsi" w:eastAsiaTheme="minorEastAsia" w:hAnsiTheme="minorHAnsi" w:cstheme="minorBidi"/>
-              <w:noProof/>
-              <w:sz w:val="22"/>
-              <w:szCs w:val="22"/>
-            </w:rPr>
-          </w:pPr>
-          <w:hyperlink w:anchor="_Toc244246355" w:history="1">
-            <w:r>
-              <w:rPr>
-                <w:rStyle w:val="ad"/>
-                <w:b/>
-                <w:bCs/>
-                <w:noProof/>
-              </w:rPr>
-              <w:t>6.2. Анализ корреляций и устранение избыточности</w:t>
-            </w:r>
-            <w:r>
-              <w:rPr>
-                <w:noProof/>
-                <w:webHidden/>
-              </w:rPr>
-              <w:tab/>
-            </w:r>
-            <w:r>
-              <w:rPr>
-                <w:noProof/>
-                <w:webHidden/>
-              </w:rPr>
-              <w:fldChar w:fldCharType="begin"/>
-            </w:r>
-            <w:r>
-              <w:rPr>
-                <w:noProof/>
-                <w:webHidden/>
-              </w:rPr>
-              <w:instrText xml:space="preserve"> PAGEREF _Toc244246355 \h </w:instrText>
-            </w:r>
-            <w:r>
-              <w:rPr>
-                <w:noProof/>
-                <w:webHidden/>
-              </w:rPr>
-            </w:r>
-            <w:r>
-              <w:rPr>
-                <w:noProof/>
-                <w:webHidden/>
-              </w:rPr>
-              <w:fldChar w:fldCharType="separate"/>
-            </w:r>
-            <w:r>
-              <w:rPr>
-                <w:noProof/>
-                <w:webHidden/>
-              </w:rPr>
-              <w:t>9</w:t>
-            </w:r>
-            <w:r>
-              <w:rPr>
-                <w:noProof/>
-                <w:webHidden/>
-              </w:rPr>
-              <w:fldChar w:fldCharType="end"/>
-            </w:r>
-          </w:hyperlink>
-        </w:p>
-        <w:p>
-          <w:pPr>
-            <w:pStyle w:val="25"/>
-            <w:rPr>
-              <w:rFonts w:asciiTheme="minorHAnsi" w:eastAsiaTheme="minorEastAsia" w:hAnsiTheme="minorHAnsi" w:cstheme="minorBidi"/>
-              <w:noProof/>
-              <w:sz w:val="22"/>
-              <w:szCs w:val="22"/>
-            </w:rPr>
-          </w:pPr>
-          <w:hyperlink w:anchor="_Toc244246356" w:history="1">
-            <w:r>
-              <w:rPr>
-                <w:rStyle w:val="ad"/>
-                <w:b/>
-                <w:bCs/>
-                <w:noProof/>
-              </w:rPr>
-              <w:t>6.3. Очистка от аномальных значений</w:t>
-            </w:r>
-            <w:r>
-              <w:rPr>
-                <w:noProof/>
-                <w:webHidden/>
-              </w:rPr>
-              <w:tab/>
-            </w:r>
-            <w:r>
-              <w:rPr>
-                <w:noProof/>
-                <w:webHidden/>
-              </w:rPr>
-              <w:fldChar w:fldCharType="begin"/>
-            </w:r>
-            <w:r>
-              <w:rPr>
-                <w:noProof/>
-                <w:webHidden/>
-              </w:rPr>
-              <w:instrText xml:space="preserve"> PAGEREF _Toc244246356 \h </w:instrText>
-            </w:r>
-            <w:r>
-              <w:rPr>
-                <w:noProof/>
-                <w:webHidden/>
-              </w:rPr>
-            </w:r>
-            <w:r>
-              <w:rPr>
-                <w:noProof/>
-                <w:webHidden/>
-              </w:rPr>
-              <w:fldChar w:fldCharType="separate"/>
-            </w:r>
-            <w:r>
-              <w:rPr>
-                <w:noProof/>
-                <w:webHidden/>
-              </w:rPr>
-              <w:t>11</w:t>
-            </w:r>
-            <w:r>
-              <w:rPr>
-                <w:noProof/>
-                <w:webHidden/>
-              </w:rPr>
-              <w:fldChar w:fldCharType="end"/>
-            </w:r>
-          </w:hyperlink>
-        </w:p>
-        <w:p>
-          <w:pPr>
-            <w:pStyle w:val="25"/>
-            <w:rPr>
-              <w:rFonts w:asciiTheme="minorHAnsi" w:eastAsiaTheme="minorEastAsia" w:hAnsiTheme="minorHAnsi" w:cstheme="minorBidi"/>
-              <w:noProof/>
-              <w:sz w:val="22"/>
-              <w:szCs w:val="22"/>
-            </w:rPr>
-          </w:pPr>
-          <w:hyperlink w:anchor="_Toc244246357" w:history="1">
-            <w:r>
-              <w:rPr>
-                <w:rStyle w:val="ad"/>
-                <w:b/>
-                <w:bCs/>
-                <w:noProof/>
-              </w:rPr>
-              <w:t>6.4. Визуальный анализ датасета</w:t>
-            </w:r>
-            <w:r>
-              <w:rPr>
-                <w:noProof/>
-                <w:webHidden/>
-              </w:rPr>
-              <w:tab/>
-            </w:r>
-            <w:r>
-              <w:rPr>
-                <w:noProof/>
-                <w:webHidden/>
-              </w:rPr>
-              <w:fldChar w:fldCharType="begin"/>
-            </w:r>
-            <w:r>
-              <w:rPr>
-                <w:noProof/>
-                <w:webHidden/>
-              </w:rPr>
-              <w:instrText xml:space="preserve"> PAGEREF _Toc244246357 \h </w:instrText>
-            </w:r>
-            <w:r>
-              <w:rPr>
-                <w:noProof/>
-                <w:webHidden/>
-              </w:rPr>
-            </w:r>
-            <w:r>
-              <w:rPr>
-                <w:noProof/>
-                <w:webHidden/>
-              </w:rPr>
-              <w:fldChar w:fldCharType="separate"/>
-            </w:r>
-            <w:r>
-              <w:rPr>
-                <w:noProof/>
-                <w:webHidden/>
-              </w:rPr>
-              <w:t>11</w:t>
-            </w:r>
-            <w:r>
-              <w:rPr>
-                <w:noProof/>
-                <w:webHidden/>
-              </w:rPr>
-              <w:fldChar w:fldCharType="end"/>
-            </w:r>
-          </w:hyperlink>
-        </w:p>
-        <w:p>
-          <w:pPr>
-            <w:pStyle w:val="25"/>
-            <w:rPr>
-              <w:rFonts w:asciiTheme="minorHAnsi" w:eastAsiaTheme="minorEastAsia" w:hAnsiTheme="minorHAnsi" w:cstheme="minorBidi"/>
-              <w:noProof/>
-              <w:sz w:val="22"/>
-              <w:szCs w:val="22"/>
-            </w:rPr>
-          </w:pPr>
-          <w:hyperlink w:anchor="_Toc244246358" w:history="1">
-            <w:r>
-              <w:rPr>
-                <w:rStyle w:val="ad"/>
-                <w:b/>
-                <w:bCs/>
-                <w:noProof/>
-              </w:rPr>
-              <w:t>6.4.1 Метод PCA</w:t>
-            </w:r>
-            <w:r>
-              <w:rPr>
-                <w:noProof/>
-                <w:webHidden/>
-              </w:rPr>
-              <w:tab/>
-            </w:r>
-            <w:r>
-              <w:rPr>
-                <w:noProof/>
-                <w:webHidden/>
-              </w:rPr>
-              <w:fldChar w:fldCharType="begin"/>
-            </w:r>
-            <w:r>
-              <w:rPr>
-                <w:noProof/>
-                <w:webHidden/>
-              </w:rPr>
-              <w:instrText xml:space="preserve"> PAGEREF _Toc244246358 \h </w:instrText>
-            </w:r>
-            <w:r>
-              <w:rPr>
-                <w:noProof/>
-                <w:webHidden/>
-              </w:rPr>
-            </w:r>
-            <w:r>
-              <w:rPr>
-                <w:noProof/>
-                <w:webHidden/>
-              </w:rPr>
-              <w:fldChar w:fldCharType="separate"/>
-            </w:r>
-            <w:r>
-              <w:rPr>
-                <w:noProof/>
-                <w:webHidden/>
-              </w:rPr>
-              <w:t>11</w:t>
-            </w:r>
-            <w:r>
-              <w:rPr>
-                <w:noProof/>
-                <w:webHidden/>
-              </w:rPr>
-              <w:fldChar w:fldCharType="end"/>
-            </w:r>
-          </w:hyperlink>
-        </w:p>
-        <w:p>
-          <w:pPr>
-            <w:pStyle w:val="25"/>
-            <w:rPr>
-              <w:rFonts w:asciiTheme="minorHAnsi" w:eastAsiaTheme="minorEastAsia" w:hAnsiTheme="minorHAnsi" w:cstheme="minorBidi"/>
-              <w:noProof/>
-              <w:sz w:val="22"/>
-              <w:szCs w:val="22"/>
-            </w:rPr>
-          </w:pPr>
-          <w:hyperlink w:anchor="_Toc244246359" w:history="1">
-            <w:r>
-              <w:rPr>
-                <w:rStyle w:val="ad"/>
-                <w:b/>
-                <w:bCs/>
-                <w:noProof/>
-              </w:rPr>
-              <w:t xml:space="preserve">6.4.2 Метод </w:t>
-            </w:r>
-            <w:r>
-              <w:rPr>
-                <w:rStyle w:val="ad"/>
-                <w:b/>
-                <w:bCs/>
-                <w:noProof/>
-                <w:lang w:val="en-US"/>
-              </w:rPr>
-              <w:t>UMAP</w:t>
-            </w:r>
-            <w:r>
-              <w:rPr>
-                <w:noProof/>
-                <w:webHidden/>
-              </w:rPr>
-              <w:tab/>
-            </w:r>
-            <w:r>
-              <w:rPr>
-                <w:noProof/>
-                <w:webHidden/>
-              </w:rPr>
-              <w:fldChar w:fldCharType="begin"/>
-            </w:r>
-            <w:r>
-              <w:rPr>
-                <w:noProof/>
-                <w:webHidden/>
-              </w:rPr>
-              <w:instrText xml:space="preserve"> PAGEREF _Toc244246359 \h </w:instrText>
-            </w:r>
-            <w:r>
-              <w:rPr>
-                <w:noProof/>
-                <w:webHidden/>
-              </w:rPr>
-            </w:r>
-            <w:r>
-              <w:rPr>
-                <w:noProof/>
-                <w:webHidden/>
-              </w:rPr>
-              <w:fldChar w:fldCharType="separate"/>
-            </w:r>
-            <w:r>
-              <w:rPr>
-                <w:noProof/>
-                <w:webHidden/>
-              </w:rPr>
-              <w:t>12</w:t>
-            </w:r>
-            <w:r>
-              <w:rPr>
-                <w:noProof/>
-                <w:webHidden/>
-              </w:rPr>
-              <w:fldChar w:fldCharType="end"/>
-            </w:r>
-          </w:hyperlink>
-        </w:p>
-        <w:p>
-          <w:pPr>
-            <w:pStyle w:val="25"/>
-            <w:rPr>
-              <w:rFonts w:asciiTheme="minorHAnsi" w:eastAsiaTheme="minorEastAsia" w:hAnsiTheme="minorHAnsi" w:cstheme="minorBidi"/>
-              <w:noProof/>
-              <w:sz w:val="22"/>
-              <w:szCs w:val="22"/>
-            </w:rPr>
-          </w:pPr>
-          <w:hyperlink w:anchor="_Toc244246360" w:history="1">
-            <w:r>
-              <w:rPr>
-                <w:rStyle w:val="ad"/>
-                <w:b/>
-                <w:bCs/>
-                <w:noProof/>
-              </w:rPr>
-              <w:t xml:space="preserve">6.4.3 Метод </w:t>
-            </w:r>
-            <w:r>
-              <w:rPr>
-                <w:rStyle w:val="ad"/>
-                <w:b/>
-                <w:bCs/>
-                <w:noProof/>
-                <w:lang w:val="en-US"/>
-              </w:rPr>
-              <w:t>t</w:t>
-            </w:r>
-            <w:r>
-              <w:rPr>
-                <w:rStyle w:val="ad"/>
-                <w:b/>
-                <w:bCs/>
-                <w:noProof/>
-              </w:rPr>
-              <w:t>-</w:t>
-            </w:r>
-            <w:r>
-              <w:rPr>
-                <w:rStyle w:val="ad"/>
-                <w:b/>
-                <w:bCs/>
-                <w:noProof/>
-                <w:lang w:val="en-US"/>
-              </w:rPr>
-              <w:t>NSE</w:t>
-            </w:r>
-            <w:r>
-              <w:rPr>
-                <w:noProof/>
-                <w:webHidden/>
-              </w:rPr>
-              <w:tab/>
-            </w:r>
-            <w:r>
-              <w:rPr>
-                <w:noProof/>
-                <w:webHidden/>
-              </w:rPr>
-              <w:fldChar w:fldCharType="begin"/>
-            </w:r>
-            <w:r>
-              <w:rPr>
-                <w:noProof/>
-                <w:webHidden/>
-              </w:rPr>
-              <w:instrText xml:space="preserve"> PAGEREF _Toc244246360 \h </w:instrText>
-            </w:r>
-            <w:r>
-              <w:rPr>
-                <w:noProof/>
-                <w:webHidden/>
-              </w:rPr>
-            </w:r>
-            <w:r>
-              <w:rPr>
-                <w:noProof/>
-                <w:webHidden/>
-              </w:rPr>
-              <w:fldChar w:fldCharType="separate"/>
-            </w:r>
-            <w:r>
-              <w:rPr>
-                <w:noProof/>
-                <w:webHidden/>
-              </w:rPr>
-              <w:t>13</w:t>
-            </w:r>
-            <w:r>
-              <w:rPr>
-                <w:noProof/>
-                <w:webHidden/>
-              </w:rPr>
-              <w:fldChar w:fldCharType="end"/>
-            </w:r>
-          </w:hyperlink>
-        </w:p>
-        <w:p>
-          <w:pPr>
-            <w:pStyle w:val="25"/>
-            <w:rPr>
-              <w:rFonts w:asciiTheme="minorHAnsi" w:eastAsiaTheme="minorEastAsia" w:hAnsiTheme="minorHAnsi" w:cstheme="minorBidi"/>
-              <w:noProof/>
-              <w:sz w:val="22"/>
-              <w:szCs w:val="22"/>
-            </w:rPr>
-          </w:pPr>
-          <w:hyperlink w:anchor="_Toc244246361" w:history="1">
-            <w:r>
-              <w:rPr>
-                <w:rStyle w:val="ad"/>
-                <w:b/>
-                <w:bCs/>
-                <w:noProof/>
-              </w:rPr>
-              <w:t>6.4.4 Общий вывод</w:t>
-            </w:r>
-            <w:r>
-              <w:rPr>
-                <w:noProof/>
-                <w:webHidden/>
-              </w:rPr>
-              <w:tab/>
-            </w:r>
-            <w:r>
-              <w:rPr>
-                <w:noProof/>
-                <w:webHidden/>
-              </w:rPr>
-              <w:fldChar w:fldCharType="begin"/>
-            </w:r>
-            <w:r>
-              <w:rPr>
-                <w:noProof/>
-                <w:webHidden/>
-              </w:rPr>
-              <w:instrText xml:space="preserve"> PAGEREF _Toc244246361 \h </w:instrText>
-            </w:r>
-            <w:r>
-              <w:rPr>
-                <w:noProof/>
-                <w:webHidden/>
-              </w:rPr>
-            </w:r>
-            <w:r>
-              <w:rPr>
-                <w:noProof/>
-                <w:webHidden/>
-              </w:rPr>
-              <w:fldChar w:fldCharType="separate"/>
-            </w:r>
-            <w:r>
-              <w:rPr>
-                <w:noProof/>
-                <w:webHidden/>
-              </w:rPr>
-              <w:t>14</w:t>
-            </w:r>
-            <w:r>
-              <w:rPr>
-                <w:noProof/>
-                <w:webHidden/>
-              </w:rPr>
-              <w:fldChar w:fldCharType="end"/>
-            </w:r>
-          </w:hyperlink>
-        </w:p>
-        <w:p>
-          <w:pPr>
-            <w:pStyle w:val="11"/>
-            <w:rPr>
-              <w:rFonts w:asciiTheme="minorHAnsi" w:eastAsiaTheme="minorEastAsia" w:hAnsiTheme="minorHAnsi" w:cstheme="minorBidi"/>
-              <w:noProof/>
-              <w:sz w:val="22"/>
-              <w:szCs w:val="22"/>
-            </w:rPr>
-          </w:pPr>
-          <w:hyperlink w:anchor="_Toc244246362" w:history="1">
-            <w:r>
-              <w:rPr>
-                <w:rStyle w:val="ad"/>
-                <w:b/>
-                <w:bCs/>
-                <w:noProof/>
-              </w:rPr>
-              <w:t>7. ПРОВЕРКА ГИПОТЕЗЫ</w:t>
-            </w:r>
-            <w:r>
-              <w:rPr>
-                <w:noProof/>
-                <w:webHidden/>
-              </w:rPr>
-              <w:tab/>
-            </w:r>
-            <w:r>
-              <w:rPr>
-                <w:noProof/>
-                <w:webHidden/>
-              </w:rPr>
-              <w:fldChar w:fldCharType="begin"/>
-            </w:r>
-            <w:r>
-              <w:rPr>
-                <w:noProof/>
-                <w:webHidden/>
-              </w:rPr>
-              <w:instrText xml:space="preserve"> PAGEREF _Toc244246362 \h </w:instrText>
-            </w:r>
-            <w:r>
-              <w:rPr>
-                <w:noProof/>
-                <w:webHidden/>
-              </w:rPr>
-            </w:r>
-            <w:r>
-              <w:rPr>
-                <w:noProof/>
-                <w:webHidden/>
-              </w:rPr>
-              <w:fldChar w:fldCharType="separate"/>
-            </w:r>
-            <w:r>
-              <w:rPr>
-                <w:noProof/>
-                <w:webHidden/>
-              </w:rPr>
-              <w:t>15</w:t>
-            </w:r>
-            <w:r>
-              <w:rPr>
-                <w:noProof/>
-                <w:webHidden/>
-              </w:rPr>
-              <w:fldChar w:fldCharType="end"/>
-            </w:r>
-          </w:hyperlink>
-        </w:p>
-        <w:p>
-          <w:pPr>
-            <w:pStyle w:val="25"/>
-            <w:rPr>
-              <w:rFonts w:asciiTheme="minorHAnsi" w:eastAsiaTheme="minorEastAsia" w:hAnsiTheme="minorHAnsi" w:cstheme="minorBidi"/>
-              <w:noProof/>
-              <w:sz w:val="22"/>
-              <w:szCs w:val="22"/>
-            </w:rPr>
-          </w:pPr>
-          <w:hyperlink w:anchor="_Toc244246363" w:history="1">
-            <w:r>
-              <w:rPr>
-                <w:rStyle w:val="ad"/>
-                <w:b/>
-                <w:bCs/>
-                <w:noProof/>
-              </w:rPr>
-              <w:t>7.1. Выдвинутые гипотезы</w:t>
-            </w:r>
-            <w:r>
-              <w:rPr>
-                <w:noProof/>
-                <w:webHidden/>
-              </w:rPr>
-              <w:tab/>
-            </w:r>
-            <w:r>
-              <w:rPr>
-                <w:noProof/>
-                <w:webHidden/>
-              </w:rPr>
-              <w:fldChar w:fldCharType="begin"/>
-            </w:r>
-            <w:r>
-              <w:rPr>
-                <w:noProof/>
-                <w:webHidden/>
-              </w:rPr>
-              <w:instrText xml:space="preserve"> PAGEREF _Toc244246363 \h </w:instrText>
-            </w:r>
-            <w:r>
-              <w:rPr>
-                <w:noProof/>
-                <w:webHidden/>
-              </w:rPr>
-            </w:r>
-            <w:r>
-              <w:rPr>
-                <w:noProof/>
-                <w:webHidden/>
-              </w:rPr>
-              <w:fldChar w:fldCharType="separate"/>
-            </w:r>
-            <w:r>
-              <w:rPr>
-                <w:noProof/>
-                <w:webHidden/>
-              </w:rPr>
-              <w:t>15</w:t>
-            </w:r>
-            <w:r>
-              <w:rPr>
-                <w:noProof/>
-                <w:webHidden/>
-              </w:rPr>
-              <w:fldChar w:fldCharType="end"/>
-            </w:r>
-          </w:hyperlink>
-        </w:p>
-        <w:p>
-          <w:pPr>
-            <w:pStyle w:val="25"/>
-            <w:rPr>
-              <w:rFonts w:asciiTheme="minorHAnsi" w:eastAsiaTheme="minorEastAsia" w:hAnsiTheme="minorHAnsi" w:cstheme="minorBidi"/>
-              <w:noProof/>
-              <w:sz w:val="22"/>
-              <w:szCs w:val="22"/>
-            </w:rPr>
-          </w:pPr>
-          <w:hyperlink w:anchor="_Toc244246364" w:history="1">
-            <w:r>
-              <w:rPr>
-                <w:rStyle w:val="ad"/>
-                <w:b/>
-                <w:bCs/>
-                <w:noProof/>
-              </w:rPr>
-              <w:t>7.2. Методика проверки</w:t>
-            </w:r>
-            <w:r>
-              <w:rPr>
-                <w:noProof/>
-                <w:webHidden/>
-              </w:rPr>
-              <w:tab/>
-            </w:r>
-            <w:r>
-              <w:rPr>
-                <w:noProof/>
-                <w:webHidden/>
-              </w:rPr>
-              <w:fldChar w:fldCharType="begin"/>
-            </w:r>
-            <w:r>
-              <w:rPr>
-                <w:noProof/>
-                <w:webHidden/>
-              </w:rPr>
-              <w:instrText xml:space="preserve"> PAGEREF _Toc244246364 \h </w:instrText>
-            </w:r>
-            <w:r>
-              <w:rPr>
-                <w:noProof/>
-                <w:webHidden/>
-              </w:rPr>
-            </w:r>
-            <w:r>
-              <w:rPr>
-                <w:noProof/>
-                <w:webHidden/>
-              </w:rPr>
-              <w:fldChar w:fldCharType="separate"/>
-            </w:r>
-            <w:r>
-              <w:rPr>
-                <w:noProof/>
-                <w:webHidden/>
-              </w:rPr>
-              <w:t>15</w:t>
-            </w:r>
-            <w:r>
-              <w:rPr>
-                <w:noProof/>
-                <w:webHidden/>
-              </w:rPr>
-              <w:fldChar w:fldCharType="end"/>
-            </w:r>
-          </w:hyperlink>
-        </w:p>
-        <w:p>
-          <w:pPr>
-            <w:pStyle w:val="25"/>
-            <w:rPr>
-              <w:rFonts w:asciiTheme="minorHAnsi" w:eastAsiaTheme="minorEastAsia" w:hAnsiTheme="minorHAnsi" w:cstheme="minorBidi"/>
-              <w:noProof/>
-              <w:sz w:val="22"/>
-              <w:szCs w:val="22"/>
-            </w:rPr>
-          </w:pPr>
-          <w:hyperlink w:anchor="_Toc244246365" w:history="1">
-            <w:r>
-              <w:rPr>
-                <w:rStyle w:val="ad"/>
-                <w:b/>
-                <w:bCs/>
-                <w:noProof/>
-              </w:rPr>
-              <w:t>7.3. Результаты</w:t>
-            </w:r>
-            <w:r>
-              <w:rPr>
-                <w:noProof/>
-                <w:webHidden/>
-              </w:rPr>
-              <w:tab/>
-            </w:r>
-            <w:r>
-              <w:rPr>
-                <w:noProof/>
-                <w:webHidden/>
-              </w:rPr>
-              <w:fldChar w:fldCharType="begin"/>
-            </w:r>
-            <w:r>
-              <w:rPr>
-                <w:noProof/>
-                <w:webHidden/>
-              </w:rPr>
-              <w:instrText xml:space="preserve"> PAGEREF _Toc244246365 \h </w:instrText>
-            </w:r>
-            <w:r>
-              <w:rPr>
-                <w:noProof/>
-                <w:webHidden/>
-              </w:rPr>
-            </w:r>
-            <w:r>
-              <w:rPr>
-                <w:noProof/>
-                <w:webHidden/>
-              </w:rPr>
-              <w:fldChar w:fldCharType="separate"/>
-            </w:r>
-            <w:r>
-              <w:rPr>
-                <w:noProof/>
-                <w:webHidden/>
-              </w:rPr>
-              <w:t>15</w:t>
-            </w:r>
-            <w:r>
-              <w:rPr>
-                <w:noProof/>
-                <w:webHidden/>
-              </w:rPr>
-              <w:fldChar w:fldCharType="end"/>
-            </w:r>
-          </w:hyperlink>
-        </w:p>
-        <w:p>
-          <w:pPr>
-            <w:pStyle w:val="25"/>
-            <w:rPr>
-              <w:rFonts w:asciiTheme="minorHAnsi" w:eastAsiaTheme="minorEastAsia" w:hAnsiTheme="minorHAnsi" w:cstheme="minorBidi"/>
-              <w:noProof/>
-              <w:sz w:val="22"/>
-              <w:szCs w:val="22"/>
-            </w:rPr>
-          </w:pPr>
-          <w:hyperlink w:anchor="_Toc244246366" w:history="1">
-            <w:r>
-              <w:rPr>
-                <w:rStyle w:val="ad"/>
-                <w:b/>
-                <w:bCs/>
-                <w:noProof/>
-              </w:rPr>
-              <w:t>7.4. Вывод по гипотезам</w:t>
-            </w:r>
-            <w:r>
-              <w:rPr>
-                <w:noProof/>
-                <w:webHidden/>
-              </w:rPr>
-              <w:tab/>
-            </w:r>
-            <w:r>
-              <w:rPr>
-                <w:noProof/>
-                <w:webHidden/>
-              </w:rPr>
-              <w:fldChar w:fldCharType="begin"/>
-            </w:r>
-            <w:r>
-              <w:rPr>
-                <w:noProof/>
-                <w:webHidden/>
-              </w:rPr>
-              <w:instrText xml:space="preserve"> PAGEREF _Toc244246366 \h </w:instrText>
-            </w:r>
-            <w:r>
-              <w:rPr>
-                <w:noProof/>
-                <w:webHidden/>
-              </w:rPr>
-            </w:r>
-            <w:r>
-              <w:rPr>
-                <w:noProof/>
-                <w:webHidden/>
-              </w:rPr>
-              <w:fldChar w:fldCharType="separate"/>
-            </w:r>
-            <w:r>
-              <w:rPr>
-                <w:noProof/>
-                <w:webHidden/>
-              </w:rPr>
-              <w:t>15</w:t>
-            </w:r>
-            <w:r>
-              <w:rPr>
-                <w:noProof/>
-                <w:webHidden/>
-              </w:rPr>
-              <w:fldChar w:fldCharType="end"/>
-            </w:r>
-          </w:hyperlink>
-        </w:p>
-        <w:p>
-          <w:pPr>
-            <w:pStyle w:val="11"/>
-            <w:rPr>
-              <w:rFonts w:asciiTheme="minorHAnsi" w:eastAsiaTheme="minorEastAsia" w:hAnsiTheme="minorHAnsi" w:cstheme="minorBidi"/>
-              <w:noProof/>
-              <w:sz w:val="22"/>
-              <w:szCs w:val="22"/>
-            </w:rPr>
-          </w:pPr>
-          <w:hyperlink w:anchor="_Toc244246367" w:history="1">
-            <w:r>
-              <w:rPr>
-                <w:rStyle w:val="ad"/>
-                <w:b/>
-                <w:bCs/>
-                <w:noProof/>
-              </w:rPr>
-              <w:t>8. ЗАКЛЮЧЕНИЕ</w:t>
-            </w:r>
-            <w:r>
-              <w:rPr>
-                <w:noProof/>
-                <w:webHidden/>
-              </w:rPr>
-              <w:tab/>
-            </w:r>
-            <w:r>
-              <w:rPr>
-                <w:noProof/>
-                <w:webHidden/>
-              </w:rPr>
-              <w:fldChar w:fldCharType="begin"/>
-            </w:r>
-            <w:r>
-              <w:rPr>
-                <w:noProof/>
-                <w:webHidden/>
-              </w:rPr>
-              <w:instrText xml:space="preserve"> PAGEREF _Toc244246367 \h </w:instrText>
-            </w:r>
-            <w:r>
-              <w:rPr>
-                <w:noProof/>
-                <w:webHidden/>
-              </w:rPr>
-            </w:r>
-            <w:r>
-              <w:rPr>
-                <w:noProof/>
-                <w:webHidden/>
-              </w:rPr>
-              <w:fldChar w:fldCharType="separate"/>
-            </w:r>
-            <w:r>
-              <w:rPr>
-                <w:noProof/>
-                <w:webHidden/>
-              </w:rPr>
-              <w:t>16</w:t>
-            </w:r>
-            <w:r>
-              <w:rPr>
-                <w:noProof/>
-                <w:webHidden/>
-              </w:rPr>
-              <w:fldChar w:fldCharType="end"/>
-            </w:r>
-          </w:hyperlink>
-        </w:p>
-        <w:p>
-          <w:pPr>
-            <w:pStyle w:val="11"/>
-            <w:rPr>
-              <w:rFonts w:asciiTheme="minorHAnsi" w:eastAsiaTheme="minorEastAsia" w:hAnsiTheme="minorHAnsi" w:cstheme="minorBidi"/>
-              <w:noProof/>
-              <w:sz w:val="22"/>
-              <w:szCs w:val="22"/>
-            </w:rPr>
-          </w:pPr>
-          <w:hyperlink w:anchor="_Toc244246368" w:history="1">
-            <w:r>
-              <w:rPr>
-                <w:rStyle w:val="ad"/>
-                <w:b/>
-                <w:bCs/>
-                <w:noProof/>
-              </w:rPr>
-              <w:t>9. РЕЦЕНЗИЯ</w:t>
-            </w:r>
-            <w:r>
-              <w:rPr>
-                <w:noProof/>
-                <w:webHidden/>
-              </w:rPr>
-              <w:tab/>
-            </w:r>
-            <w:r>
-              <w:rPr>
-                <w:noProof/>
-                <w:webHidden/>
-              </w:rPr>
-              <w:fldChar w:fldCharType="begin"/>
-            </w:r>
-            <w:r>
-              <w:rPr>
-                <w:noProof/>
-                <w:webHidden/>
-              </w:rPr>
-              <w:instrText xml:space="preserve"> PAGEREF _Toc244246368 \h </w:instrText>
-            </w:r>
-            <w:r>
-              <w:rPr>
-                <w:noProof/>
-                <w:webHidden/>
-              </w:rPr>
-            </w:r>
-            <w:r>
-              <w:rPr>
-                <w:noProof/>
-                <w:webHidden/>
-              </w:rPr>
-              <w:fldChar w:fldCharType="separate"/>
-            </w:r>
-            <w:r>
-              <w:rPr>
-                <w:noProof/>
-                <w:webHidden/>
-              </w:rPr>
-              <w:t>17</w:t>
-            </w:r>
-            <w:r>
-              <w:rPr>
-                <w:noProof/>
-                <w:webHidden/>
-              </w:rPr>
-              <w:fldChar w:fldCharType="end"/>
-            </w:r>
-          </w:hyperlink>
-        </w:p>
-        <w:p>
-          <w:pPr>
-            <w:pStyle w:val="25"/>
-            <w:rPr>
-              <w:rFonts w:asciiTheme="minorHAnsi" w:eastAsiaTheme="minorEastAsia" w:hAnsiTheme="minorHAnsi" w:cstheme="minorBidi"/>
-              <w:noProof/>
-              <w:sz w:val="22"/>
-              <w:szCs w:val="22"/>
-            </w:rPr>
-          </w:pPr>
-          <w:hyperlink w:anchor="_Toc244246369" w:history="1">
-            <w:r>
-              <w:rPr>
-                <w:rStyle w:val="ad"/>
-                <w:b/>
-                <w:bCs/>
-                <w:noProof/>
-              </w:rPr>
-              <w:t>9.1 Общие сведения</w:t>
-            </w:r>
-            <w:r>
-              <w:rPr>
-                <w:noProof/>
-                <w:webHidden/>
-              </w:rPr>
-              <w:tab/>
-            </w:r>
-            <w:r>
-              <w:rPr>
-                <w:noProof/>
-                <w:webHidden/>
-              </w:rPr>
-              <w:fldChar w:fldCharType="begin"/>
-            </w:r>
-            <w:r>
-              <w:rPr>
-                <w:noProof/>
-                <w:webHidden/>
-              </w:rPr>
-              <w:instrText xml:space="preserve"> PAGEREF _Toc244246369 \h </w:instrText>
-            </w:r>
-            <w:r>
-              <w:rPr>
-                <w:noProof/>
-                <w:webHidden/>
-              </w:rPr>
-            </w:r>
-            <w:r>
-              <w:rPr>
-                <w:noProof/>
-                <w:webHidden/>
-              </w:rPr>
-              <w:fldChar w:fldCharType="separate"/>
-            </w:r>
-            <w:r>
-              <w:rPr>
-                <w:noProof/>
-                <w:webHidden/>
-              </w:rPr>
-              <w:t>17</w:t>
-            </w:r>
-            <w:r>
-              <w:rPr>
-                <w:noProof/>
-                <w:webHidden/>
-              </w:rPr>
-              <w:fldChar w:fldCharType="end"/>
-            </w:r>
-          </w:hyperlink>
-        </w:p>
-        <w:p>
-          <w:pPr>
-            <w:pStyle w:val="25"/>
-            <w:rPr>
-              <w:rFonts w:asciiTheme="minorHAnsi" w:eastAsiaTheme="minorEastAsia" w:hAnsiTheme="minorHAnsi" w:cstheme="minorBidi"/>
-              <w:noProof/>
-              <w:sz w:val="22"/>
-              <w:szCs w:val="22"/>
-            </w:rPr>
-          </w:pPr>
-          <w:hyperlink w:anchor="_Toc244246370" w:history="1">
-            <w:r>
-              <w:rPr>
-                <w:rStyle w:val="ad"/>
-                <w:b/>
-                <w:bCs/>
-                <w:noProof/>
-              </w:rPr>
-              <w:t>9.2. Актуальность и корректность постановки задачи</w:t>
-            </w:r>
-            <w:r>
-              <w:rPr>
-                <w:noProof/>
-                <w:webHidden/>
-              </w:rPr>
-              <w:tab/>
-            </w:r>
-            <w:r>
-              <w:rPr>
-                <w:noProof/>
-                <w:webHidden/>
-              </w:rPr>
-              <w:fldChar w:fldCharType="begin"/>
-            </w:r>
-            <w:r>
-              <w:rPr>
-                <w:noProof/>
-                <w:webHidden/>
-              </w:rPr>
-              <w:instrText xml:space="preserve"> PAGEREF _Toc244246370 \h </w:instrText>
-            </w:r>
-            <w:r>
-              <w:rPr>
-                <w:noProof/>
-                <w:webHidden/>
-              </w:rPr>
-            </w:r>
-            <w:r>
-              <w:rPr>
-                <w:noProof/>
-                <w:webHidden/>
-              </w:rPr>
-              <w:fldChar w:fldCharType="separate"/>
-            </w:r>
-            <w:r>
-              <w:rPr>
-                <w:noProof/>
-                <w:webHidden/>
-              </w:rPr>
-              <w:t>17</w:t>
-            </w:r>
-            <w:r>
-              <w:rPr>
-                <w:noProof/>
-                <w:webHidden/>
-              </w:rPr>
-              <w:fldChar w:fldCharType="end"/>
-            </w:r>
-          </w:hyperlink>
-        </w:p>
-        <w:p>
-          <w:pPr>
-            <w:pStyle w:val="25"/>
-            <w:rPr>
-              <w:rFonts w:asciiTheme="minorHAnsi" w:eastAsiaTheme="minorEastAsia" w:hAnsiTheme="minorHAnsi" w:cstheme="minorBidi"/>
-              <w:noProof/>
-              <w:sz w:val="22"/>
-              <w:szCs w:val="22"/>
-            </w:rPr>
-          </w:pPr>
-          <w:hyperlink w:anchor="_Toc244246371" w:history="1">
-            <w:r>
-              <w:rPr>
-                <w:rStyle w:val="ad"/>
-                <w:b/>
-                <w:bCs/>
-                <w:noProof/>
-              </w:rPr>
-              <w:t>9.3. Подготовка и предобработка данных</w:t>
-            </w:r>
-            <w:r>
-              <w:rPr>
-                <w:noProof/>
-                <w:webHidden/>
-              </w:rPr>
-              <w:tab/>
-            </w:r>
-            <w:r>
-              <w:rPr>
-                <w:noProof/>
-                <w:webHidden/>
-              </w:rPr>
-              <w:fldChar w:fldCharType="begin"/>
-            </w:r>
-            <w:r>
-              <w:rPr>
-                <w:noProof/>
-                <w:webHidden/>
-              </w:rPr>
-              <w:instrText xml:space="preserve"> PAGEREF _Toc244246371 \h </w:instrText>
-            </w:r>
-            <w:r>
-              <w:rPr>
-                <w:noProof/>
-                <w:webHidden/>
-              </w:rPr>
-            </w:r>
-            <w:r>
-              <w:rPr>
-                <w:noProof/>
-                <w:webHidden/>
-              </w:rPr>
-              <w:fldChar w:fldCharType="separate"/>
-            </w:r>
-            <w:r>
-              <w:rPr>
-                <w:noProof/>
-                <w:webHidden/>
-              </w:rPr>
-              <w:t>17</w:t>
-            </w:r>
-            <w:r>
-              <w:rPr>
-                <w:noProof/>
-                <w:webHidden/>
-              </w:rPr>
-              <w:fldChar w:fldCharType="end"/>
-            </w:r>
-          </w:hyperlink>
-        </w:p>
-        <w:p>
-          <w:pPr>
-            <w:pStyle w:val="25"/>
-            <w:rPr>
-              <w:rFonts w:asciiTheme="minorHAnsi" w:eastAsiaTheme="minorEastAsia" w:hAnsiTheme="minorHAnsi" w:cstheme="minorBidi"/>
-              <w:noProof/>
-              <w:sz w:val="22"/>
-              <w:szCs w:val="22"/>
-            </w:rPr>
-          </w:pPr>
-          <w:hyperlink w:anchor="_Toc244246372" w:history="1">
-            <w:r>
-              <w:rPr>
-                <w:rStyle w:val="ad"/>
-                <w:b/>
-                <w:bCs/>
-                <w:noProof/>
-              </w:rPr>
-              <w:t>9.4 Моделирование данных</w:t>
-            </w:r>
-            <w:r>
-              <w:rPr>
-                <w:noProof/>
-                <w:webHidden/>
-              </w:rPr>
-              <w:tab/>
-            </w:r>
-            <w:r>
-              <w:rPr>
-                <w:noProof/>
-                <w:webHidden/>
-              </w:rPr>
-              <w:fldChar w:fldCharType="begin"/>
-            </w:r>
-            <w:r>
-              <w:rPr>
-                <w:noProof/>
-                <w:webHidden/>
-              </w:rPr>
-              <w:instrText xml:space="preserve"> PAGEREF _Toc244246372 \h </w:instrText>
-            </w:r>
-            <w:r>
-              <w:rPr>
-                <w:noProof/>
-                <w:webHidden/>
-              </w:rPr>
-            </w:r>
-            <w:r>
-              <w:rPr>
-                <w:noProof/>
-                <w:webHidden/>
-              </w:rPr>
-              <w:fldChar w:fldCharType="separate"/>
-            </w:r>
-            <w:r>
-              <w:rPr>
-                <w:noProof/>
-                <w:webHidden/>
-              </w:rPr>
-              <w:t>17</w:t>
-            </w:r>
-            <w:r>
-              <w:rPr>
-                <w:noProof/>
-                <w:webHidden/>
-              </w:rPr>
-              <w:fldChar w:fldCharType="end"/>
-            </w:r>
-          </w:hyperlink>
-        </w:p>
-        <w:p>
-          <w:pPr>
-            <w:pStyle w:val="25"/>
-            <w:rPr>
-              <w:rFonts w:asciiTheme="minorHAnsi" w:eastAsiaTheme="minorEastAsia" w:hAnsiTheme="minorHAnsi" w:cstheme="minorBidi"/>
-              <w:noProof/>
-              <w:sz w:val="22"/>
-              <w:szCs w:val="22"/>
-            </w:rPr>
-          </w:pPr>
-          <w:hyperlink w:anchor="_Toc244246373" w:history="1">
-            <w:r>
-              <w:rPr>
-                <w:rStyle w:val="ad"/>
-                <w:b/>
-                <w:bCs/>
-                <w:noProof/>
-              </w:rPr>
-              <w:t>9.5. Замечания и недостатки</w:t>
-            </w:r>
-            <w:r>
-              <w:rPr>
-                <w:noProof/>
-                <w:webHidden/>
-              </w:rPr>
-              <w:tab/>
-            </w:r>
-            <w:r>
-              <w:rPr>
-                <w:noProof/>
-                <w:webHidden/>
-              </w:rPr>
-              <w:fldChar w:fldCharType="begin"/>
-            </w:r>
-            <w:r>
-              <w:rPr>
-                <w:noProof/>
-                <w:webHidden/>
-              </w:rPr>
-              <w:instrText xml:space="preserve"> PAGEREF _Toc244246373 \h </w:instrText>
-            </w:r>
-            <w:r>
-              <w:rPr>
-                <w:noProof/>
-                <w:webHidden/>
-              </w:rPr>
-            </w:r>
-            <w:r>
-              <w:rPr>
-                <w:noProof/>
-                <w:webHidden/>
-              </w:rPr>
-              <w:fldChar w:fldCharType="separate"/>
-            </w:r>
-            <w:r>
-              <w:rPr>
-                <w:noProof/>
-                <w:webHidden/>
-              </w:rPr>
               <w:t>18</w:t>
-            </w:r>
-            <w:r>
-              <w:rPr>
-                <w:noProof/>
-                <w:webHidden/>
-              </w:rPr>
-              <w:fldChar w:fldCharType="end"/>
-            </w:r>
-          </w:hyperlink>
-        </w:p>
-        <w:p>
-          <w:pPr>
-            <w:pStyle w:val="25"/>
-            <w:rPr>
-              <w:rFonts w:asciiTheme="minorHAnsi" w:eastAsiaTheme="minorEastAsia" w:hAnsiTheme="minorHAnsi" w:cstheme="minorBidi"/>
-              <w:noProof/>
-              <w:sz w:val="22"/>
-              <w:szCs w:val="22"/>
-            </w:rPr>
-          </w:pPr>
-          <w:hyperlink w:anchor="_Toc244246374" w:history="1">
-            <w:r>
-              <w:rPr>
-                <w:rStyle w:val="ad"/>
-                <w:b/>
-                <w:bCs/>
-                <w:noProof/>
-              </w:rPr>
-              <w:t>9.6. Итоговая оценка и заключение</w:t>
-            </w:r>
-            <w:r>
-              <w:rPr>
-                <w:noProof/>
-                <w:webHidden/>
-              </w:rPr>
-              <w:tab/>
-            </w:r>
-            <w:r>
-              <w:rPr>
-                <w:noProof/>
-                <w:webHidden/>
-              </w:rPr>
-              <w:fldChar w:fldCharType="begin"/>
-            </w:r>
-            <w:r>
-              <w:rPr>
-                <w:noProof/>
-                <w:webHidden/>
-              </w:rPr>
-              <w:instrText xml:space="preserve"> PAGEREF _Toc244246374 \h </w:instrText>
-            </w:r>
-            <w:r>
-              <w:rPr>
-                <w:noProof/>
-                <w:webHidden/>
-              </w:rPr>
-            </w:r>
-            <w:r>
-              <w:rPr>
-                <w:noProof/>
-                <w:webHidden/>
-              </w:rPr>
-              <w:fldChar w:fldCharType="separate"/>
-            </w:r>
-            <w:r>
-              <w:rPr>
-                <w:noProof/>
-                <w:webHidden/>
-              </w:rPr>
-              <w:t>18</w:t>
-            </w:r>
-            <w:r>
-              <w:rPr>
-                <w:noProof/>
-                <w:webHidden/>
-              </w:rPr>
-              <w:fldChar w:fldCharType="end"/>
-            </w:r>
-          </w:hyperlink>
-        </w:p>
-        <w:p>
-          <w:pPr>
-            <w:pStyle w:val="11"/>
-            <w:rPr>
-              <w:rFonts w:asciiTheme="minorHAnsi" w:eastAsiaTheme="minorEastAsia" w:hAnsiTheme="minorHAnsi" w:cstheme="minorBidi"/>
-              <w:noProof/>
-              <w:sz w:val="22"/>
-              <w:szCs w:val="22"/>
-            </w:rPr>
-          </w:pPr>
-          <w:hyperlink w:anchor="_Toc244246375" w:history="1">
-            <w:r>
-              <w:rPr>
-                <w:rStyle w:val="ad"/>
-                <w:b/>
-                <w:bCs/>
-                <w:noProof/>
-              </w:rPr>
-              <w:t>ЛИТЕРАТУР</w:t>
-            </w:r>
-            <w:r>
-              <w:rPr>
-                <w:rStyle w:val="ad"/>
-                <w:b/>
-                <w:bCs/>
-                <w:noProof/>
-              </w:rPr>
-              <w:t>А</w:t>
-            </w:r>
-            <w:r>
-              <w:rPr>
-                <w:noProof/>
-                <w:webHidden/>
-              </w:rPr>
-              <w:tab/>
-            </w:r>
-            <w:r>
-              <w:rPr>
-                <w:noProof/>
-                <w:webHidden/>
-              </w:rPr>
-              <w:fldChar w:fldCharType="begin"/>
-            </w:r>
-            <w:r>
-              <w:rPr>
-                <w:noProof/>
-                <w:webHidden/>
-              </w:rPr>
-              <w:instrText xml:space="preserve"> PAGEREF _Toc244246375 \h </w:instrText>
-            </w:r>
-            <w:r>
-              <w:rPr>
-                <w:noProof/>
-                <w:webHidden/>
-              </w:rPr>
-            </w:r>
-            <w:r>
-              <w:rPr>
-                <w:noProof/>
-                <w:webHidden/>
-              </w:rPr>
-              <w:fldChar w:fldCharType="separate"/>
-            </w:r>
-            <w:r>
-              <w:rPr>
-                <w:noProof/>
-                <w:webHidden/>
-              </w:rPr>
-              <w:t>19</w:t>
             </w:r>
             <w:r>
               <w:rPr>
@@ -3345,6 +3248,8 @@
         </w:rPr>
         <w:br w:type="page"/>
       </w:r>
+      <w:bookmarkStart w:id="6" w:name="_GoBack"/>
+      <w:bookmarkEnd w:id="6"/>
     </w:p>
     <w:p>
       <w:pPr>
@@ -3362,8 +3267,8 @@
           <w:szCs w:val="28"/>
         </w:rPr>
       </w:pPr>
-      <w:bookmarkStart w:id="6" w:name="_Toc240281134"/>
-      <w:bookmarkStart w:id="7" w:name="_Toc244246348"/>
+      <w:bookmarkStart w:id="7" w:name="_Toc240281134"/>
+      <w:bookmarkStart w:id="8" w:name="_Toc244336992"/>
       <w:r>
         <w:rPr>
           <w:rFonts w:ascii="Times New Roman" w:eastAsia="Times New Roman" w:hAnsi="Times New Roman" w:cs="Times New Roman"/>
@@ -3387,8 +3292,8 @@
         </w:rPr>
         <w:t>. ПОСТАНОВКА ЗАДАЧИ</w:t>
       </w:r>
-      <w:bookmarkEnd w:id="6"/>
       <w:bookmarkEnd w:id="7"/>
+      <w:bookmarkEnd w:id="8"/>
     </w:p>
     <w:p>
       <w:pPr>
@@ -3452,8 +3357,8 @@
           <w:szCs w:val="28"/>
         </w:rPr>
       </w:pPr>
-      <w:bookmarkStart w:id="8" w:name="_Toc240281135"/>
-      <w:bookmarkStart w:id="9" w:name="_Toc244246349"/>
+      <w:bookmarkStart w:id="9" w:name="_Toc240281135"/>
+      <w:bookmarkStart w:id="10" w:name="_Toc244336993"/>
       <w:r>
         <w:rPr>
           <w:rFonts w:ascii="Times New Roman" w:hAnsi="Times New Roman" w:cs="Times New Roman"/>
@@ -3476,7 +3381,7 @@
         </w:rPr>
         <w:t>ое задание</w:t>
       </w:r>
-      <w:bookmarkEnd w:id="9"/>
+      <w:bookmarkEnd w:id="10"/>
     </w:p>
     <w:p>
       <w:pPr>
@@ -3689,7 +3594,7 @@
           <w:szCs w:val="28"/>
         </w:rPr>
       </w:pPr>
-      <w:bookmarkStart w:id="10" w:name="_Toc244246350"/>
+      <w:bookmarkStart w:id="11" w:name="_Toc244336994"/>
       <w:r>
         <w:rPr>
           <w:rFonts w:ascii="Times New Roman" w:eastAsia="Times New Roman" w:hAnsi="Times New Roman" w:cs="Times New Roman"/>
@@ -3713,7 +3618,7 @@
         </w:rPr>
         <w:t xml:space="preserve">. </w:t>
       </w:r>
-      <w:bookmarkEnd w:id="8"/>
+      <w:bookmarkEnd w:id="9"/>
       <w:r>
         <w:rPr>
           <w:rFonts w:ascii="Times New Roman" w:eastAsia="Times New Roman" w:hAnsi="Times New Roman" w:cs="Times New Roman"/>
@@ -3736,7 +3641,7 @@
         </w:rPr>
         <w:t xml:space="preserve"> ДЛЯ ЛАБОРАТОРНЫХ РАБОТ</w:t>
       </w:r>
-      <w:bookmarkEnd w:id="10"/>
+      <w:bookmarkEnd w:id="11"/>
     </w:p>
     <w:p>
       <w:pPr>
@@ -3962,7 +3867,7 @@
           <w:szCs w:val="28"/>
         </w:rPr>
       </w:pPr>
-      <w:bookmarkStart w:id="11" w:name="_Toc240281139"/>
+      <w:bookmarkStart w:id="12" w:name="_Toc240281139"/>
     </w:p>
     <w:p>
       <w:pPr>
@@ -3980,7 +3885,7 @@
           <w:szCs w:val="28"/>
         </w:rPr>
       </w:pPr>
-      <w:bookmarkStart w:id="12" w:name="_Toc244246351"/>
+      <w:bookmarkStart w:id="13" w:name="_Toc244336995"/>
       <w:r>
         <w:rPr>
           <w:rFonts w:ascii="Times New Roman" w:eastAsia="Times New Roman" w:hAnsi="Times New Roman" w:cs="Times New Roman"/>
@@ -4037,21 +3942,18 @@
         </w:rPr>
         <w:t>ГРАФИК ВЫПОЛНЕНИЯ ЛАБОРАТОРНОЙ РАБОТЫ № 1</w:t>
       </w:r>
-      <w:bookmarkEnd w:id="12"/>
+      <w:bookmarkEnd w:id="13"/>
     </w:p>
     <w:tbl>
       <w:tblPr>
         <w:tblStyle w:val="-1"/>
-        <w:tblW w:w="9351" w:type="dxa"/>
-        <w:tblLayout w:type="fixed"/>
+        <w:tblW w:w="5000" w:type="pct"/>
         <w:tblLook w:val="04A0" w:firstRow="1" w:lastRow="0" w:firstColumn="1" w:lastColumn="0" w:noHBand="0" w:noVBand="1"/>
       </w:tblPr>
       <w:tblGrid>
-        <w:gridCol w:w="1549"/>
-        <w:gridCol w:w="1475"/>
-        <w:gridCol w:w="3067"/>
-        <w:gridCol w:w="918"/>
-        <w:gridCol w:w="2342"/>
+        <w:gridCol w:w="3297"/>
+        <w:gridCol w:w="4353"/>
+        <w:gridCol w:w="1695"/>
       </w:tblGrid>
       <w:tr>
         <w:trPr>
@@ -4060,7 +3962,7 @@
         <w:tc>
           <w:tcPr>
             <w:cnfStyle w:val="001000000000" w:firstRow="0" w:lastRow="0" w:firstColumn="1" w:lastColumn="0" w:oddVBand="0" w:evenVBand="0" w:oddHBand="0" w:evenHBand="0" w:firstRowFirstColumn="0" w:firstRowLastColumn="0" w:lastRowFirstColumn="0" w:lastRowLastColumn="0"/>
-            <w:tcW w:w="1549" w:type="dxa"/>
+            <w:tcW w:w="1764" w:type="pct"/>
             <w:tcBorders>
               <w:top w:val="single" w:sz="4" w:space="0" w:color="auto"/>
               <w:left w:val="single" w:sz="4" w:space="0" w:color="auto"/>
@@ -4075,19 +3977,14 @@
                 <w:lang w:val="en-US"/>
               </w:rPr>
             </w:pPr>
-            <w:proofErr w:type="spellStart"/>
-            <w:r>
-              <w:rPr>
-                <w:lang w:val="en-US"/>
-              </w:rPr>
+            <w:r>
               <w:t>Участник</w:t>
             </w:r>
-            <w:proofErr w:type="spellEnd"/>
           </w:p>
         </w:tc>
         <w:tc>
           <w:tcPr>
-            <w:tcW w:w="1475" w:type="dxa"/>
+            <w:tcW w:w="2329" w:type="pct"/>
             <w:tcBorders>
               <w:top w:val="single" w:sz="4" w:space="0" w:color="auto"/>
               <w:left w:val="single" w:sz="4" w:space="0" w:color="auto"/>
@@ -4103,19 +4000,14 @@
                 <w:lang w:val="en-US"/>
               </w:rPr>
             </w:pPr>
-            <w:proofErr w:type="spellStart"/>
-            <w:r>
-              <w:rPr>
-                <w:lang w:val="en-US"/>
-              </w:rPr>
-              <w:t>Признак</w:t>
-            </w:r>
-            <w:proofErr w:type="spellEnd"/>
+            <w:r>
+              <w:t>Основное задание</w:t>
+            </w:r>
           </w:p>
         </w:tc>
         <w:tc>
           <w:tcPr>
-            <w:tcW w:w="3067" w:type="dxa"/>
+            <w:tcW w:w="907" w:type="pct"/>
             <w:tcBorders>
               <w:top w:val="single" w:sz="4" w:space="0" w:color="auto"/>
               <w:left w:val="single" w:sz="4" w:space="0" w:color="auto"/>
@@ -4131,98 +4023,9 @@
                 <w:lang w:val="en-US"/>
               </w:rPr>
             </w:pPr>
-            <w:proofErr w:type="spellStart"/>
-            <w:r>
-              <w:rPr>
-                <w:lang w:val="en-US"/>
-              </w:rPr>
-              <w:t>Основное</w:t>
-            </w:r>
-            <w:proofErr w:type="spellEnd"/>
-            <w:r>
-              <w:rPr>
-                <w:lang w:val="en-US"/>
-              </w:rPr>
-              <w:t xml:space="preserve"> </w:t>
-            </w:r>
-            <w:proofErr w:type="spellStart"/>
-            <w:r>
-              <w:rPr>
-                <w:lang w:val="en-US"/>
-              </w:rPr>
-              <w:t>задание</w:t>
-            </w:r>
-            <w:proofErr w:type="spellEnd"/>
-          </w:p>
-        </w:tc>
-        <w:tc>
-          <w:tcPr>
-            <w:tcW w:w="918" w:type="dxa"/>
-            <w:tcBorders>
-              <w:top w:val="single" w:sz="4" w:space="0" w:color="auto"/>
-              <w:left w:val="single" w:sz="4" w:space="0" w:color="auto"/>
-              <w:bottom w:val="single" w:sz="4" w:space="0" w:color="auto"/>
-              <w:right w:val="single" w:sz="4" w:space="0" w:color="auto"/>
-            </w:tcBorders>
-            <w:shd w:val="clear" w:color="auto" w:fill="auto"/>
-          </w:tcPr>
-          <w:p>
-            <w:pPr>
-              <w:cnfStyle w:val="100000000000" w:firstRow="1" w:lastRow="0" w:firstColumn="0" w:lastColumn="0" w:oddVBand="0" w:evenVBand="0" w:oddHBand="0" w:evenHBand="0" w:firstRowFirstColumn="0" w:firstRowLastColumn="0" w:lastRowFirstColumn="0" w:lastRowLastColumn="0"/>
-              <w:rPr>
-                <w:lang w:val="en-US"/>
-              </w:rPr>
-            </w:pPr>
-            <w:proofErr w:type="spellStart"/>
-            <w:r>
-              <w:rPr>
-                <w:lang w:val="en-US"/>
-              </w:rPr>
+            <w:r>
               <w:t>Гипотезы</w:t>
             </w:r>
-            <w:proofErr w:type="spellEnd"/>
-          </w:p>
-        </w:tc>
-        <w:tc>
-          <w:tcPr>
-            <w:tcW w:w="2342" w:type="dxa"/>
-            <w:tcBorders>
-              <w:top w:val="single" w:sz="4" w:space="0" w:color="auto"/>
-              <w:left w:val="single" w:sz="4" w:space="0" w:color="auto"/>
-              <w:bottom w:val="single" w:sz="4" w:space="0" w:color="auto"/>
-              <w:right w:val="single" w:sz="4" w:space="0" w:color="auto"/>
-            </w:tcBorders>
-            <w:shd w:val="clear" w:color="auto" w:fill="auto"/>
-          </w:tcPr>
-          <w:p>
-            <w:pPr>
-              <w:cnfStyle w:val="100000000000" w:firstRow="1" w:lastRow="0" w:firstColumn="0" w:lastColumn="0" w:oddVBand="0" w:evenVBand="0" w:oddHBand="0" w:evenHBand="0" w:firstRowFirstColumn="0" w:firstRowLastColumn="0" w:lastRowFirstColumn="0" w:lastRowLastColumn="0"/>
-              <w:rPr>
-                <w:lang w:val="en-US"/>
-              </w:rPr>
-            </w:pPr>
-            <w:proofErr w:type="spellStart"/>
-            <w:r>
-              <w:rPr>
-                <w:lang w:val="en-US"/>
-              </w:rPr>
-              <w:t>Ключевые</w:t>
-            </w:r>
-            <w:proofErr w:type="spellEnd"/>
-            <w:r>
-              <w:rPr>
-                <w:lang w:val="en-US"/>
-              </w:rPr>
-              <w:t xml:space="preserve"> </w:t>
-            </w:r>
-            <w:proofErr w:type="spellStart"/>
-            <w:r>
-              <w:rPr>
-                <w:lang w:val="en-US"/>
-              </w:rPr>
-              <w:t>результаты</w:t>
-            </w:r>
-            <w:proofErr w:type="spellEnd"/>
           </w:p>
         </w:tc>
       </w:tr>
@@ -4233,7 +4036,7 @@
         <w:tc>
           <w:tcPr>
             <w:cnfStyle w:val="001000000000" w:firstRow="0" w:lastRow="0" w:firstColumn="1" w:lastColumn="0" w:oddVBand="0" w:evenVBand="0" w:oddHBand="0" w:evenHBand="0" w:firstRowFirstColumn="0" w:firstRowLastColumn="0" w:lastRowFirstColumn="0" w:lastRowLastColumn="0"/>
-            <w:tcW w:w="1549" w:type="dxa"/>
+            <w:tcW w:w="1764" w:type="pct"/>
             <w:tcBorders>
               <w:top w:val="single" w:sz="4" w:space="0" w:color="auto"/>
               <w:left w:val="single" w:sz="4" w:space="0" w:color="auto"/>
@@ -4244,53 +4047,26 @@
           </w:tcPr>
           <w:p>
             <w:r>
-              <w:t>Долганов Сергей Алексеевич</w:t>
-            </w:r>
+              <w:t xml:space="preserve">Габриелян </w:t>
+            </w:r>
+            <w:proofErr w:type="spellStart"/>
+            <w:r>
+              <w:t>Мелине</w:t>
+            </w:r>
+            <w:proofErr w:type="spellEnd"/>
+            <w:r>
+              <w:t xml:space="preserve"> </w:t>
+            </w:r>
+            <w:proofErr w:type="spellStart"/>
+            <w:r>
+              <w:t>Араиковна</w:t>
+            </w:r>
+            <w:proofErr w:type="spellEnd"/>
           </w:p>
         </w:tc>
         <w:tc>
           <w:tcPr>
-            <w:tcW w:w="1475" w:type="dxa"/>
-            <w:tcBorders>
-              <w:top w:val="single" w:sz="4" w:space="0" w:color="auto"/>
-              <w:left w:val="single" w:sz="4" w:space="0" w:color="auto"/>
-              <w:bottom w:val="single" w:sz="4" w:space="0" w:color="auto"/>
-              <w:right w:val="single" w:sz="4" w:space="0" w:color="auto"/>
-            </w:tcBorders>
-            <w:shd w:val="clear" w:color="auto" w:fill="auto"/>
-          </w:tcPr>
-          <w:p>
-            <w:pPr>
-              <w:cnfStyle w:val="000000100000" w:firstRow="0" w:lastRow="0" w:firstColumn="0" w:lastColumn="0" w:oddVBand="0" w:evenVBand="0" w:oddHBand="1" w:evenHBand="0" w:firstRowFirstColumn="0" w:firstRowLastColumn="0" w:lastRowFirstColumn="0" w:lastRowLastColumn="0"/>
-              <w:rPr>
-                <w:lang w:val="en-US"/>
-              </w:rPr>
-            </w:pPr>
-            <w:r>
-              <w:rPr>
-                <w:lang w:val="en-US"/>
-              </w:rPr>
-              <w:t>%h (IP-</w:t>
-            </w:r>
-            <w:proofErr w:type="spellStart"/>
-            <w:r>
-              <w:rPr>
-                <w:lang w:val="en-US"/>
-              </w:rPr>
-              <w:t>адреса</w:t>
-            </w:r>
-            <w:proofErr w:type="spellEnd"/>
-            <w:r>
-              <w:rPr>
-                <w:lang w:val="en-US"/>
-              </w:rPr>
-              <w:t>)</w:t>
-            </w:r>
-          </w:p>
-        </w:tc>
-        <w:tc>
-          <w:tcPr>
-            <w:tcW w:w="3067" w:type="dxa"/>
+            <w:tcW w:w="2329" w:type="pct"/>
             <w:tcBorders>
               <w:top w:val="single" w:sz="4" w:space="0" w:color="auto"/>
               <w:left w:val="single" w:sz="4" w:space="0" w:color="auto"/>
@@ -4303,69 +4079,35 @@
             <w:pPr>
               <w:cnfStyle w:val="000000100000" w:firstRow="0" w:lastRow="0" w:firstColumn="0" w:lastColumn="0" w:oddVBand="0" w:evenVBand="0" w:oddHBand="1" w:evenHBand="0" w:firstRowFirstColumn="0" w:firstRowLastColumn="0" w:lastRowFirstColumn="0" w:lastRowLastColumn="0"/>
             </w:pPr>
-            <w:r>
-              <w:t xml:space="preserve">Валидация </w:t>
-            </w:r>
             <w:proofErr w:type="spellStart"/>
             <w:r>
-              <w:rPr>
-                <w:lang w:val="en-US"/>
-              </w:rPr>
-              <w:t>IPv</w:t>
+              <w:t>load_</w:t>
+            </w:r>
+            <w:proofErr w:type="gramStart"/>
+            <w:r>
+              <w:t>data</w:t>
             </w:r>
             <w:proofErr w:type="spellEnd"/>
             <w:r>
-              <w:t>4, профили пользователей, многомерное шкалирование (</w:t>
-            </w:r>
-            <w:r>
-              <w:rPr>
-                <w:lang w:val="en-US"/>
-              </w:rPr>
-              <w:t>MDS</w:t>
-            </w:r>
-            <w:r>
-              <w:t>/</w:t>
-            </w:r>
-            <w:r>
-              <w:rPr>
-                <w:lang w:val="en-US"/>
-              </w:rPr>
-              <w:t>PCA</w:t>
-            </w:r>
-            <w:r>
-              <w:t>), проверка дубликатов</w:t>
+              <w:t>(</w:t>
+            </w:r>
+            <w:proofErr w:type="gramEnd"/>
+            <w:r>
+              <w:t xml:space="preserve">), </w:t>
+            </w:r>
+            <w:proofErr w:type="spellStart"/>
+            <w:r>
+              <w:t>split</w:t>
+            </w:r>
+            <w:proofErr w:type="spellEnd"/>
+            <w:r>
+              <w:t>(), паспорт данных, постановка задачи, репозиторий, программа main.py, общий прогон, сборка презентации</w:t>
             </w:r>
           </w:p>
         </w:tc>
         <w:tc>
           <w:tcPr>
-            <w:tcW w:w="918" w:type="dxa"/>
-            <w:tcBorders>
-              <w:top w:val="single" w:sz="4" w:space="0" w:color="auto"/>
-              <w:left w:val="single" w:sz="4" w:space="0" w:color="auto"/>
-              <w:bottom w:val="single" w:sz="4" w:space="0" w:color="auto"/>
-              <w:right w:val="single" w:sz="4" w:space="0" w:color="auto"/>
-            </w:tcBorders>
-            <w:shd w:val="clear" w:color="auto" w:fill="auto"/>
-          </w:tcPr>
-          <w:p>
-            <w:pPr>
-              <w:cnfStyle w:val="000000100000" w:firstRow="0" w:lastRow="0" w:firstColumn="0" w:lastColumn="0" w:oddVBand="0" w:evenVBand="0" w:oddHBand="1" w:evenHBand="0" w:firstRowFirstColumn="0" w:firstRowLastColumn="0" w:lastRowFirstColumn="0" w:lastRowLastColumn="0"/>
-              <w:rPr>
-                <w:lang w:val="en-US"/>
-              </w:rPr>
-            </w:pPr>
-            <w:r>
-              <w:rPr>
-                <w:lang w:val="en-US"/>
-              </w:rPr>
-              <w:t>Г3, Г12</w:t>
-            </w:r>
-          </w:p>
-        </w:tc>
-        <w:tc>
-          <w:tcPr>
-            <w:tcW w:w="2342" w:type="dxa"/>
+            <w:tcW w:w="907" w:type="pct"/>
             <w:tcBorders>
               <w:top w:val="single" w:sz="4" w:space="0" w:color="auto"/>
               <w:left w:val="single" w:sz="4" w:space="0" w:color="auto"/>
@@ -4379,7 +4121,7 @@
               <w:cnfStyle w:val="000000100000" w:firstRow="0" w:lastRow="0" w:firstColumn="0" w:lastColumn="0" w:oddVBand="0" w:evenVBand="0" w:oddHBand="1" w:evenHBand="0" w:firstRowFirstColumn="0" w:firstRowLastColumn="0" w:lastRowFirstColumn="0" w:lastRowLastColumn="0"/>
             </w:pPr>
             <w:r>
-              <w:t>Топ-20 % пользователей дают 25,1 % трафика (Парето не подтверждается)</w:t>
+              <w:t>Г1</w:t>
             </w:r>
           </w:p>
         </w:tc>
@@ -4391,7 +4133,7 @@
         <w:tc>
           <w:tcPr>
             <w:cnfStyle w:val="001000000000" w:firstRow="0" w:lastRow="0" w:firstColumn="1" w:lastColumn="0" w:oddVBand="0" w:evenVBand="0" w:oddHBand="0" w:evenHBand="0" w:firstRowFirstColumn="0" w:firstRowLastColumn="0" w:lastRowFirstColumn="0" w:lastRowLastColumn="0"/>
-            <w:tcW w:w="1549" w:type="dxa"/>
+            <w:tcW w:w="1764" w:type="pct"/>
             <w:tcBorders>
               <w:top w:val="single" w:sz="4" w:space="0" w:color="auto"/>
               <w:left w:val="single" w:sz="4" w:space="0" w:color="auto"/>
@@ -4402,13 +4144,13 @@
           </w:tcPr>
           <w:p>
             <w:r>
-              <w:t>Широкова Юлия Сергеевна</w:t>
+              <w:t>Долганов Сергей Алексеевич</w:t>
             </w:r>
           </w:p>
         </w:tc>
         <w:tc>
           <w:tcPr>
-            <w:tcW w:w="1475" w:type="dxa"/>
+            <w:tcW w:w="2329" w:type="pct"/>
             <w:tcBorders>
               <w:top w:val="single" w:sz="4" w:space="0" w:color="auto"/>
               <w:left w:val="single" w:sz="4" w:space="0" w:color="auto"/>
@@ -4424,31 +4166,60 @@
                 <w:lang w:val="en-US"/>
               </w:rPr>
             </w:pPr>
+            <w:proofErr w:type="gramStart"/>
             <w:r>
               <w:rPr>
                 <w:lang w:val="en-US"/>
               </w:rPr>
-              <w:t>%t (</w:t>
+              <w:t>prepare(</w:t>
+            </w:r>
+            <w:proofErr w:type="gramEnd"/>
+            <w:r>
+              <w:rPr>
+                <w:lang w:val="en-US"/>
+              </w:rPr>
+              <w:t xml:space="preserve">), evaluate(), </w:t>
             </w:r>
             <w:proofErr w:type="spellStart"/>
             <w:r>
               <w:rPr>
                 <w:lang w:val="en-US"/>
               </w:rPr>
-              <w:t>дата-время</w:t>
+              <w:t>get_model</w:t>
             </w:r>
             <w:proofErr w:type="spellEnd"/>
             <w:r>
               <w:rPr>
                 <w:lang w:val="en-US"/>
               </w:rPr>
-              <w:t>)</w:t>
+              <w:t xml:space="preserve">(), outliers(), example.py, </w:t>
+            </w:r>
+            <w:r>
+              <w:t>заморозка</w:t>
+            </w:r>
+            <w:r>
+              <w:rPr>
+                <w:lang w:val="en-US"/>
+              </w:rPr>
+              <w:t xml:space="preserve"> common.py, </w:t>
+            </w:r>
+            <w:r>
+              <w:t>проверка</w:t>
+            </w:r>
+            <w:r>
+              <w:rPr>
+                <w:lang w:val="en-US"/>
+              </w:rPr>
+              <w:t xml:space="preserve"> </w:t>
+            </w:r>
+            <w:r>
+              <w:t>решения</w:t>
             </w:r>
           </w:p>
         </w:tc>
         <w:tc>
           <w:tcPr>
-            <w:tcW w:w="3067" w:type="dxa"/>
+            <w:tcW w:w="907" w:type="pct"/>
             <w:tcBorders>
               <w:top w:val="single" w:sz="4" w:space="0" w:color="auto"/>
               <w:left w:val="single" w:sz="4" w:space="0" w:color="auto"/>
@@ -4462,58 +4233,36 @@
               <w:cnfStyle w:val="000000010000" w:firstRow="0" w:lastRow="0" w:firstColumn="0" w:lastColumn="0" w:oddVBand="0" w:evenVBand="0" w:oddHBand="0" w:evenHBand="1" w:firstRowFirstColumn="0" w:firstRowLastColumn="0" w:lastRowFirstColumn="0" w:lastRowLastColumn="0"/>
             </w:pPr>
             <w:r>
-              <w:t xml:space="preserve">Преобразование в </w:t>
-            </w:r>
-            <w:r>
-              <w:rPr>
-                <w:lang w:val="en-US"/>
-              </w:rPr>
-              <w:t>datetime</w:t>
-            </w:r>
-            <w:r>
-              <w:t>, кодирование часа (</w:t>
-            </w:r>
-            <w:r>
-              <w:rPr>
-                <w:lang w:val="en-US"/>
-              </w:rPr>
-              <w:t>sin</w:t>
-            </w:r>
-            <w:r>
-              <w:t>/</w:t>
-            </w:r>
-            <w:r>
-              <w:rPr>
-                <w:lang w:val="en-US"/>
-              </w:rPr>
-              <w:t>cos</w:t>
-            </w:r>
-            <w:r>
-              <w:t xml:space="preserve">), </w:t>
-            </w:r>
-            <w:r>
-              <w:rPr>
-                <w:lang w:val="en-US"/>
-              </w:rPr>
-              <w:t>one</w:t>
-            </w:r>
-            <w:r>
-              <w:t>-</w:t>
-            </w:r>
-            <w:r>
-              <w:rPr>
-                <w:lang w:val="en-US"/>
-              </w:rPr>
-              <w:t>hot</w:t>
-            </w:r>
-            <w:r>
-              <w:t xml:space="preserve"> дня недели, анализ суточного и недельного профилей</w:t>
+              <w:t>Г2</w:t>
+            </w:r>
+          </w:p>
+        </w:tc>
+      </w:tr>
+      <w:tr>
+        <w:trPr>
+          <w:cnfStyle w:val="000000100000" w:firstRow="0" w:lastRow="0" w:firstColumn="0" w:lastColumn="0" w:oddVBand="0" w:evenVBand="0" w:oddHBand="1" w:evenHBand="0" w:firstRowFirstColumn="0" w:firstRowLastColumn="0" w:lastRowFirstColumn="0" w:lastRowLastColumn="0"/>
+        </w:trPr>
+        <w:tc>
+          <w:tcPr>
+            <w:cnfStyle w:val="001000000000" w:firstRow="0" w:lastRow="0" w:firstColumn="1" w:lastColumn="0" w:oddVBand="0" w:evenVBand="0" w:oddHBand="0" w:evenHBand="0" w:firstRowFirstColumn="0" w:firstRowLastColumn="0" w:lastRowFirstColumn="0" w:lastRowLastColumn="0"/>
+            <w:tcW w:w="1764" w:type="pct"/>
+            <w:tcBorders>
+              <w:top w:val="single" w:sz="4" w:space="0" w:color="auto"/>
+              <w:left w:val="single" w:sz="4" w:space="0" w:color="auto"/>
+              <w:bottom w:val="single" w:sz="4" w:space="0" w:color="auto"/>
+              <w:right w:val="single" w:sz="4" w:space="0" w:color="auto"/>
+            </w:tcBorders>
+            <w:shd w:val="clear" w:color="auto" w:fill="auto"/>
+          </w:tcPr>
+          <w:p>
+            <w:r>
+              <w:t>Дегтярева Валерия Владимировна</w:t>
             </w:r>
           </w:p>
         </w:tc>
         <w:tc>
           <w:tcPr>
-            <w:tcW w:w="918" w:type="dxa"/>
+            <w:tcW w:w="2329" w:type="pct"/>
             <w:tcBorders>
               <w:top w:val="single" w:sz="4" w:space="0" w:color="auto"/>
               <w:left w:val="single" w:sz="4" w:space="0" w:color="auto"/>
@@ -4524,22 +4273,59 @@
           </w:tcPr>
           <w:p>
             <w:pPr>
-              <w:cnfStyle w:val="000000010000" w:firstRow="0" w:lastRow="0" w:firstColumn="0" w:lastColumn="0" w:oddVBand="0" w:evenVBand="0" w:oddHBand="0" w:evenHBand="1" w:firstRowFirstColumn="0" w:firstRowLastColumn="0" w:lastRowFirstColumn="0" w:lastRowLastColumn="0"/>
-              <w:rPr>
-                <w:lang w:val="en-US"/>
-              </w:rPr>
+              <w:cnfStyle w:val="000000100000" w:firstRow="0" w:lastRow="0" w:firstColumn="0" w:lastColumn="0" w:oddVBand="0" w:evenVBand="0" w:oddHBand="1" w:evenHBand="0" w:firstRowFirstColumn="0" w:firstRowLastColumn="0" w:lastRowFirstColumn="0" w:lastRowLastColumn="0"/>
             </w:pPr>
             <w:r>
-              <w:rPr>
-                <w:lang w:val="en-US"/>
-              </w:rPr>
-              <w:t>Г4, Г5, Г13</w:t>
+              <w:t>Поиск выбросов (3σ, IQR), решение по выбросам, устойчивость к шуму</w:t>
             </w:r>
           </w:p>
         </w:tc>
         <w:tc>
           <w:tcPr>
-            <w:tcW w:w="2342" w:type="dxa"/>
+            <w:tcW w:w="907" w:type="pct"/>
+            <w:tcBorders>
+              <w:top w:val="single" w:sz="4" w:space="0" w:color="auto"/>
+              <w:left w:val="single" w:sz="4" w:space="0" w:color="auto"/>
+              <w:bottom w:val="single" w:sz="4" w:space="0" w:color="auto"/>
+              <w:right w:val="single" w:sz="4" w:space="0" w:color="auto"/>
+            </w:tcBorders>
+            <w:shd w:val="clear" w:color="auto" w:fill="auto"/>
+          </w:tcPr>
+          <w:p>
+            <w:pPr>
+              <w:cnfStyle w:val="000000100000" w:firstRow="0" w:lastRow="0" w:firstColumn="0" w:lastColumn="0" w:oddVBand="0" w:evenVBand="0" w:oddHBand="1" w:evenHBand="0" w:firstRowFirstColumn="0" w:firstRowLastColumn="0" w:lastRowFirstColumn="0" w:lastRowLastColumn="0"/>
+            </w:pPr>
+            <w:r>
+              <w:t>Г3, Г10</w:t>
+            </w:r>
+          </w:p>
+        </w:tc>
+      </w:tr>
+      <w:tr>
+        <w:trPr>
+          <w:cnfStyle w:val="000000010000" w:firstRow="0" w:lastRow="0" w:firstColumn="0" w:lastColumn="0" w:oddVBand="0" w:evenVBand="0" w:oddHBand="0" w:evenHBand="1" w:firstRowFirstColumn="0" w:firstRowLastColumn="0" w:lastRowFirstColumn="0" w:lastRowLastColumn="0"/>
+        </w:trPr>
+        <w:tc>
+          <w:tcPr>
+            <w:cnfStyle w:val="001000000000" w:firstRow="0" w:lastRow="0" w:firstColumn="1" w:lastColumn="0" w:oddVBand="0" w:evenVBand="0" w:oddHBand="0" w:evenHBand="0" w:firstRowFirstColumn="0" w:firstRowLastColumn="0" w:lastRowFirstColumn="0" w:lastRowLastColumn="0"/>
+            <w:tcW w:w="1764" w:type="pct"/>
+            <w:tcBorders>
+              <w:top w:val="single" w:sz="4" w:space="0" w:color="auto"/>
+              <w:left w:val="single" w:sz="4" w:space="0" w:color="auto"/>
+              <w:bottom w:val="single" w:sz="4" w:space="0" w:color="auto"/>
+              <w:right w:val="single" w:sz="4" w:space="0" w:color="auto"/>
+            </w:tcBorders>
+            <w:shd w:val="clear" w:color="auto" w:fill="auto"/>
+          </w:tcPr>
+          <w:p>
+            <w:r>
+              <w:t>Широкова Юлия Сергеевна</w:t>
+            </w:r>
+          </w:p>
+        </w:tc>
+        <w:tc>
+          <w:tcPr>
+            <w:tcW w:w="2329" w:type="pct"/>
             <w:tcBorders>
               <w:top w:val="single" w:sz="4" w:space="0" w:color="auto"/>
               <w:left w:val="single" w:sz="4" w:space="0" w:color="auto"/>
@@ -4553,7 +4339,27 @@
               <w:cnfStyle w:val="000000010000" w:firstRow="0" w:lastRow="0" w:firstColumn="0" w:lastColumn="0" w:oddVBand="0" w:evenVBand="0" w:oddHBand="0" w:evenHBand="1" w:firstRowFirstColumn="0" w:firstRowLastColumn="0" w:lastRowFirstColumn="0" w:lastRowLastColumn="0"/>
             </w:pPr>
             <w:r>
-              <w:t>Вечерний пик на 60 % выше утреннего; выходные влияют на общий трафик пользователей, но не на уровень добавления в корзину</w:t>
+              <w:t>Корреляции, лишние столбцы, тепловая карта, PCA</w:t>
+            </w:r>
+          </w:p>
+        </w:tc>
+        <w:tc>
+          <w:tcPr>
+            <w:tcW w:w="907" w:type="pct"/>
+            <w:tcBorders>
+              <w:top w:val="single" w:sz="4" w:space="0" w:color="auto"/>
+              <w:left w:val="single" w:sz="4" w:space="0" w:color="auto"/>
+              <w:bottom w:val="single" w:sz="4" w:space="0" w:color="auto"/>
+              <w:right w:val="single" w:sz="4" w:space="0" w:color="auto"/>
+            </w:tcBorders>
+            <w:shd w:val="clear" w:color="auto" w:fill="auto"/>
+          </w:tcPr>
+          <w:p>
+            <w:pPr>
+              <w:cnfStyle w:val="000000010000" w:firstRow="0" w:lastRow="0" w:firstColumn="0" w:lastColumn="0" w:oddVBand="0" w:evenVBand="0" w:oddHBand="0" w:evenHBand="1" w:firstRowFirstColumn="0" w:firstRowLastColumn="0" w:lastRowFirstColumn="0" w:lastRowLastColumn="0"/>
+            </w:pPr>
+            <w:r>
+              <w:t>Г4</w:t>
             </w:r>
           </w:p>
         </w:tc>
@@ -4565,7 +4371,7 @@
         <w:tc>
           <w:tcPr>
             <w:cnfStyle w:val="001000000000" w:firstRow="0" w:lastRow="0" w:firstColumn="1" w:lastColumn="0" w:oddVBand="0" w:evenVBand="0" w:oddHBand="0" w:evenHBand="0" w:firstRowFirstColumn="0" w:firstRowLastColumn="0" w:lastRowFirstColumn="0" w:lastRowLastColumn="0"/>
-            <w:tcW w:w="1549" w:type="dxa"/>
+            <w:tcW w:w="1764" w:type="pct"/>
             <w:tcBorders>
               <w:top w:val="single" w:sz="4" w:space="0" w:color="auto"/>
               <w:left w:val="single" w:sz="4" w:space="0" w:color="auto"/>
@@ -4587,47 +4393,7 @@
         </w:tc>
         <w:tc>
           <w:tcPr>
-            <w:tcW w:w="1475" w:type="dxa"/>
-            <w:tcBorders>
-              <w:top w:val="single" w:sz="4" w:space="0" w:color="auto"/>
-              <w:left w:val="single" w:sz="4" w:space="0" w:color="auto"/>
-              <w:bottom w:val="single" w:sz="4" w:space="0" w:color="auto"/>
-              <w:right w:val="single" w:sz="4" w:space="0" w:color="auto"/>
-            </w:tcBorders>
-            <w:shd w:val="clear" w:color="auto" w:fill="auto"/>
-          </w:tcPr>
-          <w:p>
-            <w:pPr>
-              <w:cnfStyle w:val="000000100000" w:firstRow="0" w:lastRow="0" w:firstColumn="0" w:lastColumn="0" w:oddVBand="0" w:evenVBand="0" w:oddHBand="1" w:evenHBand="0" w:firstRowFirstColumn="0" w:firstRowLastColumn="0" w:lastRowFirstColumn="0" w:lastRowLastColumn="0"/>
-              <w:rPr>
-                <w:lang w:val="en-US"/>
-              </w:rPr>
-            </w:pPr>
-            <w:r>
-              <w:rPr>
-                <w:lang w:val="en-US"/>
-              </w:rPr>
-              <w:t>%r (HTTP-</w:t>
-            </w:r>
-            <w:proofErr w:type="spellStart"/>
-            <w:r>
-              <w:rPr>
-                <w:lang w:val="en-US"/>
-              </w:rPr>
-              <w:t>запрос</w:t>
-            </w:r>
-            <w:proofErr w:type="spellEnd"/>
-            <w:r>
-              <w:rPr>
-                <w:lang w:val="en-US"/>
-              </w:rPr>
-              <w:t>)</w:t>
-            </w:r>
-          </w:p>
-        </w:tc>
-        <w:tc>
-          <w:tcPr>
-            <w:tcW w:w="3067" w:type="dxa"/>
+            <w:tcW w:w="2329" w:type="pct"/>
             <w:tcBorders>
               <w:top w:val="single" w:sz="4" w:space="0" w:color="auto"/>
               <w:left w:val="single" w:sz="4" w:space="0" w:color="auto"/>
@@ -4641,48 +4407,21 @@
               <w:cnfStyle w:val="000000100000" w:firstRow="0" w:lastRow="0" w:firstColumn="0" w:lastColumn="0" w:oddVBand="0" w:evenVBand="0" w:oddHBand="1" w:evenHBand="0" w:firstRowFirstColumn="0" w:firstRowLastColumn="0" w:lastRowFirstColumn="0" w:lastRowLastColumn="0"/>
             </w:pPr>
             <w:r>
-              <w:t xml:space="preserve">Разбор </w:t>
-            </w:r>
-            <w:r>
-              <w:rPr>
-                <w:lang w:val="en-US"/>
-              </w:rPr>
-              <w:t>URL</w:t>
-            </w:r>
-            <w:r>
-              <w:t>, категоризация страниц, матрица переходов, таблица сопряжённости (страница × код), критерий хи-квадрат</w:t>
+              <w:t xml:space="preserve">Разведочный анализ: </w:t>
+            </w:r>
+            <w:proofErr w:type="spellStart"/>
+            <w:r>
+              <w:t>kNN</w:t>
+            </w:r>
+            <w:proofErr w:type="spellEnd"/>
+            <w:r>
+              <w:t>, логистическая регрессия, случайный лес</w:t>
             </w:r>
           </w:p>
         </w:tc>
         <w:tc>
           <w:tcPr>
-            <w:tcW w:w="918" w:type="dxa"/>
-            <w:tcBorders>
-              <w:top w:val="single" w:sz="4" w:space="0" w:color="auto"/>
-              <w:left w:val="single" w:sz="4" w:space="0" w:color="auto"/>
-              <w:bottom w:val="single" w:sz="4" w:space="0" w:color="auto"/>
-              <w:right w:val="single" w:sz="4" w:space="0" w:color="auto"/>
-            </w:tcBorders>
-            <w:shd w:val="clear" w:color="auto" w:fill="auto"/>
-          </w:tcPr>
-          <w:p>
-            <w:pPr>
-              <w:cnfStyle w:val="000000100000" w:firstRow="0" w:lastRow="0" w:firstColumn="0" w:lastColumn="0" w:oddVBand="0" w:evenVBand="0" w:oddHBand="1" w:evenHBand="0" w:firstRowFirstColumn="0" w:firstRowLastColumn="0" w:lastRowFirstColumn="0" w:lastRowLastColumn="0"/>
-              <w:rPr>
-                <w:lang w:val="en-US"/>
-              </w:rPr>
-            </w:pPr>
-            <w:r>
-              <w:rPr>
-                <w:lang w:val="en-US"/>
-              </w:rPr>
-              <w:t>Г6, Г16</w:t>
-            </w:r>
-          </w:p>
-        </w:tc>
-        <w:tc>
-          <w:tcPr>
-            <w:tcW w:w="2342" w:type="dxa"/>
+            <w:tcW w:w="907" w:type="pct"/>
             <w:tcBorders>
               <w:top w:val="single" w:sz="4" w:space="0" w:color="auto"/>
               <w:left w:val="single" w:sz="4" w:space="0" w:color="auto"/>
@@ -4696,27 +4435,7 @@
               <w:cnfStyle w:val="000000100000" w:firstRow="0" w:lastRow="0" w:firstColumn="0" w:lastColumn="0" w:oddVBand="0" w:evenVBand="0" w:oddHBand="1" w:evenHBand="0" w:firstRowFirstColumn="0" w:firstRowLastColumn="0" w:lastRowFirstColumn="0" w:lastRowLastColumn="0"/>
             </w:pPr>
             <w:r>
-              <w:t xml:space="preserve">Конверсия </w:t>
-            </w:r>
-            <w:r>
-              <w:rPr>
-                <w:lang w:val="en-US"/>
-              </w:rPr>
-              <w:t>index</w:t>
-            </w:r>
-            <w:r>
-              <w:t xml:space="preserve"> → </w:t>
-            </w:r>
-            <w:proofErr w:type="spellStart"/>
-            <w:r>
-              <w:rPr>
-                <w:lang w:val="en-US"/>
-              </w:rPr>
-              <w:t>addbasket</w:t>
-            </w:r>
-            <w:proofErr w:type="spellEnd"/>
-            <w:r>
-              <w:t>: 7 % по запросам, 49 % по сессиям</w:t>
+              <w:t>Г5, Г6</w:t>
             </w:r>
           </w:p>
         </w:tc>
@@ -4728,7 +4447,7 @@
         <w:tc>
           <w:tcPr>
             <w:cnfStyle w:val="001000000000" w:firstRow="0" w:lastRow="0" w:firstColumn="1" w:lastColumn="0" w:oddVBand="0" w:evenVBand="0" w:oddHBand="0" w:evenHBand="0" w:firstRowFirstColumn="0" w:firstRowLastColumn="0" w:lastRowFirstColumn="0" w:lastRowLastColumn="0"/>
-            <w:tcW w:w="1549" w:type="dxa"/>
+            <w:tcW w:w="1764" w:type="pct"/>
             <w:tcBorders>
               <w:top w:val="single" w:sz="4" w:space="0" w:color="auto"/>
               <w:left w:val="single" w:sz="4" w:space="0" w:color="auto"/>
@@ -4750,61 +4469,7 @@
         </w:tc>
         <w:tc>
           <w:tcPr>
-            <w:tcW w:w="1475" w:type="dxa"/>
-            <w:tcBorders>
-              <w:top w:val="single" w:sz="4" w:space="0" w:color="auto"/>
-              <w:left w:val="single" w:sz="4" w:space="0" w:color="auto"/>
-              <w:bottom w:val="single" w:sz="4" w:space="0" w:color="auto"/>
-              <w:right w:val="single" w:sz="4" w:space="0" w:color="auto"/>
-            </w:tcBorders>
-            <w:shd w:val="clear" w:color="auto" w:fill="auto"/>
-          </w:tcPr>
-          <w:p>
-            <w:pPr>
-              <w:cnfStyle w:val="000000010000" w:firstRow="0" w:lastRow="0" w:firstColumn="0" w:lastColumn="0" w:oddVBand="0" w:evenVBand="0" w:oddHBand="0" w:evenHBand="1" w:firstRowFirstColumn="0" w:firstRowLastColumn="0" w:lastRowFirstColumn="0" w:lastRowLastColumn="0"/>
-              <w:rPr>
-                <w:lang w:val="en-US"/>
-              </w:rPr>
-            </w:pPr>
-            <w:r>
-              <w:rPr>
-                <w:lang w:val="en-US"/>
-              </w:rPr>
-              <w:t>%&gt;s (</w:t>
-            </w:r>
-            <w:proofErr w:type="spellStart"/>
-            <w:r>
-              <w:rPr>
-                <w:lang w:val="en-US"/>
-              </w:rPr>
-              <w:t>код</w:t>
-            </w:r>
-            <w:proofErr w:type="spellEnd"/>
-            <w:r>
-              <w:rPr>
-                <w:lang w:val="en-US"/>
-              </w:rPr>
-              <w:t xml:space="preserve"> </w:t>
-            </w:r>
-            <w:proofErr w:type="spellStart"/>
-            <w:r>
-              <w:rPr>
-                <w:lang w:val="en-US"/>
-              </w:rPr>
-              <w:t>ответа</w:t>
-            </w:r>
-            <w:proofErr w:type="spellEnd"/>
-            <w:r>
-              <w:rPr>
-                <w:lang w:val="en-US"/>
-              </w:rPr>
-              <w:t>)</w:t>
-            </w:r>
-          </w:p>
-        </w:tc>
-        <w:tc>
-          <w:tcPr>
-            <w:tcW w:w="3067" w:type="dxa"/>
+            <w:tcW w:w="2329" w:type="pct"/>
             <w:tcBorders>
               <w:top w:val="single" w:sz="4" w:space="0" w:color="auto"/>
               <w:left w:val="single" w:sz="4" w:space="0" w:color="auto"/>
@@ -4818,48 +4483,13 @@
               <w:cnfStyle w:val="000000010000" w:firstRow="0" w:lastRow="0" w:firstColumn="0" w:lastColumn="0" w:oddVBand="0" w:evenVBand="0" w:oddHBand="0" w:evenHBand="1" w:firstRowFirstColumn="0" w:firstRowLastColumn="0" w:lastRowFirstColumn="0" w:lastRowLastColumn="0"/>
             </w:pPr>
             <w:r>
-              <w:t xml:space="preserve">Приведение к </w:t>
-            </w:r>
-            <w:r>
-              <w:rPr>
-                <w:lang w:val="en-US"/>
-              </w:rPr>
-              <w:t>int</w:t>
-            </w:r>
-            <w:r>
-              <w:t>, категоризация (200/301/304/404/500), анализ дисбаланса успех/не-успех.</w:t>
+              <w:t>Выбор и настройка итоговой модели, качество по классам</w:t>
             </w:r>
           </w:p>
         </w:tc>
         <w:tc>
           <w:tcPr>
-            <w:tcW w:w="918" w:type="dxa"/>
-            <w:tcBorders>
-              <w:top w:val="single" w:sz="4" w:space="0" w:color="auto"/>
-              <w:left w:val="single" w:sz="4" w:space="0" w:color="auto"/>
-              <w:bottom w:val="single" w:sz="4" w:space="0" w:color="auto"/>
-              <w:right w:val="single" w:sz="4" w:space="0" w:color="auto"/>
-            </w:tcBorders>
-            <w:shd w:val="clear" w:color="auto" w:fill="auto"/>
-          </w:tcPr>
-          <w:p>
-            <w:pPr>
-              <w:cnfStyle w:val="000000010000" w:firstRow="0" w:lastRow="0" w:firstColumn="0" w:lastColumn="0" w:oddVBand="0" w:evenVBand="0" w:oddHBand="0" w:evenHBand="1" w:firstRowFirstColumn="0" w:firstRowLastColumn="0" w:lastRowFirstColumn="0" w:lastRowLastColumn="0"/>
-              <w:rPr>
-                <w:lang w:val="en-US"/>
-              </w:rPr>
-            </w:pPr>
-            <w:r>
-              <w:rPr>
-                <w:lang w:val="en-US"/>
-              </w:rPr>
-              <w:t>Г7, Г8</w:t>
-            </w:r>
-          </w:p>
-        </w:tc>
-        <w:tc>
-          <w:tcPr>
-            <w:tcW w:w="2342" w:type="dxa"/>
+            <w:tcW w:w="907" w:type="pct"/>
             <w:tcBorders>
               <w:top w:val="single" w:sz="4" w:space="0" w:color="auto"/>
               <w:left w:val="single" w:sz="4" w:space="0" w:color="auto"/>
@@ -4873,7 +4503,7 @@
               <w:cnfStyle w:val="000000010000" w:firstRow="0" w:lastRow="0" w:firstColumn="0" w:lastColumn="0" w:oddVBand="0" w:evenVBand="0" w:oddHBand="0" w:evenHBand="1" w:firstRowFirstColumn="0" w:firstRowLastColumn="0" w:lastRowFirstColumn="0" w:lastRowLastColumn="0"/>
             </w:pPr>
             <w:r>
-              <w:t>Доля ошибок 500 растёт в часы пик; сессии с 404 заканчиваются раньше</w:t>
+              <w:t>Г7, Г8</w:t>
             </w:r>
           </w:p>
         </w:tc>
@@ -4885,7 +4515,7 @@
         <w:tc>
           <w:tcPr>
             <w:cnfStyle w:val="001000000000" w:firstRow="0" w:lastRow="0" w:firstColumn="1" w:lastColumn="0" w:oddVBand="0" w:evenVBand="0" w:oddHBand="0" w:evenHBand="0" w:firstRowFirstColumn="0" w:firstRowLastColumn="0" w:lastRowFirstColumn="0" w:lastRowLastColumn="0"/>
-            <w:tcW w:w="1549" w:type="dxa"/>
+            <w:tcW w:w="1764" w:type="pct"/>
             <w:tcBorders>
               <w:top w:val="single" w:sz="4" w:space="0" w:color="auto"/>
               <w:left w:val="single" w:sz="4" w:space="0" w:color="auto"/>
@@ -4896,67 +4526,13 @@
           </w:tcPr>
           <w:p>
             <w:r>
-              <w:t>Дегтярева Валерия Владимировна</w:t>
+              <w:t>Терентьева Дарья Максимовна</w:t>
             </w:r>
           </w:p>
         </w:tc>
         <w:tc>
           <w:tcPr>
-            <w:tcW w:w="1475" w:type="dxa"/>
-            <w:tcBorders>
-              <w:top w:val="single" w:sz="4" w:space="0" w:color="auto"/>
-              <w:left w:val="single" w:sz="4" w:space="0" w:color="auto"/>
-              <w:bottom w:val="single" w:sz="4" w:space="0" w:color="auto"/>
-              <w:right w:val="single" w:sz="4" w:space="0" w:color="auto"/>
-            </w:tcBorders>
-            <w:shd w:val="clear" w:color="auto" w:fill="auto"/>
-          </w:tcPr>
-          <w:p>
-            <w:pPr>
-              <w:cnfStyle w:val="000000100000" w:firstRow="0" w:lastRow="0" w:firstColumn="0" w:lastColumn="0" w:oddVBand="0" w:evenVBand="0" w:oddHBand="1" w:evenHBand="0" w:firstRowFirstColumn="0" w:firstRowLastColumn="0" w:lastRowFirstColumn="0" w:lastRowLastColumn="0"/>
-              <w:rPr>
-                <w:lang w:val="en-US"/>
-              </w:rPr>
-            </w:pPr>
-            <w:r>
-              <w:rPr>
-                <w:lang w:val="en-US"/>
-              </w:rPr>
-              <w:t>%b (</w:t>
-            </w:r>
-            <w:proofErr w:type="spellStart"/>
-            <w:r>
-              <w:rPr>
-                <w:lang w:val="en-US"/>
-              </w:rPr>
-              <w:t>размер</w:t>
-            </w:r>
-            <w:proofErr w:type="spellEnd"/>
-            <w:r>
-              <w:rPr>
-                <w:lang w:val="en-US"/>
-              </w:rPr>
-              <w:t xml:space="preserve"> </w:t>
-            </w:r>
-            <w:proofErr w:type="spellStart"/>
-            <w:r>
-              <w:rPr>
-                <w:lang w:val="en-US"/>
-              </w:rPr>
-              <w:t>ответа</w:t>
-            </w:r>
-            <w:proofErr w:type="spellEnd"/>
-            <w:r>
-              <w:rPr>
-                <w:lang w:val="en-US"/>
-              </w:rPr>
-              <w:t>)</w:t>
-            </w:r>
-          </w:p>
-        </w:tc>
-        <w:tc>
-          <w:tcPr>
-            <w:tcW w:w="3067" w:type="dxa"/>
+            <w:tcW w:w="2329" w:type="pct"/>
             <w:tcBorders>
               <w:top w:val="single" w:sz="4" w:space="0" w:color="auto"/>
               <w:left w:val="single" w:sz="4" w:space="0" w:color="auto"/>
@@ -4970,67 +4546,13 @@
               <w:cnfStyle w:val="000000100000" w:firstRow="0" w:lastRow="0" w:firstColumn="0" w:lastColumn="0" w:oddVBand="0" w:evenVBand="0" w:oddHBand="1" w:evenHBand="0" w:firstRowFirstColumn="0" w:firstRowLastColumn="0" w:lastRowFirstColumn="0" w:lastRowLastColumn="0"/>
             </w:pPr>
             <w:r>
-              <w:t>Контроль диапазона, поиск выбросов (</w:t>
-            </w:r>
-            <w:r>
-              <w:rPr>
-                <w:lang w:val="en-US"/>
-              </w:rPr>
-              <w:t>IQR</w:t>
-            </w:r>
-            <w:r>
-              <w:t>, 3</w:t>
-            </w:r>
-            <w:r>
-              <w:rPr>
-                <w:lang w:val="en-US"/>
-              </w:rPr>
-              <w:t>σ</w:t>
-            </w:r>
-            <w:r>
-              <w:t>), нормализация (</w:t>
-            </w:r>
-            <w:r>
-              <w:rPr>
-                <w:lang w:val="en-US"/>
-              </w:rPr>
-              <w:t>min</w:t>
-            </w:r>
-            <w:r>
-              <w:t>-</w:t>
-            </w:r>
-            <w:r>
-              <w:rPr>
-                <w:lang w:val="en-US"/>
-              </w:rPr>
-              <w:t>max</w:t>
-            </w:r>
-            <w:r>
-              <w:t xml:space="preserve">, </w:t>
-            </w:r>
-            <w:r>
-              <w:rPr>
-                <w:lang w:val="en-US"/>
-              </w:rPr>
-              <w:t>z</w:t>
-            </w:r>
-            <w:r>
-              <w:t>-</w:t>
-            </w:r>
-            <w:r>
-              <w:rPr>
-                <w:lang w:val="en-US"/>
-              </w:rPr>
-              <w:t>score</w:t>
-            </w:r>
-            <w:r>
-              <w:t>), сравнение по страницам и кодам</w:t>
+              <w:t>Источники, сравнение со статьями, сводные таблицы</w:t>
             </w:r>
           </w:p>
         </w:tc>
         <w:tc>
           <w:tcPr>
-            <w:tcW w:w="918" w:type="dxa"/>
+            <w:tcW w:w="907" w:type="pct"/>
             <w:tcBorders>
               <w:top w:val="single" w:sz="4" w:space="0" w:color="auto"/>
               <w:left w:val="single" w:sz="4" w:space="0" w:color="auto"/>
@@ -5047,526 +4569,7 @@
               </w:rPr>
             </w:pPr>
             <w:r>
-              <w:rPr>
-                <w:lang w:val="en-US"/>
-              </w:rPr>
-              <w:t>Г9, Г14</w:t>
-            </w:r>
-          </w:p>
-        </w:tc>
-        <w:tc>
-          <w:tcPr>
-            <w:tcW w:w="2342" w:type="dxa"/>
-            <w:tcBorders>
-              <w:top w:val="single" w:sz="4" w:space="0" w:color="auto"/>
-              <w:left w:val="single" w:sz="4" w:space="0" w:color="auto"/>
-              <w:bottom w:val="single" w:sz="4" w:space="0" w:color="auto"/>
-              <w:right w:val="single" w:sz="4" w:space="0" w:color="auto"/>
-            </w:tcBorders>
-            <w:shd w:val="clear" w:color="auto" w:fill="auto"/>
-          </w:tcPr>
-          <w:p>
-            <w:pPr>
-              <w:cnfStyle w:val="000000100000" w:firstRow="0" w:lastRow="0" w:firstColumn="0" w:lastColumn="0" w:oddVBand="0" w:evenVBand="0" w:oddHBand="1" w:evenHBand="0" w:firstRowFirstColumn="0" w:firstRowLastColumn="0" w:lastRowFirstColumn="0" w:lastRowLastColumn="0"/>
-            </w:pPr>
-            <w:r>
-              <w:t xml:space="preserve">Выбросов нет (признак синтеза); </w:t>
-            </w:r>
-            <w:proofErr w:type="spellStart"/>
-            <w:r>
-              <w:rPr>
-                <w:lang w:val="en-US"/>
-              </w:rPr>
-              <w:t>addbasket</w:t>
-            </w:r>
-            <w:proofErr w:type="spellEnd"/>
-            <w:r>
-              <w:t xml:space="preserve"> в 6,8 раза легче контентных</w:t>
-            </w:r>
-          </w:p>
-        </w:tc>
-      </w:tr>
-      <w:tr>
-        <w:trPr>
-          <w:cnfStyle w:val="000000010000" w:firstRow="0" w:lastRow="0" w:firstColumn="0" w:lastColumn="0" w:oddVBand="0" w:evenVBand="0" w:oddHBand="0" w:evenHBand="1" w:firstRowFirstColumn="0" w:firstRowLastColumn="0" w:lastRowFirstColumn="0" w:lastRowLastColumn="0"/>
-        </w:trPr>
-        <w:tc>
-          <w:tcPr>
-            <w:cnfStyle w:val="001000000000" w:firstRow="0" w:lastRow="0" w:firstColumn="1" w:lastColumn="0" w:oddVBand="0" w:evenVBand="0" w:oddHBand="0" w:evenHBand="0" w:firstRowFirstColumn="0" w:firstRowLastColumn="0" w:lastRowFirstColumn="0" w:lastRowLastColumn="0"/>
-            <w:tcW w:w="1549" w:type="dxa"/>
-            <w:tcBorders>
-              <w:top w:val="single" w:sz="4" w:space="0" w:color="auto"/>
-              <w:left w:val="single" w:sz="4" w:space="0" w:color="auto"/>
-              <w:bottom w:val="single" w:sz="4" w:space="0" w:color="auto"/>
-              <w:right w:val="single" w:sz="4" w:space="0" w:color="auto"/>
-            </w:tcBorders>
-            <w:shd w:val="clear" w:color="auto" w:fill="auto"/>
-          </w:tcPr>
-          <w:p>
-            <w:proofErr w:type="spellStart"/>
-            <w:r>
-              <w:t>Теретьева</w:t>
-            </w:r>
-            <w:proofErr w:type="spellEnd"/>
-            <w:r>
-              <w:t xml:space="preserve"> Дарья Максимовна</w:t>
-            </w:r>
-          </w:p>
-        </w:tc>
-        <w:tc>
-          <w:tcPr>
-            <w:tcW w:w="1475" w:type="dxa"/>
-            <w:tcBorders>
-              <w:top w:val="single" w:sz="4" w:space="0" w:color="auto"/>
-              <w:left w:val="single" w:sz="4" w:space="0" w:color="auto"/>
-              <w:bottom w:val="single" w:sz="4" w:space="0" w:color="auto"/>
-              <w:right w:val="single" w:sz="4" w:space="0" w:color="auto"/>
-            </w:tcBorders>
-            <w:shd w:val="clear" w:color="auto" w:fill="auto"/>
-          </w:tcPr>
-          <w:p>
-            <w:pPr>
-              <w:cnfStyle w:val="000000010000" w:firstRow="0" w:lastRow="0" w:firstColumn="0" w:lastColumn="0" w:oddVBand="0" w:evenVBand="0" w:oddHBand="0" w:evenHBand="1" w:firstRowFirstColumn="0" w:firstRowLastColumn="0" w:lastRowFirstColumn="0" w:lastRowLastColumn="0"/>
-              <w:rPr>
-                <w:lang w:val="en-US"/>
-              </w:rPr>
-            </w:pPr>
-            <w:r>
-              <w:rPr>
-                <w:lang w:val="en-US"/>
-              </w:rPr>
-              <w:t>%{</w:t>
-            </w:r>
-            <w:proofErr w:type="spellStart"/>
-            <w:r>
-              <w:rPr>
-                <w:lang w:val="en-US"/>
-              </w:rPr>
-              <w:t>id_bask</w:t>
-            </w:r>
-            <w:proofErr w:type="spellEnd"/>
-            <w:r>
-              <w:rPr>
-                <w:lang w:val="en-US"/>
-              </w:rPr>
-              <w:t xml:space="preserve">}C, </w:t>
-            </w:r>
-            <w:proofErr w:type="spellStart"/>
-            <w:r>
-              <w:rPr>
-                <w:lang w:val="en-US"/>
-              </w:rPr>
-              <w:t>id_book</w:t>
-            </w:r>
-            <w:proofErr w:type="spellEnd"/>
-          </w:p>
-        </w:tc>
-        <w:tc>
-          <w:tcPr>
-            <w:tcW w:w="3067" w:type="dxa"/>
-            <w:tcBorders>
-              <w:top w:val="single" w:sz="4" w:space="0" w:color="auto"/>
-              <w:left w:val="single" w:sz="4" w:space="0" w:color="auto"/>
-              <w:bottom w:val="single" w:sz="4" w:space="0" w:color="auto"/>
-              <w:right w:val="single" w:sz="4" w:space="0" w:color="auto"/>
-            </w:tcBorders>
-            <w:shd w:val="clear" w:color="auto" w:fill="auto"/>
-          </w:tcPr>
-          <w:p>
-            <w:pPr>
-              <w:cnfStyle w:val="000000010000" w:firstRow="0" w:lastRow="0" w:firstColumn="0" w:lastColumn="0" w:oddVBand="0" w:evenVBand="0" w:oddHBand="0" w:evenHBand="1" w:firstRowFirstColumn="0" w:firstRowLastColumn="0" w:lastRowFirstColumn="0" w:lastRowLastColumn="0"/>
-            </w:pPr>
-            <w:r>
-              <w:t xml:space="preserve">Извлечение </w:t>
-            </w:r>
-            <w:r>
-              <w:rPr>
-                <w:lang w:val="en-US"/>
-              </w:rPr>
-              <w:t>id</w:t>
-            </w:r>
-            <w:r>
-              <w:t>_</w:t>
-            </w:r>
-            <w:r>
-              <w:rPr>
-                <w:lang w:val="en-US"/>
-              </w:rPr>
-              <w:t>book</w:t>
-            </w:r>
-            <w:r>
-              <w:t xml:space="preserve"> с фильтром по /</w:t>
-            </w:r>
-            <w:proofErr w:type="spellStart"/>
-            <w:r>
-              <w:rPr>
-                <w:lang w:val="en-US"/>
-              </w:rPr>
-              <w:t>addbasket</w:t>
-            </w:r>
-            <w:proofErr w:type="spellEnd"/>
-            <w:r>
-              <w:t>.</w:t>
-            </w:r>
-            <w:proofErr w:type="spellStart"/>
-            <w:r>
-              <w:rPr>
-                <w:lang w:val="en-US"/>
-              </w:rPr>
-              <w:t>phtml</w:t>
-            </w:r>
-            <w:proofErr w:type="spellEnd"/>
-            <w:r>
-              <w:t>, концентрация спроса, коэффициент Джини, анализ на уровне сессии</w:t>
-            </w:r>
-          </w:p>
-        </w:tc>
-        <w:tc>
-          <w:tcPr>
-            <w:tcW w:w="918" w:type="dxa"/>
-            <w:tcBorders>
-              <w:top w:val="single" w:sz="4" w:space="0" w:color="auto"/>
-              <w:left w:val="single" w:sz="4" w:space="0" w:color="auto"/>
-              <w:bottom w:val="single" w:sz="4" w:space="0" w:color="auto"/>
-              <w:right w:val="single" w:sz="4" w:space="0" w:color="auto"/>
-            </w:tcBorders>
-            <w:shd w:val="clear" w:color="auto" w:fill="auto"/>
-          </w:tcPr>
-          <w:p>
-            <w:pPr>
-              <w:cnfStyle w:val="000000010000" w:firstRow="0" w:lastRow="0" w:firstColumn="0" w:lastColumn="0" w:oddVBand="0" w:evenVBand="0" w:oddHBand="0" w:evenHBand="1" w:firstRowFirstColumn="0" w:firstRowLastColumn="0" w:lastRowFirstColumn="0" w:lastRowLastColumn="0"/>
-              <w:rPr>
-                <w:lang w:val="en-US"/>
-              </w:rPr>
-            </w:pPr>
-            <w:r>
-              <w:rPr>
-                <w:lang w:val="en-US"/>
-              </w:rPr>
-              <w:t>Г10, Г11</w:t>
-            </w:r>
-          </w:p>
-        </w:tc>
-        <w:tc>
-          <w:tcPr>
-            <w:tcW w:w="2342" w:type="dxa"/>
-            <w:tcBorders>
-              <w:top w:val="single" w:sz="4" w:space="0" w:color="auto"/>
-              <w:left w:val="single" w:sz="4" w:space="0" w:color="auto"/>
-              <w:bottom w:val="single" w:sz="4" w:space="0" w:color="auto"/>
-              <w:right w:val="single" w:sz="4" w:space="0" w:color="auto"/>
-            </w:tcBorders>
-            <w:shd w:val="clear" w:color="auto" w:fill="auto"/>
-          </w:tcPr>
-          <w:p>
-            <w:pPr>
-              <w:cnfStyle w:val="000000010000" w:firstRow="0" w:lastRow="0" w:firstColumn="0" w:lastColumn="0" w:oddVBand="0" w:evenVBand="0" w:oddHBand="0" w:evenHBand="1" w:firstRowFirstColumn="0" w:firstRowLastColumn="0" w:lastRowFirstColumn="0" w:lastRowLastColumn="0"/>
-              <w:rPr>
-                <w:lang w:val="en-US"/>
-              </w:rPr>
-            </w:pPr>
-            <w:r>
-              <w:rPr>
-                <w:lang w:val="en-US"/>
-              </w:rPr>
-              <w:t xml:space="preserve">1 729 </w:t>
-            </w:r>
-            <w:proofErr w:type="spellStart"/>
-            <w:r>
-              <w:rPr>
-                <w:lang w:val="en-US"/>
-              </w:rPr>
-              <w:t>книг</w:t>
-            </w:r>
-            <w:proofErr w:type="spellEnd"/>
-            <w:r>
-              <w:rPr>
-                <w:lang w:val="en-US"/>
-              </w:rPr>
-              <w:t xml:space="preserve">; топ-10 </w:t>
-            </w:r>
-            <w:proofErr w:type="spellStart"/>
-            <w:r>
-              <w:rPr>
-                <w:lang w:val="en-US"/>
-              </w:rPr>
-              <w:t>составляют</w:t>
-            </w:r>
-            <w:proofErr w:type="spellEnd"/>
-            <w:r>
-              <w:rPr>
-                <w:lang w:val="en-US"/>
-              </w:rPr>
-              <w:t xml:space="preserve"> 1,9 %; </w:t>
-            </w:r>
-            <w:proofErr w:type="spellStart"/>
-            <w:r>
-              <w:rPr>
-                <w:lang w:val="en-US"/>
-              </w:rPr>
-              <w:t>Джини</w:t>
-            </w:r>
-            <w:proofErr w:type="spellEnd"/>
-            <w:r>
-              <w:rPr>
-                <w:lang w:val="en-US"/>
-              </w:rPr>
-              <w:t xml:space="preserve"> = 0,297</w:t>
-            </w:r>
-          </w:p>
-        </w:tc>
-      </w:tr>
-      <w:tr>
-        <w:trPr>
-          <w:cnfStyle w:val="000000100000" w:firstRow="0" w:lastRow="0" w:firstColumn="0" w:lastColumn="0" w:oddVBand="0" w:evenVBand="0" w:oddHBand="1" w:evenHBand="0" w:firstRowFirstColumn="0" w:firstRowLastColumn="0" w:lastRowFirstColumn="0" w:lastRowLastColumn="0"/>
-        </w:trPr>
-        <w:tc>
-          <w:tcPr>
-            <w:cnfStyle w:val="001000000000" w:firstRow="0" w:lastRow="0" w:firstColumn="1" w:lastColumn="0" w:oddVBand="0" w:evenVBand="0" w:oddHBand="0" w:evenHBand="0" w:firstRowFirstColumn="0" w:firstRowLastColumn="0" w:lastRowFirstColumn="0" w:lastRowLastColumn="0"/>
-            <w:tcW w:w="1549" w:type="dxa"/>
-            <w:tcBorders>
-              <w:top w:val="single" w:sz="4" w:space="0" w:color="auto"/>
-              <w:left w:val="single" w:sz="4" w:space="0" w:color="auto"/>
-              <w:bottom w:val="single" w:sz="4" w:space="0" w:color="auto"/>
-              <w:right w:val="single" w:sz="4" w:space="0" w:color="auto"/>
-            </w:tcBorders>
-            <w:shd w:val="clear" w:color="auto" w:fill="auto"/>
-          </w:tcPr>
-          <w:p>
-            <w:r>
-              <w:t xml:space="preserve">Габриелян </w:t>
-            </w:r>
-            <w:proofErr w:type="spellStart"/>
-            <w:r>
-              <w:t>Мелине</w:t>
-            </w:r>
-            <w:proofErr w:type="spellEnd"/>
-            <w:r>
-              <w:t xml:space="preserve"> </w:t>
-            </w:r>
-            <w:proofErr w:type="spellStart"/>
-            <w:r>
-              <w:t>Араиковна</w:t>
-            </w:r>
-            <w:proofErr w:type="spellEnd"/>
-          </w:p>
-        </w:tc>
-        <w:tc>
-          <w:tcPr>
-            <w:tcW w:w="1475" w:type="dxa"/>
-            <w:tcBorders>
-              <w:top w:val="single" w:sz="4" w:space="0" w:color="auto"/>
-              <w:left w:val="single" w:sz="4" w:space="0" w:color="auto"/>
-              <w:bottom w:val="single" w:sz="4" w:space="0" w:color="auto"/>
-              <w:right w:val="single" w:sz="4" w:space="0" w:color="auto"/>
-            </w:tcBorders>
-            <w:shd w:val="clear" w:color="auto" w:fill="auto"/>
-          </w:tcPr>
-          <w:p>
-            <w:pPr>
-              <w:cnfStyle w:val="000000100000" w:firstRow="0" w:lastRow="0" w:firstColumn="0" w:lastColumn="0" w:oddVBand="0" w:evenVBand="0" w:oddHBand="1" w:evenHBand="0" w:firstRowFirstColumn="0" w:firstRowLastColumn="0" w:lastRowFirstColumn="0" w:lastRowLastColumn="0"/>
-              <w:rPr>
-                <w:lang w:val="en-US"/>
-              </w:rPr>
-            </w:pPr>
-            <w:r>
-              <w:rPr>
-                <w:lang w:val="en-US"/>
-              </w:rPr>
-              <w:t>%l, %u</w:t>
-            </w:r>
-            <w:r>
-              <w:rPr>
-                <w:lang w:val="en-US"/>
-              </w:rPr>
-              <w:br/>
-              <w:t xml:space="preserve">+ </w:t>
-            </w:r>
-            <w:proofErr w:type="spellStart"/>
-            <w:r>
-              <w:rPr>
-                <w:lang w:val="en-US"/>
-              </w:rPr>
-              <w:t>инфраструктура</w:t>
-            </w:r>
-            <w:proofErr w:type="spellEnd"/>
-          </w:p>
-        </w:tc>
-        <w:tc>
-          <w:tcPr>
-            <w:tcW w:w="3067" w:type="dxa"/>
-            <w:tcBorders>
-              <w:top w:val="single" w:sz="4" w:space="0" w:color="auto"/>
-              <w:left w:val="single" w:sz="4" w:space="0" w:color="auto"/>
-              <w:bottom w:val="single" w:sz="4" w:space="0" w:color="auto"/>
-              <w:right w:val="single" w:sz="4" w:space="0" w:color="auto"/>
-            </w:tcBorders>
-            <w:shd w:val="clear" w:color="auto" w:fill="auto"/>
-          </w:tcPr>
-          <w:p>
-            <w:pPr>
-              <w:cnfStyle w:val="000000100000" w:firstRow="0" w:lastRow="0" w:firstColumn="0" w:lastColumn="0" w:oddVBand="0" w:evenVBand="0" w:oddHBand="1" w:evenHBand="0" w:firstRowFirstColumn="0" w:firstRowLastColumn="0" w:lastRowFirstColumn="0" w:lastRowLastColumn="0"/>
-              <w:rPr>
-                <w:lang w:val="en-US"/>
-              </w:rPr>
-            </w:pPr>
-            <w:proofErr w:type="spellStart"/>
-            <w:r>
-              <w:rPr>
-                <w:lang w:val="en-US"/>
-              </w:rPr>
-              <w:t>Парсер</w:t>
-            </w:r>
-            <w:proofErr w:type="spellEnd"/>
-            <w:r>
-              <w:rPr>
-                <w:lang w:val="en-US"/>
-              </w:rPr>
-              <w:t xml:space="preserve"> regex, cleaned_logs.csv, </w:t>
-            </w:r>
-            <w:proofErr w:type="spellStart"/>
-            <w:r>
-              <w:rPr>
-                <w:lang w:val="en-US"/>
-              </w:rPr>
-              <w:t>валидация</w:t>
-            </w:r>
-            <w:proofErr w:type="spellEnd"/>
-            <w:r>
-              <w:rPr>
-                <w:lang w:val="en-US"/>
-              </w:rPr>
-              <w:t xml:space="preserve"> %l/%u, </w:t>
-            </w:r>
-            <w:proofErr w:type="spellStart"/>
-            <w:r>
-              <w:rPr>
-                <w:lang w:val="en-US"/>
-              </w:rPr>
-              <w:t>построение</w:t>
-            </w:r>
-            <w:proofErr w:type="spellEnd"/>
-            <w:r>
-              <w:rPr>
-                <w:lang w:val="en-US"/>
-              </w:rPr>
-              <w:t xml:space="preserve"> </w:t>
-            </w:r>
-            <w:proofErr w:type="spellStart"/>
-            <w:r>
-              <w:rPr>
-                <w:lang w:val="en-US"/>
-              </w:rPr>
-              <w:t>сессий</w:t>
-            </w:r>
-            <w:proofErr w:type="spellEnd"/>
-            <w:r>
-              <w:rPr>
-                <w:lang w:val="en-US"/>
-              </w:rPr>
-              <w:t xml:space="preserve"> (30 </w:t>
-            </w:r>
-            <w:proofErr w:type="spellStart"/>
-            <w:r>
-              <w:rPr>
-                <w:lang w:val="en-US"/>
-              </w:rPr>
-              <w:t>мин</w:t>
-            </w:r>
-            <w:proofErr w:type="spellEnd"/>
-            <w:r>
-              <w:rPr>
-                <w:lang w:val="en-US"/>
-              </w:rPr>
-              <w:t xml:space="preserve">), </w:t>
-            </w:r>
-            <w:proofErr w:type="spellStart"/>
-            <w:r>
-              <w:rPr>
-                <w:lang w:val="en-US"/>
-              </w:rPr>
-              <w:t>модель</w:t>
-            </w:r>
-            <w:proofErr w:type="spellEnd"/>
-            <w:r>
-              <w:rPr>
-                <w:lang w:val="en-US"/>
-              </w:rPr>
-              <w:t xml:space="preserve"> </w:t>
-            </w:r>
-            <w:proofErr w:type="spellStart"/>
-            <w:r>
-              <w:rPr>
-                <w:lang w:val="en-US"/>
-              </w:rPr>
-              <w:t>валидации</w:t>
-            </w:r>
-            <w:proofErr w:type="spellEnd"/>
-            <w:r>
-              <w:rPr>
-                <w:lang w:val="en-US"/>
-              </w:rPr>
-              <w:t xml:space="preserve">, </w:t>
-            </w:r>
-            <w:proofErr w:type="spellStart"/>
-            <w:r>
-              <w:rPr>
-                <w:lang w:val="en-US"/>
-              </w:rPr>
-              <w:t>дрейф</w:t>
-            </w:r>
-            <w:proofErr w:type="spellEnd"/>
-            <w:r>
-              <w:rPr>
-                <w:lang w:val="en-US"/>
-              </w:rPr>
-              <w:t xml:space="preserve"> (PSI)</w:t>
-            </w:r>
-          </w:p>
-        </w:tc>
-        <w:tc>
-          <w:tcPr>
-            <w:tcW w:w="918" w:type="dxa"/>
-            <w:tcBorders>
-              <w:top w:val="single" w:sz="4" w:space="0" w:color="auto"/>
-              <w:left w:val="single" w:sz="4" w:space="0" w:color="auto"/>
-              <w:bottom w:val="single" w:sz="4" w:space="0" w:color="auto"/>
-              <w:right w:val="single" w:sz="4" w:space="0" w:color="auto"/>
-            </w:tcBorders>
-            <w:shd w:val="clear" w:color="auto" w:fill="auto"/>
-          </w:tcPr>
-          <w:p>
-            <w:pPr>
-              <w:cnfStyle w:val="000000100000" w:firstRow="0" w:lastRow="0" w:firstColumn="0" w:lastColumn="0" w:oddVBand="0" w:evenVBand="0" w:oddHBand="1" w:evenHBand="0" w:firstRowFirstColumn="0" w:firstRowLastColumn="0" w:lastRowFirstColumn="0" w:lastRowLastColumn="0"/>
-              <w:rPr>
-                <w:lang w:val="en-US"/>
-              </w:rPr>
-            </w:pPr>
-            <w:r>
-              <w:rPr>
-                <w:lang w:val="en-US"/>
-              </w:rPr>
-              <w:t>Г1, Г2</w:t>
-            </w:r>
-          </w:p>
-        </w:tc>
-        <w:tc>
-          <w:tcPr>
-            <w:tcW w:w="2342" w:type="dxa"/>
-            <w:tcBorders>
-              <w:top w:val="single" w:sz="4" w:space="0" w:color="auto"/>
-              <w:left w:val="single" w:sz="4" w:space="0" w:color="auto"/>
-              <w:bottom w:val="single" w:sz="4" w:space="0" w:color="auto"/>
-              <w:right w:val="single" w:sz="4" w:space="0" w:color="auto"/>
-            </w:tcBorders>
-            <w:shd w:val="clear" w:color="auto" w:fill="auto"/>
-          </w:tcPr>
-          <w:p>
-            <w:pPr>
-              <w:cnfStyle w:val="000000100000" w:firstRow="0" w:lastRow="0" w:firstColumn="0" w:lastColumn="0" w:oddVBand="0" w:evenVBand="0" w:oddHBand="1" w:evenHBand="0" w:firstRowFirstColumn="0" w:firstRowLastColumn="0" w:lastRowFirstColumn="0" w:lastRowLastColumn="0"/>
-            </w:pPr>
-            <w:r>
-              <w:t>Макс 43 клика/сессию; дрейфа нет; данные синтетические</w:t>
+              <w:t>Г9</w:t>
             </w:r>
           </w:p>
         </w:tc>
@@ -5589,9 +4592,9 @@
           <w:szCs w:val="28"/>
         </w:rPr>
       </w:pPr>
-      <w:bookmarkStart w:id="13" w:name="_Toc240281140"/>
-      <w:bookmarkStart w:id="14" w:name="_Toc244246352"/>
-      <w:bookmarkEnd w:id="11"/>
+      <w:bookmarkStart w:id="14" w:name="_Toc240281140"/>
+      <w:bookmarkStart w:id="15" w:name="_Toc244336996"/>
+      <w:bookmarkEnd w:id="12"/>
       <w:r>
         <w:rPr>
           <w:rFonts w:ascii="Times New Roman" w:eastAsia="Times New Roman" w:hAnsi="Times New Roman" w:cs="Times New Roman"/>
@@ -5615,7 +4618,7 @@
         </w:rPr>
         <w:t xml:space="preserve">. </w:t>
       </w:r>
-      <w:bookmarkEnd w:id="13"/>
+      <w:bookmarkEnd w:id="14"/>
       <w:r>
         <w:rPr>
           <w:rFonts w:ascii="Times New Roman" w:eastAsia="Times New Roman" w:hAnsi="Times New Roman" w:cs="Times New Roman"/>
@@ -5627,7 +4630,7 @@
         </w:rPr>
         <w:t>СТРУКТУРА ДАННЫХ</w:t>
       </w:r>
-      <w:bookmarkEnd w:id="14"/>
+      <w:bookmarkEnd w:id="15"/>
     </w:p>
     <w:p>
       <w:pPr>
@@ -5640,7 +4643,7 @@
           <w:szCs w:val="28"/>
         </w:rPr>
       </w:pPr>
-      <w:bookmarkStart w:id="15" w:name="_Toc240281141"/>
+      <w:bookmarkStart w:id="16" w:name="_Toc240281141"/>
       <w:r>
         <w:rPr>
           <w:sz w:val="28"/>
@@ -5965,7 +4968,7 @@
           <w:szCs w:val="28"/>
         </w:rPr>
       </w:pPr>
-      <w:bookmarkStart w:id="16" w:name="_Toc244246353"/>
+      <w:bookmarkStart w:id="17" w:name="_Toc244336997"/>
       <w:r>
         <w:rPr>
           <w:rFonts w:ascii="Times New Roman" w:eastAsia="Times New Roman" w:hAnsi="Times New Roman" w:cs="Times New Roman"/>
@@ -6000,7 +5003,7 @@
         </w:rPr>
         <w:t>ОПИСАНИЕ ХОДА РАБОТЫ</w:t>
       </w:r>
-      <w:bookmarkEnd w:id="16"/>
+      <w:bookmarkEnd w:id="17"/>
     </w:p>
     <w:p>
       <w:pPr>
@@ -6310,7 +5313,7 @@
           <w:szCs w:val="28"/>
         </w:rPr>
       </w:pPr>
-      <w:bookmarkStart w:id="17" w:name="_Toc244246354"/>
+      <w:bookmarkStart w:id="18" w:name="_Toc244336998"/>
       <w:r>
         <w:rPr>
           <w:rFonts w:ascii="Times New Roman" w:hAnsi="Times New Roman" w:cs="Times New Roman"/>
@@ -6333,7 +5336,7 @@
         </w:rPr>
         <w:t>.1. Валидация исходных данных</w:t>
       </w:r>
-      <w:bookmarkEnd w:id="17"/>
+      <w:bookmarkEnd w:id="18"/>
     </w:p>
     <w:p>
       <w:pPr>
@@ -6384,6 +5387,7 @@
       </w:pPr>
       <w:r>
         <w:rPr>
+          <w:noProof/>
           <w:sz w:val="28"/>
           <w:szCs w:val="28"/>
         </w:rPr>
@@ -6527,7 +5531,7 @@
           <w:szCs w:val="28"/>
         </w:rPr>
       </w:pPr>
-      <w:bookmarkStart w:id="18" w:name="_Toc244246355"/>
+      <w:bookmarkStart w:id="19" w:name="_Toc244336999"/>
       <w:r>
         <w:rPr>
           <w:rFonts w:ascii="Times New Roman" w:hAnsi="Times New Roman" w:cs="Times New Roman"/>
@@ -6551,7 +5555,7 @@
         </w:rPr>
         <w:t>.2. Анализ корреляций и устранение избыточности</w:t>
       </w:r>
-      <w:bookmarkEnd w:id="18"/>
+      <w:bookmarkEnd w:id="19"/>
     </w:p>
     <w:p>
       <w:pPr>
@@ -6644,6 +5648,7 @@
       </w:pPr>
       <w:r>
         <w:rPr>
+          <w:noProof/>
           <w:sz w:val="28"/>
           <w:szCs w:val="28"/>
         </w:rPr>
@@ -6808,6 +5813,7 @@
       </w:pPr>
       <w:r>
         <w:rPr>
+          <w:noProof/>
           <w:sz w:val="28"/>
           <w:szCs w:val="28"/>
         </w:rPr>
@@ -6951,7 +5957,7 @@
           <w:szCs w:val="28"/>
         </w:rPr>
       </w:pPr>
-      <w:bookmarkStart w:id="19" w:name="_Toc244246356"/>
+      <w:bookmarkStart w:id="20" w:name="_Toc244337000"/>
       <w:r>
         <w:rPr>
           <w:rFonts w:ascii="Times New Roman" w:hAnsi="Times New Roman" w:cs="Times New Roman"/>
@@ -6975,7 +5981,7 @@
         </w:rPr>
         <w:t>.3. Очистка от аномальных значений</w:t>
       </w:r>
-      <w:bookmarkEnd w:id="19"/>
+      <w:bookmarkEnd w:id="20"/>
     </w:p>
     <w:p>
       <w:pPr>
@@ -7011,7 +6017,7 @@
           <w:szCs w:val="28"/>
         </w:rPr>
       </w:pPr>
-      <w:bookmarkStart w:id="20" w:name="_Toc244246357"/>
+      <w:bookmarkStart w:id="21" w:name="_Toc244337001"/>
       <w:r>
         <w:rPr>
           <w:rFonts w:ascii="Times New Roman" w:hAnsi="Times New Roman" w:cs="Times New Roman"/>
@@ -7035,7 +6041,7 @@
         </w:rPr>
         <w:t>датасета</w:t>
       </w:r>
-      <w:bookmarkEnd w:id="20"/>
+      <w:bookmarkEnd w:id="21"/>
       <w:proofErr w:type="spellEnd"/>
     </w:p>
     <w:p>
@@ -7226,7 +6232,21 @@
           <w:sz w:val="28"/>
           <w:szCs w:val="28"/>
         </w:rPr>
-        <w:t>использовался для верификации результатов UMAP. Совпадение «островков» (особенно отчетливых для класса 10) на графиках обоих методов подтверждает, что выявленные кластеры являются объективной характеристикой набора данных, а не артефактом конкретного алгоритма визуализации.</w:t>
+        <w:t>использовался для верификации результатов UMAP. Совпадение «островков» (особенно отчетливых для класс</w:t>
+      </w:r>
+      <w:r>
+        <w:rPr>
+          <w:sz w:val="28"/>
+          <w:szCs w:val="28"/>
+        </w:rPr>
+        <w:t>ов 7 и 11</w:t>
+      </w:r>
+      <w:r>
+        <w:rPr>
+          <w:sz w:val="28"/>
+          <w:szCs w:val="28"/>
+        </w:rPr>
+        <w:t>) на графиках обоих методов подтверждает, что выявленные кластеры являются объективной характеристикой набора данных, а не артефактом конкретного алгоритма визуализации.</w:t>
       </w:r>
     </w:p>
     <w:p>
@@ -7239,7 +6259,7 @@
           <w:szCs w:val="28"/>
         </w:rPr>
       </w:pPr>
-      <w:bookmarkStart w:id="21" w:name="_Toc244246358"/>
+      <w:bookmarkStart w:id="22" w:name="_Toc244337002"/>
       <w:r>
         <w:rPr>
           <w:rFonts w:ascii="Times New Roman" w:hAnsi="Times New Roman" w:cs="Times New Roman"/>
@@ -7262,7 +6282,7 @@
         </w:rPr>
         <w:t>PCA</w:t>
       </w:r>
-      <w:bookmarkEnd w:id="21"/>
+      <w:bookmarkEnd w:id="22"/>
       <w:r>
         <w:rPr>
           <w:rFonts w:ascii="Times New Roman" w:hAnsi="Times New Roman" w:cs="Times New Roman"/>
@@ -7328,13 +6348,14 @@
       </w:pPr>
       <w:r>
         <w:rPr>
+          <w:noProof/>
           <w:sz w:val="28"/>
           <w:szCs w:val="28"/>
         </w:rPr>
         <w:lastRenderedPageBreak/>
         <w:drawing>
-          <wp:inline distT="0" distB="0" distL="0" distR="0" wp14:anchorId="0A0113AC" wp14:editId="059B1955">
-            <wp:extent cx="5940425" cy="4313555"/>
+          <wp:inline distT="0" distB="0" distL="0" distR="0" wp14:anchorId="0A0113AC" wp14:editId="0BC0B3BD">
+            <wp:extent cx="5940425" cy="4313385"/>
             <wp:effectExtent l="0" t="0" r="3175" b="0"/>
             <wp:docPr id="1" name="Рисунок 1"/>
             <wp:cNvGraphicFramePr>
@@ -7348,7 +6369,13 @@
                     <pic:cNvPicPr/>
                   </pic:nvPicPr>
                   <pic:blipFill>
-                    <a:blip r:embed="rId12"/>
+                    <a:blip r:embed="rId12">
+                      <a:extLst>
+                        <a:ext uri="{28A0092B-C50C-407E-A947-70E740481C1C}">
+                          <a14:useLocalDpi xmlns:a14="http://schemas.microsoft.com/office/drawing/2010/main" val="0"/>
+                        </a:ext>
+                      </a:extLst>
+                    </a:blip>
                     <a:stretch>
                       <a:fillRect/>
                     </a:stretch>
@@ -7356,7 +6383,7 @@
                   <pic:spPr>
                     <a:xfrm>
                       <a:off x="0" y="0"/>
-                      <a:ext cx="5940425" cy="4313555"/>
+                      <a:ext cx="5940425" cy="4313385"/>
                     </a:xfrm>
                     <a:prstGeom prst="rect">
                       <a:avLst/>
@@ -7509,7 +6536,7 @@
           <w:szCs w:val="28"/>
         </w:rPr>
       </w:pPr>
-      <w:bookmarkStart w:id="22" w:name="_Toc244246359"/>
+      <w:bookmarkStart w:id="23" w:name="_Toc244337003"/>
       <w:r>
         <w:rPr>
           <w:rFonts w:ascii="Times New Roman" w:hAnsi="Times New Roman" w:cs="Times New Roman"/>
@@ -7555,7 +6582,7 @@
         </w:rPr>
         <w:t>UMAP</w:t>
       </w:r>
-      <w:bookmarkEnd w:id="22"/>
+      <w:bookmarkEnd w:id="23"/>
       <w:r>
         <w:rPr>
           <w:rFonts w:ascii="Times New Roman" w:hAnsi="Times New Roman" w:cs="Times New Roman"/>
@@ -7614,14 +6641,15 @@
       </w:pPr>
       <w:r>
         <w:rPr>
+          <w:noProof/>
           <w:sz w:val="28"/>
           <w:szCs w:val="28"/>
         </w:rPr>
         <w:lastRenderedPageBreak/>
         <w:drawing>
-          <wp:inline distT="0" distB="0" distL="0" distR="0" wp14:anchorId="07BBA754" wp14:editId="51470E7A">
-            <wp:extent cx="5940425" cy="4333875"/>
-            <wp:effectExtent l="0" t="0" r="3175" b="9525"/>
+          <wp:inline distT="0" distB="0" distL="0" distR="0" wp14:anchorId="07BBA754" wp14:editId="78D0894F">
+            <wp:extent cx="5940425" cy="4333588"/>
+            <wp:effectExtent l="0" t="0" r="3175" b="0"/>
             <wp:docPr id="17" name="Рисунок 17"/>
             <wp:cNvGraphicFramePr>
               <a:graphicFrameLocks xmlns:a="http://schemas.openxmlformats.org/drawingml/2006/main" noChangeAspect="1"/>
@@ -7634,7 +6662,13 @@
                     <pic:cNvPicPr/>
                   </pic:nvPicPr>
                   <pic:blipFill>
-                    <a:blip r:embed="rId13"/>
+                    <a:blip r:embed="rId13">
+                      <a:extLst>
+                        <a:ext uri="{28A0092B-C50C-407E-A947-70E740481C1C}">
+                          <a14:useLocalDpi xmlns:a14="http://schemas.microsoft.com/office/drawing/2010/main" val="0"/>
+                        </a:ext>
+                      </a:extLst>
+                    </a:blip>
                     <a:stretch>
                       <a:fillRect/>
                     </a:stretch>
@@ -7642,7 +6676,7 @@
                   <pic:spPr>
                     <a:xfrm>
                       <a:off x="0" y="0"/>
-                      <a:ext cx="5940425" cy="4333875"/>
+                      <a:ext cx="5940425" cy="4333588"/>
                     </a:xfrm>
                     <a:prstGeom prst="rect">
                       <a:avLst/>
@@ -7762,7 +6796,42 @@
           <w:sz w:val="28"/>
           <w:szCs w:val="28"/>
         </w:rPr>
-        <w:t xml:space="preserve"> желтого цвета (класс 10). </w:t>
+        <w:t xml:space="preserve"> </w:t>
+      </w:r>
+      <w:r>
+        <w:rPr>
+          <w:sz w:val="28"/>
+          <w:szCs w:val="28"/>
+        </w:rPr>
+        <w:t>ярко-</w:t>
+      </w:r>
+      <w:r>
+        <w:rPr>
+          <w:sz w:val="28"/>
+          <w:szCs w:val="28"/>
+        </w:rPr>
+        <w:t>желтого</w:t>
+      </w:r>
+      <w:r>
+        <w:rPr>
+          <w:sz w:val="28"/>
+          <w:szCs w:val="28"/>
+        </w:rPr>
+        <w:t xml:space="preserve"> </w:t>
+      </w:r>
+      <w:r>
+        <w:rPr>
+          <w:sz w:val="28"/>
+          <w:szCs w:val="28"/>
+        </w:rPr>
+        <w:t>и ярко-оранжевого</w:t>
+      </w:r>
+      <w:r>
+        <w:rPr>
+          <w:sz w:val="28"/>
+          <w:szCs w:val="28"/>
+        </w:rPr>
+        <w:t xml:space="preserve"> цвета (класс 10). </w:t>
       </w:r>
       <w:r>
         <w:rPr>
@@ -7776,7 +6845,21 @@
           <w:sz w:val="28"/>
           <w:szCs w:val="28"/>
         </w:rPr>
-        <w:t xml:space="preserve"> для 10-го класса существуют </w:t>
+        <w:t xml:space="preserve"> для </w:t>
+      </w:r>
+      <w:r>
+        <w:rPr>
+          <w:sz w:val="28"/>
+          <w:szCs w:val="28"/>
+        </w:rPr>
+        <w:t>7 и 11</w:t>
+      </w:r>
+      <w:r>
+        <w:rPr>
+          <w:sz w:val="28"/>
+          <w:szCs w:val="28"/>
+        </w:rPr>
+        <w:t xml:space="preserve">-го класса существуют </w:t>
       </w:r>
       <w:r>
         <w:rPr>
@@ -7898,7 +6981,7 @@
           <w:szCs w:val="28"/>
         </w:rPr>
       </w:pPr>
-      <w:bookmarkStart w:id="23" w:name="_Toc244246360"/>
+      <w:bookmarkStart w:id="24" w:name="_Toc244337004"/>
       <w:r>
         <w:rPr>
           <w:rFonts w:ascii="Times New Roman" w:hAnsi="Times New Roman" w:cs="Times New Roman"/>
@@ -7967,7 +7050,7 @@
         </w:rPr>
         <w:t>NSE</w:t>
       </w:r>
-      <w:bookmarkEnd w:id="23"/>
+      <w:bookmarkEnd w:id="24"/>
       <w:r>
         <w:rPr>
           <w:rFonts w:ascii="Times New Roman" w:hAnsi="Times New Roman" w:cs="Times New Roman"/>
@@ -8050,12 +7133,13 @@
       </w:pPr>
       <w:r>
         <w:rPr>
+          <w:noProof/>
           <w:sz w:val="28"/>
           <w:szCs w:val="28"/>
         </w:rPr>
         <w:lastRenderedPageBreak/>
         <w:drawing>
-          <wp:inline distT="0" distB="0" distL="0" distR="0" wp14:anchorId="3BDA4FDB" wp14:editId="1F761C9B">
+          <wp:inline distT="0" distB="0" distL="0" distR="0" wp14:anchorId="3BDA4FDB" wp14:editId="34B7A79F">
             <wp:extent cx="5940425" cy="4288394"/>
             <wp:effectExtent l="0" t="0" r="3175" b="0"/>
             <wp:docPr id="16" name="Рисунок 16"/>
@@ -8178,7 +7262,14 @@
           <w:sz w:val="28"/>
           <w:szCs w:val="28"/>
         </w:rPr>
-        <w:t xml:space="preserve"> и существовании уникальных сигнатур для класса 10</w:t>
+        <w:t xml:space="preserve"> и существовании уникальных сигнатур для класс</w:t>
+      </w:r>
+      <w:r>
+        <w:rPr>
+          <w:sz w:val="28"/>
+          <w:szCs w:val="28"/>
+        </w:rPr>
+        <w:t>ов 7,11</w:t>
       </w:r>
       <w:r>
         <w:rPr>
@@ -8198,7 +7289,7 @@
           <w:szCs w:val="28"/>
         </w:rPr>
       </w:pPr>
-      <w:bookmarkStart w:id="24" w:name="_Toc244246361"/>
+      <w:bookmarkStart w:id="25" w:name="_Toc244337005"/>
       <w:r>
         <w:rPr>
           <w:rFonts w:ascii="Times New Roman" w:hAnsi="Times New Roman" w:cs="Times New Roman"/>
@@ -8243,7 +7334,7 @@
         </w:rPr>
         <w:t>Общий вывод</w:t>
       </w:r>
-      <w:bookmarkEnd w:id="24"/>
+      <w:bookmarkEnd w:id="25"/>
       <w:r>
         <w:rPr>
           <w:rFonts w:ascii="Times New Roman" w:hAnsi="Times New Roman" w:cs="Times New Roman"/>
@@ -8336,7 +7427,21 @@
           <w:sz w:val="28"/>
           <w:szCs w:val="28"/>
         </w:rPr>
-        <w:t>уществуют классы состояний (преимущественно класс 10), которые обладают ярко выраженными уникальными признаками, легко идентифицируемыми в сжатом пространстве.</w:t>
+        <w:t>уществуют классы состояний (преимущественно клас</w:t>
+      </w:r>
+      <w:r>
+        <w:rPr>
+          <w:sz w:val="28"/>
+          <w:szCs w:val="28"/>
+        </w:rPr>
+        <w:t>сы 7 и 11</w:t>
+      </w:r>
+      <w:r>
+        <w:rPr>
+          <w:sz w:val="28"/>
+          <w:szCs w:val="28"/>
+        </w:rPr>
+        <w:t>), которые обладают ярко выраженными уникальными признаками, легко идентифицируемыми в сжатом пространстве.</w:t>
       </w:r>
     </w:p>
     <w:p>
@@ -8355,7 +7460,7 @@
           <w:szCs w:val="28"/>
         </w:rPr>
       </w:pPr>
-      <w:bookmarkStart w:id="25" w:name="_Toc244246362"/>
+      <w:bookmarkStart w:id="26" w:name="_Toc244337006"/>
       <w:r>
         <w:rPr>
           <w:rFonts w:ascii="Times New Roman" w:eastAsia="Times New Roman" w:hAnsi="Times New Roman" w:cs="Times New Roman"/>
@@ -8379,7 +7484,7 @@
         </w:rPr>
         <w:t xml:space="preserve">. </w:t>
       </w:r>
-      <w:bookmarkEnd w:id="15"/>
+      <w:bookmarkEnd w:id="16"/>
       <w:r>
         <w:rPr>
           <w:rFonts w:ascii="Times New Roman" w:eastAsia="Times New Roman" w:hAnsi="Times New Roman" w:cs="Times New Roman"/>
@@ -8391,7 +7496,7 @@
         </w:rPr>
         <w:t>ПРОВЕРКА ГИПОТЕЗЫ</w:t>
       </w:r>
-      <w:bookmarkEnd w:id="25"/>
+      <w:bookmarkEnd w:id="26"/>
     </w:p>
     <w:p>
       <w:pPr>
@@ -8408,8 +7513,8 @@
           <w:szCs w:val="28"/>
         </w:rPr>
       </w:pPr>
-      <w:bookmarkStart w:id="26" w:name="_Toc240281142"/>
-      <w:bookmarkStart w:id="27" w:name="_Toc244246363"/>
+      <w:bookmarkStart w:id="27" w:name="_Toc240281142"/>
+      <w:bookmarkStart w:id="28" w:name="_Toc244337007"/>
       <w:r>
         <w:rPr>
           <w:rFonts w:ascii="Times New Roman" w:hAnsi="Times New Roman" w:cs="Times New Roman"/>
@@ -8465,7 +7570,7 @@
         </w:rPr>
         <w:t>ы</w:t>
       </w:r>
-      <w:bookmarkEnd w:id="27"/>
+      <w:bookmarkEnd w:id="28"/>
     </w:p>
     <w:p>
       <w:pPr>
@@ -8551,7 +7656,7 @@
           <w:szCs w:val="28"/>
         </w:rPr>
       </w:pPr>
-      <w:bookmarkStart w:id="28" w:name="_Toc244246364"/>
+      <w:bookmarkStart w:id="29" w:name="_Toc244337008"/>
       <w:r>
         <w:rPr>
           <w:rFonts w:ascii="Times New Roman" w:hAnsi="Times New Roman" w:cs="Times New Roman"/>
@@ -8574,7 +7679,7 @@
         </w:rPr>
         <w:t>.2. Методика проверки</w:t>
       </w:r>
-      <w:bookmarkEnd w:id="28"/>
+      <w:bookmarkEnd w:id="29"/>
     </w:p>
     <w:p>
       <w:pPr>
@@ -8759,7 +7864,7 @@
           <w:szCs w:val="28"/>
         </w:rPr>
       </w:pPr>
-      <w:bookmarkStart w:id="29" w:name="_Toc244246365"/>
+      <w:bookmarkStart w:id="30" w:name="_Toc244337009"/>
       <w:r>
         <w:rPr>
           <w:rFonts w:ascii="Times New Roman" w:hAnsi="Times New Roman" w:cs="Times New Roman"/>
@@ -8782,7 +7887,7 @@
         </w:rPr>
         <w:t>.3. Результаты</w:t>
       </w:r>
-      <w:bookmarkEnd w:id="29"/>
+      <w:bookmarkEnd w:id="30"/>
     </w:p>
     <w:p>
       <w:pPr>
@@ -8826,7 +7931,7 @@
           <w:szCs w:val="28"/>
         </w:rPr>
       </w:pPr>
-      <w:bookmarkStart w:id="30" w:name="_Toc244246366"/>
+      <w:bookmarkStart w:id="31" w:name="_Toc244337010"/>
       <w:r>
         <w:rPr>
           <w:rFonts w:ascii="Times New Roman" w:hAnsi="Times New Roman" w:cs="Times New Roman"/>
@@ -8860,7 +7965,7 @@
         </w:rPr>
         <w:t>ам</w:t>
       </w:r>
-      <w:bookmarkEnd w:id="30"/>
+      <w:bookmarkEnd w:id="31"/>
     </w:p>
     <w:p>
       <w:pPr>
@@ -8931,7 +8036,7 @@
           <w:szCs w:val="28"/>
         </w:rPr>
       </w:pPr>
-      <w:bookmarkStart w:id="31" w:name="_Toc244246367"/>
+      <w:bookmarkStart w:id="32" w:name="_Toc244337011"/>
       <w:r>
         <w:rPr>
           <w:rFonts w:ascii="Times New Roman" w:eastAsia="Times New Roman" w:hAnsi="Times New Roman" w:cs="Times New Roman"/>
@@ -8966,7 +8071,7 @@
         </w:rPr>
         <w:t>ЗАКЛЮЧЕНИЕ</w:t>
       </w:r>
-      <w:bookmarkEnd w:id="31"/>
+      <w:bookmarkEnd w:id="32"/>
     </w:p>
     <w:p>
       <w:pPr>
@@ -9097,8 +8202,8 @@
           <w:szCs w:val="28"/>
         </w:rPr>
       </w:pPr>
-      <w:bookmarkStart w:id="32" w:name="_Toc241770961"/>
-      <w:bookmarkStart w:id="33" w:name="_Toc244246368"/>
+      <w:bookmarkStart w:id="33" w:name="_Toc241770961"/>
+      <w:bookmarkStart w:id="34" w:name="_Toc244337012"/>
       <w:r>
         <w:rPr>
           <w:rFonts w:ascii="Times New Roman" w:eastAsia="Times New Roman" w:hAnsi="Times New Roman" w:cs="Times New Roman"/>
@@ -9122,8 +8227,8 @@
         </w:rPr>
         <w:t>. РЕЦЕНЗИЯ</w:t>
       </w:r>
-      <w:bookmarkEnd w:id="32"/>
       <w:bookmarkEnd w:id="33"/>
+      <w:bookmarkEnd w:id="34"/>
     </w:p>
     <w:p>
       <w:pPr>
@@ -9136,7 +8241,7 @@
           <w:szCs w:val="28"/>
         </w:rPr>
       </w:pPr>
-      <w:bookmarkStart w:id="34" w:name="_Toc241770962"/>
+      <w:bookmarkStart w:id="35" w:name="_Toc241770962"/>
       <w:r>
         <w:rPr>
           <w:sz w:val="28"/>
@@ -9350,7 +8455,7 @@
           <w:szCs w:val="28"/>
         </w:rPr>
       </w:pPr>
-      <w:bookmarkStart w:id="35" w:name="_Toc244246369"/>
+      <w:bookmarkStart w:id="36" w:name="_Toc244337013"/>
       <w:r>
         <w:rPr>
           <w:rFonts w:ascii="Times New Roman" w:hAnsi="Times New Roman" w:cs="Times New Roman"/>
@@ -9373,8 +8478,8 @@
         </w:rPr>
         <w:t>.1 Общие сведения</w:t>
       </w:r>
-      <w:bookmarkEnd w:id="34"/>
       <w:bookmarkEnd w:id="35"/>
+      <w:bookmarkEnd w:id="36"/>
     </w:p>
     <w:p>
       <w:pPr>
@@ -9442,8 +8547,8 @@
           <w:szCs w:val="28"/>
         </w:rPr>
       </w:pPr>
-      <w:bookmarkStart w:id="36" w:name="_Toc241770963"/>
-      <w:bookmarkStart w:id="37" w:name="_Toc244246370"/>
+      <w:bookmarkStart w:id="37" w:name="_Toc241770963"/>
+      <w:bookmarkStart w:id="38" w:name="_Toc244337014"/>
       <w:r>
         <w:rPr>
           <w:rFonts w:ascii="Times New Roman" w:hAnsi="Times New Roman" w:cs="Times New Roman"/>
@@ -9466,8 +8571,8 @@
         </w:rPr>
         <w:t>.2. Актуальность и корректность постановки задачи</w:t>
       </w:r>
-      <w:bookmarkEnd w:id="36"/>
       <w:bookmarkEnd w:id="37"/>
+      <w:bookmarkEnd w:id="38"/>
     </w:p>
     <w:p>
       <w:pPr>
@@ -9480,7 +8585,7 @@
           <w:szCs w:val="28"/>
         </w:rPr>
       </w:pPr>
-      <w:bookmarkStart w:id="38" w:name="_Toc241770964"/>
+      <w:bookmarkStart w:id="39" w:name="_Toc241770964"/>
       <w:r>
         <w:rPr>
           <w:sz w:val="28"/>
@@ -9582,7 +8687,7 @@
           <w:szCs w:val="28"/>
         </w:rPr>
       </w:pPr>
-      <w:bookmarkStart w:id="39" w:name="_Toc244246371"/>
+      <w:bookmarkStart w:id="40" w:name="_Toc244337015"/>
       <w:r>
         <w:rPr>
           <w:rFonts w:ascii="Times New Roman" w:hAnsi="Times New Roman" w:cs="Times New Roman"/>
@@ -9605,7 +8710,7 @@
         </w:rPr>
         <w:t>.3. Подготовка и предобработка данных</w:t>
       </w:r>
-      <w:bookmarkEnd w:id="39"/>
+      <w:bookmarkEnd w:id="40"/>
       <w:r>
         <w:rPr>
           <w:rFonts w:ascii="Times New Roman" w:hAnsi="Times New Roman" w:cs="Times New Roman"/>
@@ -9617,7 +8722,7 @@
         </w:rPr>
         <w:t xml:space="preserve"> </w:t>
       </w:r>
-      <w:bookmarkEnd w:id="38"/>
+      <w:bookmarkEnd w:id="39"/>
     </w:p>
     <w:p>
       <w:pPr>
@@ -9630,7 +8735,7 @@
           <w:szCs w:val="28"/>
         </w:rPr>
       </w:pPr>
-      <w:bookmarkStart w:id="40" w:name="_Toc241770965"/>
+      <w:bookmarkStart w:id="41" w:name="_Toc241770965"/>
       <w:r>
         <w:rPr>
           <w:sz w:val="28"/>
@@ -9670,7 +8775,7 @@
           <w:szCs w:val="28"/>
         </w:rPr>
       </w:pPr>
-      <w:bookmarkStart w:id="41" w:name="_Toc244246372"/>
+      <w:bookmarkStart w:id="42" w:name="_Toc244337016"/>
       <w:r>
         <w:rPr>
           <w:rFonts w:ascii="Times New Roman" w:hAnsi="Times New Roman" w:cs="Times New Roman"/>
@@ -9693,8 +8798,8 @@
         </w:rPr>
         <w:t>.4 Моделирование данных</w:t>
       </w:r>
-      <w:bookmarkEnd w:id="40"/>
       <w:bookmarkEnd w:id="41"/>
+      <w:bookmarkEnd w:id="42"/>
     </w:p>
     <w:p>
       <w:pPr>
@@ -9707,7 +8812,7 @@
           <w:szCs w:val="28"/>
         </w:rPr>
       </w:pPr>
-      <w:bookmarkStart w:id="42" w:name="_Toc241770966"/>
+      <w:bookmarkStart w:id="43" w:name="_Toc241770966"/>
       <w:r>
         <w:rPr>
           <w:sz w:val="28"/>
@@ -9745,9 +8850,9 @@
           <w:szCs w:val="28"/>
         </w:rPr>
       </w:pPr>
-      <w:bookmarkStart w:id="43" w:name="_Toc241770969"/>
-      <w:bookmarkStart w:id="44" w:name="_Toc244246373"/>
-      <w:bookmarkEnd w:id="42"/>
+      <w:bookmarkStart w:id="44" w:name="_Toc241770969"/>
+      <w:bookmarkStart w:id="45" w:name="_Toc244337017"/>
+      <w:bookmarkEnd w:id="43"/>
       <w:r>
         <w:rPr>
           <w:rFonts w:ascii="Times New Roman" w:hAnsi="Times New Roman" w:cs="Times New Roman"/>
@@ -9793,8 +8898,8 @@
         </w:rPr>
         <w:t>. Замечания и недостатки</w:t>
       </w:r>
-      <w:bookmarkEnd w:id="43"/>
       <w:bookmarkEnd w:id="44"/>
+      <w:bookmarkEnd w:id="45"/>
     </w:p>
     <w:p>
       <w:pPr>
@@ -9812,7 +8917,7 @@
           <w:szCs w:val="28"/>
         </w:rPr>
       </w:pPr>
-      <w:bookmarkStart w:id="45" w:name="_Toc241770971"/>
+      <w:bookmarkStart w:id="46" w:name="_Toc241770971"/>
       <w:r>
         <w:rPr>
           <w:rFonts w:eastAsia="Times New Roman" w:cs="Times New Roman"/>
@@ -9864,7 +8969,7 @@
           <w:szCs w:val="28"/>
         </w:rPr>
       </w:pPr>
-      <w:bookmarkStart w:id="46" w:name="_Toc244246374"/>
+      <w:bookmarkStart w:id="47" w:name="_Toc244337018"/>
       <w:r>
         <w:rPr>
           <w:rFonts w:ascii="Times New Roman" w:hAnsi="Times New Roman" w:cs="Times New Roman"/>
@@ -9909,8 +9014,8 @@
         </w:rPr>
         <w:t>. Итоговая оценка и заключение</w:t>
       </w:r>
-      <w:bookmarkEnd w:id="45"/>
       <w:bookmarkEnd w:id="46"/>
+      <w:bookmarkEnd w:id="47"/>
     </w:p>
     <w:p>
       <w:pPr>
@@ -9965,10 +9070,11 @@
           <w:color w:val="auto"/>
           <w:sz w:val="28"/>
           <w:szCs w:val="28"/>
-        </w:rPr>
-      </w:pPr>
-      <w:bookmarkStart w:id="47" w:name="_Toc241770972"/>
-      <w:bookmarkStart w:id="48" w:name="_Toc244246375"/>
+          <w:lang w:val="en-US"/>
+        </w:rPr>
+      </w:pPr>
+      <w:bookmarkStart w:id="48" w:name="_Toc241770972"/>
+      <w:bookmarkStart w:id="49" w:name="_Toc244337019"/>
       <w:r>
         <w:rPr>
           <w:rFonts w:ascii="Times New Roman" w:eastAsia="Times New Roman" w:hAnsi="Times New Roman" w:cs="Times New Roman"/>
@@ -9981,10 +9087,10 @@
         <w:lastRenderedPageBreak/>
         <w:t>ЛИТЕРАТУРА</w:t>
       </w:r>
-      <w:bookmarkEnd w:id="47"/>
       <w:bookmarkEnd w:id="48"/>
+      <w:bookmarkEnd w:id="49"/>
     </w:p>
-    <w:bookmarkEnd w:id="26"/>
+    <w:bookmarkEnd w:id="27"/>
     <w:p>
       <w:pPr>
         <w:pStyle w:val="af4"/>
@@ -10363,7 +9469,112 @@
           <w:sz w:val="28"/>
           <w:szCs w:val="28"/>
         </w:rPr>
-        <w:t xml:space="preserve">Резюме: Исходная статья авторов набора (на немецком). Посвящена </w:t>
+        <w:t>Резюме</w:t>
+      </w:r>
+      <w:r>
+        <w:rPr>
+          <w:sz w:val="28"/>
+          <w:szCs w:val="28"/>
+          <w:lang w:val="en-US"/>
+        </w:rPr>
+        <w:t xml:space="preserve">: </w:t>
+      </w:r>
+      <w:r>
+        <w:rPr>
+          <w:sz w:val="28"/>
+          <w:szCs w:val="28"/>
+        </w:rPr>
+        <w:t>Исходная</w:t>
+      </w:r>
+      <w:r>
+        <w:rPr>
+          <w:sz w:val="28"/>
+          <w:szCs w:val="28"/>
+          <w:lang w:val="en-US"/>
+        </w:rPr>
+        <w:t xml:space="preserve"> </w:t>
+      </w:r>
+      <w:r>
+        <w:rPr>
+          <w:sz w:val="28"/>
+          <w:szCs w:val="28"/>
+        </w:rPr>
+        <w:t>статья</w:t>
+      </w:r>
+      <w:r>
+        <w:rPr>
+          <w:sz w:val="28"/>
+          <w:szCs w:val="28"/>
+          <w:lang w:val="en-US"/>
+        </w:rPr>
+        <w:t xml:space="preserve"> </w:t>
+      </w:r>
+      <w:r>
+        <w:rPr>
+          <w:sz w:val="28"/>
+          <w:szCs w:val="28"/>
+        </w:rPr>
+        <w:t>авторов</w:t>
+      </w:r>
+      <w:r>
+        <w:rPr>
+          <w:sz w:val="28"/>
+          <w:szCs w:val="28"/>
+          <w:lang w:val="en-US"/>
+        </w:rPr>
+        <w:t xml:space="preserve"> </w:t>
+      </w:r>
+      <w:r>
+        <w:rPr>
+          <w:sz w:val="28"/>
+          <w:szCs w:val="28"/>
+        </w:rPr>
+        <w:t>набора</w:t>
+      </w:r>
+      <w:r>
+        <w:rPr>
+          <w:sz w:val="28"/>
+          <w:szCs w:val="28"/>
+          <w:lang w:val="en-US"/>
+        </w:rPr>
+        <w:t xml:space="preserve"> (</w:t>
+      </w:r>
+      <w:r>
+        <w:rPr>
+          <w:sz w:val="28"/>
+          <w:szCs w:val="28"/>
+        </w:rPr>
+        <w:t>на</w:t>
+      </w:r>
+      <w:r>
+        <w:rPr>
+          <w:sz w:val="28"/>
+          <w:szCs w:val="28"/>
+          <w:lang w:val="en-US"/>
+        </w:rPr>
+        <w:t xml:space="preserve"> </w:t>
+      </w:r>
+      <w:r>
+        <w:rPr>
+          <w:sz w:val="28"/>
+          <w:szCs w:val="28"/>
+        </w:rPr>
+        <w:t>немецком</w:t>
+      </w:r>
+      <w:r>
+        <w:rPr>
+          <w:sz w:val="28"/>
+          <w:szCs w:val="28"/>
+          <w:lang w:val="en-US"/>
+        </w:rPr>
+        <w:t xml:space="preserve">). </w:t>
+      </w:r>
+      <w:r>
+        <w:rPr>
+          <w:sz w:val="28"/>
+          <w:szCs w:val="28"/>
+        </w:rPr>
+        <w:t xml:space="preserve">Посвящена </w:t>
       </w:r>
       <w:proofErr w:type="spellStart"/>
       <w:r>
@@ -10540,7 +9751,195 @@
           <w:sz w:val="28"/>
           <w:szCs w:val="28"/>
         </w:rPr>
-        <w:t xml:space="preserve">Резюме: Работа о том, как из сырых токовых сигналов получаются 48 признаков набора (разложение </w:t>
+        <w:t>Резюме</w:t>
+      </w:r>
+      <w:r>
+        <w:rPr>
+          <w:sz w:val="28"/>
+          <w:szCs w:val="28"/>
+          <w:lang w:val="en-US"/>
+        </w:rPr>
+        <w:t xml:space="preserve">: </w:t>
+      </w:r>
+      <w:r>
+        <w:rPr>
+          <w:sz w:val="28"/>
+          <w:szCs w:val="28"/>
+        </w:rPr>
+        <w:t>Работа</w:t>
+      </w:r>
+      <w:r>
+        <w:rPr>
+          <w:sz w:val="28"/>
+          <w:szCs w:val="28"/>
+          <w:lang w:val="en-US"/>
+        </w:rPr>
+        <w:t xml:space="preserve"> </w:t>
+      </w:r>
+      <w:r>
+        <w:rPr>
+          <w:sz w:val="28"/>
+          <w:szCs w:val="28"/>
+        </w:rPr>
+        <w:t>о</w:t>
+      </w:r>
+      <w:r>
+        <w:rPr>
+          <w:sz w:val="28"/>
+          <w:szCs w:val="28"/>
+          <w:lang w:val="en-US"/>
+        </w:rPr>
+        <w:t xml:space="preserve"> </w:t>
+      </w:r>
+      <w:r>
+        <w:rPr>
+          <w:sz w:val="28"/>
+          <w:szCs w:val="28"/>
+        </w:rPr>
+        <w:t>том</w:t>
+      </w:r>
+      <w:r>
+        <w:rPr>
+          <w:sz w:val="28"/>
+          <w:szCs w:val="28"/>
+          <w:lang w:val="en-US"/>
+        </w:rPr>
+        <w:t xml:space="preserve">, </w:t>
+      </w:r>
+      <w:r>
+        <w:rPr>
+          <w:sz w:val="28"/>
+          <w:szCs w:val="28"/>
+        </w:rPr>
+        <w:t>как</w:t>
+      </w:r>
+      <w:r>
+        <w:rPr>
+          <w:sz w:val="28"/>
+          <w:szCs w:val="28"/>
+          <w:lang w:val="en-US"/>
+        </w:rPr>
+        <w:t xml:space="preserve"> </w:t>
+      </w:r>
+      <w:r>
+        <w:rPr>
+          <w:sz w:val="28"/>
+          <w:szCs w:val="28"/>
+        </w:rPr>
+        <w:t>из</w:t>
+      </w:r>
+      <w:r>
+        <w:rPr>
+          <w:sz w:val="28"/>
+          <w:szCs w:val="28"/>
+          <w:lang w:val="en-US"/>
+        </w:rPr>
+        <w:t xml:space="preserve"> </w:t>
+      </w:r>
+      <w:r>
+        <w:rPr>
+          <w:sz w:val="28"/>
+          <w:szCs w:val="28"/>
+        </w:rPr>
+        <w:t>сырых</w:t>
+      </w:r>
+      <w:r>
+        <w:rPr>
+          <w:sz w:val="28"/>
+          <w:szCs w:val="28"/>
+          <w:lang w:val="en-US"/>
+        </w:rPr>
+        <w:t xml:space="preserve"> </w:t>
+      </w:r>
+      <w:r>
+        <w:rPr>
+          <w:sz w:val="28"/>
+          <w:szCs w:val="28"/>
+        </w:rPr>
+        <w:t>токовых</w:t>
+      </w:r>
+      <w:r>
+        <w:rPr>
+          <w:sz w:val="28"/>
+          <w:szCs w:val="28"/>
+          <w:lang w:val="en-US"/>
+        </w:rPr>
+        <w:t xml:space="preserve"> </w:t>
+      </w:r>
+      <w:r>
+        <w:rPr>
+          <w:sz w:val="28"/>
+          <w:szCs w:val="28"/>
+        </w:rPr>
+        <w:t>сигналов</w:t>
+      </w:r>
+      <w:r>
+        <w:rPr>
+          <w:sz w:val="28"/>
+          <w:szCs w:val="28"/>
+          <w:lang w:val="en-US"/>
+        </w:rPr>
+        <w:t xml:space="preserve"> </w:t>
+      </w:r>
+      <w:r>
+        <w:rPr>
+          <w:sz w:val="28"/>
+          <w:szCs w:val="28"/>
+        </w:rPr>
+        <w:t>получаются</w:t>
+      </w:r>
+      <w:r>
+        <w:rPr>
+          <w:sz w:val="28"/>
+          <w:szCs w:val="28"/>
+          <w:lang w:val="en-US"/>
+        </w:rPr>
+        <w:t xml:space="preserve"> 48 </w:t>
+      </w:r>
+      <w:r>
+        <w:rPr>
+          <w:sz w:val="28"/>
+          <w:szCs w:val="28"/>
+        </w:rPr>
+        <w:t>признаков</w:t>
+      </w:r>
+      <w:r>
+        <w:rPr>
+          <w:sz w:val="28"/>
+          <w:szCs w:val="28"/>
+          <w:lang w:val="en-US"/>
+        </w:rPr>
+        <w:t xml:space="preserve"> </w:t>
+      </w:r>
+      <w:r>
+        <w:rPr>
+          <w:sz w:val="28"/>
+          <w:szCs w:val="28"/>
+        </w:rPr>
+        <w:t>набора</w:t>
+      </w:r>
+      <w:r>
+        <w:rPr>
+          <w:sz w:val="28"/>
+          <w:szCs w:val="28"/>
+          <w:lang w:val="en-US"/>
+        </w:rPr>
+        <w:t xml:space="preserve"> (</w:t>
+      </w:r>
+      <w:r>
+        <w:rPr>
+          <w:sz w:val="28"/>
+          <w:szCs w:val="28"/>
+        </w:rPr>
+        <w:t>разложение</w:t>
+      </w:r>
+      <w:r>
+        <w:rPr>
+          <w:sz w:val="28"/>
+          <w:szCs w:val="28"/>
+          <w:lang w:val="en-US"/>
+        </w:rPr>
+        <w:t xml:space="preserve"> </w:t>
       </w:r>
       <w:r>
         <w:rPr>
@@ -10554,8 +9953,31 @@
         <w:rPr>
           <w:sz w:val="28"/>
           <w:szCs w:val="28"/>
-        </w:rPr>
-        <w:t>, статистики). Объясняет происхождение и смысл 48 столбцов — необходима в разделах «Исследование данных» и «Предобработка» (почему столбцы 1–12 — среднее, 13–24 — СКО и т.д.).</w:t>
+          <w:lang w:val="en-US"/>
+        </w:rPr>
+        <w:t xml:space="preserve">, </w:t>
+      </w:r>
+      <w:r>
+        <w:rPr>
+          <w:sz w:val="28"/>
+          <w:szCs w:val="28"/>
+        </w:rPr>
+        <w:t>статистики</w:t>
+      </w:r>
+      <w:r>
+        <w:rPr>
+          <w:sz w:val="28"/>
+          <w:szCs w:val="28"/>
+          <w:lang w:val="en-US"/>
+        </w:rPr>
+        <w:t xml:space="preserve">). </w:t>
+      </w:r>
+      <w:r>
+        <w:rPr>
+          <w:sz w:val="28"/>
+          <w:szCs w:val="28"/>
+        </w:rPr>
+        <w:t>Объясняет происхождение и смысл 48 столбцов — необходима в разделах «Исследование данных» и «Предобработка» (почему столбцы 1–12 — среднее, 13–24 — СКО и т.д.).</w:t>
       </w:r>
     </w:p>
     <w:p>
@@ -11475,7 +10897,6 @@
         <w:rPr>
           <w:sz w:val="28"/>
           <w:szCs w:val="28"/>
-          <w:lang w:val="en-US"/>
         </w:rPr>
       </w:pPr>
       <w:proofErr w:type="spellStart"/>
@@ -11494,115 +10915,14 @@
           <w:szCs w:val="28"/>
           <w:lang w:val="en-US"/>
         </w:rPr>
-        <w:t>: Ding J., Wu Y., Luo Q., Du Y. A fault diagnosis method of mechanical bearing based on the deep forest // Journal of Vibration and Shock. — 2021. — Vol. 40, No. 12. — P. 111–117. — DOI: 10.13465/j.cnki.jvs.2021.12.014. (</w:t>
-      </w:r>
-      <w:proofErr w:type="spellStart"/>
-      <w:r>
-        <w:rPr>
-          <w:sz w:val="28"/>
-          <w:szCs w:val="28"/>
-          <w:lang w:val="en-US"/>
-        </w:rPr>
-        <w:t>на</w:t>
-      </w:r>
-      <w:proofErr w:type="spellEnd"/>
-      <w:r>
-        <w:rPr>
-          <w:sz w:val="28"/>
-          <w:szCs w:val="28"/>
-          <w:lang w:val="en-US"/>
-        </w:rPr>
-        <w:t xml:space="preserve"> </w:t>
-      </w:r>
-      <w:proofErr w:type="spellStart"/>
-      <w:r>
-        <w:rPr>
-          <w:sz w:val="28"/>
-          <w:szCs w:val="28"/>
-          <w:lang w:val="en-US"/>
-        </w:rPr>
-        <w:t>кит</w:t>
-      </w:r>
-      <w:proofErr w:type="spellEnd"/>
-      <w:r>
-        <w:rPr>
-          <w:sz w:val="28"/>
-          <w:szCs w:val="28"/>
-          <w:lang w:val="en-US"/>
-        </w:rPr>
-        <w:t xml:space="preserve">. </w:t>
-      </w:r>
-      <w:proofErr w:type="spellStart"/>
-      <w:r>
-        <w:rPr>
-          <w:sz w:val="28"/>
-          <w:szCs w:val="28"/>
-          <w:lang w:val="en-US"/>
-        </w:rPr>
-        <w:t>яз</w:t>
-      </w:r>
-      <w:proofErr w:type="spellEnd"/>
-      <w:r>
-        <w:rPr>
-          <w:sz w:val="28"/>
-          <w:szCs w:val="28"/>
-          <w:lang w:val="en-US"/>
-        </w:rPr>
-        <w:t xml:space="preserve">., </w:t>
-      </w:r>
-      <w:proofErr w:type="spellStart"/>
-      <w:r>
-        <w:rPr>
-          <w:sz w:val="28"/>
-          <w:szCs w:val="28"/>
-          <w:lang w:val="en-US"/>
-        </w:rPr>
-        <w:t>есть</w:t>
-      </w:r>
-      <w:proofErr w:type="spellEnd"/>
-      <w:r>
-        <w:rPr>
-          <w:sz w:val="28"/>
-          <w:szCs w:val="28"/>
-          <w:lang w:val="en-US"/>
-        </w:rPr>
-        <w:t xml:space="preserve"> </w:t>
-      </w:r>
-      <w:proofErr w:type="spellStart"/>
-      <w:r>
-        <w:rPr>
-          <w:sz w:val="28"/>
-          <w:szCs w:val="28"/>
-          <w:lang w:val="en-US"/>
-        </w:rPr>
-        <w:t>англ</w:t>
-      </w:r>
-      <w:proofErr w:type="spellEnd"/>
-      <w:r>
-        <w:rPr>
-          <w:sz w:val="28"/>
-          <w:szCs w:val="28"/>
-          <w:lang w:val="en-US"/>
-        </w:rPr>
-        <w:t xml:space="preserve">. </w:t>
-      </w:r>
-      <w:proofErr w:type="spellStart"/>
-      <w:r>
-        <w:rPr>
-          <w:sz w:val="28"/>
-          <w:szCs w:val="28"/>
-          <w:lang w:val="en-US"/>
-        </w:rPr>
-        <w:t>аннотация</w:t>
-      </w:r>
-      <w:proofErr w:type="spellEnd"/>
-      <w:r>
-        <w:rPr>
-          <w:sz w:val="28"/>
-          <w:szCs w:val="28"/>
-          <w:lang w:val="en-US"/>
-        </w:rPr>
-        <w:t>)</w:t>
+        <w:t xml:space="preserve">: Ding J., Wu Y., Luo Q., Du Y. A fault diagnosis method of mechanical bearing based on the deep forest // Journal of Vibration and Shock. — 2021. — Vol. 40, No. 12. — P. 111–117. — DOI: 10.13465/j.cnki.jvs.2021.12.014. </w:t>
+      </w:r>
+      <w:r>
+        <w:rPr>
+          <w:sz w:val="28"/>
+          <w:szCs w:val="28"/>
+        </w:rPr>
+        <w:t>(на кит. яз., есть англ. аннотация)</w:t>
       </w:r>
     </w:p>
     <w:p>
@@ -11732,8 +11052,6 @@
         </w:rPr>
         <w:t xml:space="preserve"> как надежного базового метода и дает числа для проверки на «аналогичность».</w:t>
       </w:r>
-      <w:bookmarkStart w:id="49" w:name="_GoBack"/>
-      <w:bookmarkEnd w:id="49"/>
     </w:p>
     <w:sectPr>
       <w:pgSz w:w="11906" w:h="16838"/>
@@ -16001,7 +15319,7 @@
 </file>
 
 <file path=customXml/itemProps1.xml><?xml version="1.0" encoding="utf-8"?>
-<ds:datastoreItem xmlns:ds="http://schemas.openxmlformats.org/officeDocument/2006/customXml" ds:itemID="{984017E1-1880-4A2D-BD51-1A2236482864}">
+<ds:datastoreItem xmlns:ds="http://schemas.openxmlformats.org/officeDocument/2006/customXml" ds:itemID="{75E6FAB7-6C26-405D-89C9-4C4E68EBC6EB}">
   <ds:schemaRefs>
     <ds:schemaRef ds:uri="http://schemas.openxmlformats.org/officeDocument/2006/bibliography"/>
   </ds:schemaRefs>
